--- a/8 семестр/ВКР/черновик.docx
+++ b/8 семестр/ВКР/черновик.docx
@@ -487,7 +487,15 @@
           <w:rFonts w:cs="Times New Roman"/>
           <w:szCs w:val="28"/>
         </w:rPr>
-        <w:t xml:space="preserve"> — расширить эту модель, добавив новые условия:</w:t>
+        <w:t xml:space="preserve"> — расширить эту модель, добавив новые </w:t>
+      </w:r>
+      <w:proofErr w:type="gramStart"/>
+      <w:r>
+        <w:rPr>
+          <w:rFonts w:cs="Times New Roman"/>
+          <w:szCs w:val="28"/>
+        </w:rPr>
+        <w:t>условия:</w:t>
       </w:r>
       <w:r>
         <w:rPr>
@@ -509,7 +517,16 @@
           <w:szCs w:val="28"/>
           <w:highlight w:val="magenta"/>
         </w:rPr>
-        <w:t>прибор иногда недоступен из-за обслуживания</w:t>
+        <w:t>прибор</w:t>
+      </w:r>
+      <w:proofErr w:type="gramEnd"/>
+      <w:r>
+        <w:rPr>
+          <w:rFonts w:cs="Times New Roman"/>
+          <w:szCs w:val="28"/>
+          <w:highlight w:val="magenta"/>
+        </w:rPr>
+        <w:t xml:space="preserve"> иногда недоступен из-за обслуживания</w:t>
       </w:r>
       <w:r>
         <w:rPr>
@@ -1049,14 +1066,17 @@
         <w:t xml:space="preserve">: бинарные переменные доступности прибора </w:t>
       </w:r>
       <w:proofErr w:type="spellStart"/>
+      <w:proofErr w:type="gramStart"/>
       <w:r>
         <w:t>ul,t</w:t>
       </w:r>
       <w:proofErr w:type="spellEnd"/>
+      <w:proofErr w:type="gramEnd"/>
       <w:r>
         <w:t xml:space="preserve">; дискретные уровни наработки/износа </w:t>
       </w:r>
       <w:proofErr w:type="spellStart"/>
+      <w:proofErr w:type="gramStart"/>
       <w:r>
         <w:t>sl,t</w:t>
       </w:r>
@@ -1064,6 +1084,7 @@
       <w:r>
         <w:t>.</w:t>
       </w:r>
+      <w:proofErr w:type="gramEnd"/>
     </w:p>
     <w:p>
       <w:pPr>
@@ -1101,16 +1122,23 @@
         <w:t xml:space="preserve">: времена обработки </w:t>
       </w:r>
       <w:proofErr w:type="spellStart"/>
+      <w:proofErr w:type="gramStart"/>
       <w:r>
         <w:t>pi,l</w:t>
       </w:r>
       <w:proofErr w:type="spellEnd"/>
+      <w:proofErr w:type="gramEnd"/>
       <w:r>
         <w:t xml:space="preserve"> и переналадки </w:t>
       </w:r>
       <w:proofErr w:type="spellStart"/>
-      <w:r>
-        <w:t>ri,k,l</w:t>
+      <w:proofErr w:type="gramStart"/>
+      <w:r>
+        <w:t>ri,k</w:t>
+      </w:r>
+      <w:proofErr w:type="gramEnd"/>
+      <w:r>
+        <w:t>,l</w:t>
       </w:r>
       <w:proofErr w:type="spellEnd"/>
       <w:r>
@@ -1354,48 +1382,12 @@
         <w:t>два предложения, объясняющие, какие именно элементы конвейера переводятся в переменные/ограничения MILP (пакеты → целочисленные переменные; порядок → бинарные переменные; времена начала/окончания → непрерывные переменные).</w:t>
       </w:r>
     </w:p>
-    <w:p>
-      <w:pPr>
-        <w:rPr>
-          <w:lang w:val="en-US"/>
-        </w:rPr>
-      </w:pPr>
-    </w:p>
-    <w:p>
-      <w:pPr>
-        <w:rPr>
-          <w:lang w:val="en-US"/>
-        </w:rPr>
-      </w:pPr>
-    </w:p>
-    <w:p>
-      <w:pPr>
-        <w:rPr>
-          <w:lang w:val="en-US"/>
-        </w:rPr>
-      </w:pPr>
-    </w:p>
-    <w:p>
-      <w:pPr>
-        <w:rPr>
-          <w:lang w:val="en-US"/>
-        </w:rPr>
-      </w:pPr>
-    </w:p>
-    <w:p>
-      <w:pPr>
-        <w:rPr>
-          <w:lang w:val="en-US"/>
-        </w:rPr>
-      </w:pPr>
-    </w:p>
-    <w:p>
-      <w:pPr>
-        <w:rPr>
-          <w:lang w:val="en-US"/>
-        </w:rPr>
-      </w:pPr>
-    </w:p>
+    <w:p/>
+    <w:p/>
+    <w:p/>
+    <w:p/>
+    <w:p/>
+    <w:p/>
     <w:p>
       <w:pPr>
         <w:pStyle w:val="1"/>
@@ -1426,11 +1418,224 @@
         <w:t xml:space="preserve"> (ПТО)</w:t>
       </w:r>
     </w:p>
+    <w:p>
+      <w:pPr>
+        <w:rPr>
+          <w:color w:val="EE0000"/>
+        </w:rPr>
+      </w:pPr>
+    </w:p>
+    <w:p>
+      <w:pPr>
+        <w:rPr>
+          <w:color w:val="EE0000"/>
+          <w:u w:val="single"/>
+        </w:rPr>
+      </w:pPr>
+      <w:r>
+        <w:rPr>
+          <w:color w:val="EE0000"/>
+          <w:u w:val="single"/>
+        </w:rPr>
+        <w:t>КАКИЕ КРИТЕРИИ СРАВНЕНИЯ</w:t>
+      </w:r>
+    </w:p>
+    <w:p>
+      <w:r>
+        <w:t>Время получения решения?</w:t>
+      </w:r>
+    </w:p>
+    <w:p>
+      <w:r>
+        <w:t>Производительность конвейера (как определить?)</w:t>
+      </w:r>
+    </w:p>
+    <w:p>
+      <w:pPr>
+        <w:pBdr>
+          <w:bottom w:val="single" w:sz="12" w:space="1" w:color="auto"/>
+        </w:pBdr>
+      </w:pPr>
+    </w:p>
     <w:p/>
     <w:p>
       <w:r>
-        <w:t>КАКИЕ КРИТЕРИИ СРАВНЕНИЯ</w:t>
-      </w:r>
+        <w:t xml:space="preserve">Представлен обзор </w:t>
+      </w:r>
+      <w:r>
+        <w:t>работ отечественных авторов</w:t>
+      </w:r>
+      <w:r>
+        <w:t xml:space="preserve">, </w:t>
+      </w:r>
+      <w:r>
+        <w:t>фокусирующи</w:t>
+      </w:r>
+      <w:r>
+        <w:t xml:space="preserve">хся </w:t>
+      </w:r>
+      <w:r>
+        <w:t xml:space="preserve">на </w:t>
+      </w:r>
+      <w:r>
+        <w:t xml:space="preserve">моделях для </w:t>
+      </w:r>
+      <w:r>
+        <w:t>группировк</w:t>
+      </w:r>
+      <w:r>
+        <w:t>и</w:t>
+      </w:r>
+      <w:r>
+        <w:t xml:space="preserve"> заданий и построени</w:t>
+      </w:r>
+      <w:r>
+        <w:t xml:space="preserve">я </w:t>
+      </w:r>
+      <w:r>
+        <w:t>расписаний</w:t>
+      </w:r>
+      <w:r>
+        <w:t xml:space="preserve">, которые учитывают различные </w:t>
+      </w:r>
+      <w:r>
+        <w:rPr>
+          <w:color w:val="EE0000"/>
+        </w:rPr>
+        <w:t>особенности систем, типы оборудования и пр. [?????].</w:t>
+      </w:r>
+      <w:r>
+        <w:rPr>
+          <w:color w:val="EE0000"/>
+        </w:rPr>
+        <w:t xml:space="preserve"> </w:t>
+      </w:r>
+      <w:r>
+        <w:t xml:space="preserve">Также рассмотрены зарубежные статьи по построению </w:t>
+      </w:r>
+      <w:r>
+        <w:t>MILP-модел</w:t>
+      </w:r>
+      <w:r>
+        <w:t>ей с</w:t>
+      </w:r>
+      <w:r>
+        <w:t xml:space="preserve"> </w:t>
+      </w:r>
+      <w:r>
+        <w:t>реализацией учёта</w:t>
+      </w:r>
+      <w:r>
+        <w:t xml:space="preserve"> </w:t>
+      </w:r>
+      <w:r>
+        <w:t>превентивного техобслуживания. В ходе сравнения выделены особенности каждого рассматриваемого решения, которые можно «скрестить» при реализации дипломного проекта.</w:t>
+      </w:r>
+    </w:p>
+    <w:p>
+      <w:pPr>
+        <w:pBdr>
+          <w:bottom w:val="single" w:sz="12" w:space="1" w:color="auto"/>
+        </w:pBdr>
+      </w:pPr>
+    </w:p>
+    <w:p>
+      <w:pPr>
+        <w:rPr>
+          <w:color w:val="EE0000"/>
+        </w:rPr>
+      </w:pPr>
+    </w:p>
+    <w:p>
+      <w:bookmarkStart w:id="0" w:name="_Hlk225528985"/>
+      <w:r>
+        <w:t xml:space="preserve">В настоящем разделе проводится анализ существующих подходов к решению задачи оптимизации расписаний выполнения пакетов заданий в конвейерных (многостадийных потоковых) системах класса </w:t>
+      </w:r>
+      <w:proofErr w:type="spellStart"/>
+      <w:r>
+        <w:t>Flow</w:t>
+      </w:r>
+      <w:proofErr w:type="spellEnd"/>
+      <w:r>
+        <w:t xml:space="preserve"> Shop с использованием аппарата смешанного целочисленного линейного программирования (MILP).</w:t>
+      </w:r>
+    </w:p>
+    <w:p>
+      <w:bookmarkStart w:id="1" w:name="_Hlk225529153"/>
+      <w:bookmarkEnd w:id="0"/>
+      <w:r>
+        <w:t>Анализ построен по двум основным направлениям. Во-первых, рассмотрены работы отечественных авторов, посвящённые моделям MILP для совместной оптимизации включения заданий в пакеты (</w:t>
+      </w:r>
+      <w:proofErr w:type="spellStart"/>
+      <w:r>
+        <w:t>batching</w:t>
+      </w:r>
+      <w:proofErr w:type="spellEnd"/>
+      <w:r>
+        <w:t xml:space="preserve">) и определения порядка выполнения этих пакетов на приборах конвейерной системы. Особое внимание уделено моделям, разработанным К. В. Кротовым </w:t>
+      </w:r>
+      <w:r>
+        <w:lastRenderedPageBreak/>
+        <w:t>и его соавторами, которые учитывают различные особенности конвейерных систем, типы оборудования, ограничения на буферы и директивные сроки.</w:t>
+      </w:r>
+    </w:p>
+    <w:p>
+      <w:r>
+        <w:t xml:space="preserve">Во-вторых, проанализированы зарубежные исследования, в которых </w:t>
+      </w:r>
+      <w:proofErr w:type="spellStart"/>
+      <w:r>
+        <w:t>Preventive</w:t>
+      </w:r>
+      <w:proofErr w:type="spellEnd"/>
+      <w:r>
+        <w:t xml:space="preserve"> </w:t>
+      </w:r>
+      <w:proofErr w:type="spellStart"/>
+      <w:r>
+        <w:t>Maintenance</w:t>
+      </w:r>
+      <w:proofErr w:type="spellEnd"/>
+      <w:r>
+        <w:t xml:space="preserve"> (превентивное/профилактическое техническое обслуживание) интегрируется в задачи </w:t>
+      </w:r>
+      <w:proofErr w:type="spellStart"/>
+      <w:r>
+        <w:t>Flow</w:t>
+      </w:r>
+      <w:proofErr w:type="spellEnd"/>
+      <w:r>
+        <w:t xml:space="preserve"> Shop </w:t>
+      </w:r>
+      <w:proofErr w:type="spellStart"/>
+      <w:r>
+        <w:t>scheduling</w:t>
+      </w:r>
+      <w:proofErr w:type="spellEnd"/>
+      <w:r>
+        <w:t xml:space="preserve"> с применением MILP-моделей. В этих работах рассматриваются различные политики проведения ТО: с фиксированными временными окнами, после определённого количества обработанных заданий или с гибким планированием периодов недоступности оборудования.</w:t>
+      </w:r>
+    </w:p>
+    <w:p/>
+    <w:bookmarkEnd w:id="1"/>
+    <w:p>
+      <w:r>
+        <w:t>В ходе сравнения выявлены сильные и слабые стороны каждого класса моделей. Показано, что существующие отечественные решения обеспечивают высокое качество оптимизации пакетной обработки, однако не учитывают состояние и необходимость технического обслуживания приборов. В свою очередь, зарубежные модели с учётом превентивного обслуживания, как правило, рассматривают задания индивидуально (без механизма формирования пакетов), что снижает их применимость к задачам пакетной обработки в промышленных и вычислительных конвейерных системах.</w:t>
+      </w:r>
+    </w:p>
+    <w:p>
+      <w:r>
+        <w:t>На основе проведённого обзора определены ключевые элементы, которые целесообразно объединить в рамках настоящей работы: механизм пакетного формирования заданий из моделей К. В. Кротова и подходы к формализации ограничений на проведение профилактического технического обслуживания из зарубежных MILP-моделей. Это позволит разработать расширенную математическую модель, более адекватно отражающую реальные условия эксплуатации конвейерных систем.</w:t>
+      </w:r>
+    </w:p>
+    <w:p>
+      <w:pPr>
+        <w:rPr>
+          <w:i/>
+          <w:iCs/>
+          <w:color w:val="EE0000"/>
+        </w:rPr>
+      </w:pPr>
     </w:p>
     <w:sectPr>
       <w:pgSz w:w="11906" w:h="16838"/>
@@ -3052,7 +3257,6 @@
   <w:style w:type="character" w:default="1" w:styleId="a0">
     <w:name w:val="Default Paragraph Font"/>
     <w:uiPriority w:val="1"/>
-    <w:semiHidden/>
     <w:unhideWhenUsed/>
   </w:style>
   <w:style w:type="table" w:default="1" w:styleId="a1">

--- a/8 семестр/ВКР/черновик.docx
+++ b/8 семестр/ВКР/черновик.docx
@@ -487,15 +487,7 @@
           <w:rFonts w:cs="Times New Roman"/>
           <w:szCs w:val="28"/>
         </w:rPr>
-        <w:t xml:space="preserve"> — расширить эту модель, добавив новые </w:t>
-      </w:r>
-      <w:proofErr w:type="gramStart"/>
-      <w:r>
-        <w:rPr>
-          <w:rFonts w:cs="Times New Roman"/>
-          <w:szCs w:val="28"/>
-        </w:rPr>
-        <w:t>условия:</w:t>
+        <w:t xml:space="preserve"> — расширить эту модель, добавив новые условия:</w:t>
       </w:r>
       <w:r>
         <w:rPr>
@@ -517,16 +509,7 @@
           <w:szCs w:val="28"/>
           <w:highlight w:val="magenta"/>
         </w:rPr>
-        <w:t>прибор</w:t>
-      </w:r>
-      <w:proofErr w:type="gramEnd"/>
-      <w:r>
-        <w:rPr>
-          <w:rFonts w:cs="Times New Roman"/>
-          <w:szCs w:val="28"/>
-          <w:highlight w:val="magenta"/>
-        </w:rPr>
-        <w:t xml:space="preserve"> иногда недоступен из-за обслуживания</w:t>
+        <w:t>прибор иногда недоступен из-за обслуживания</w:t>
       </w:r>
       <w:r>
         <w:rPr>
@@ -1066,17 +1049,14 @@
         <w:t xml:space="preserve">: бинарные переменные доступности прибора </w:t>
       </w:r>
       <w:proofErr w:type="spellStart"/>
-      <w:proofErr w:type="gramStart"/>
       <w:r>
         <w:t>ul,t</w:t>
       </w:r>
       <w:proofErr w:type="spellEnd"/>
-      <w:proofErr w:type="gramEnd"/>
       <w:r>
         <w:t xml:space="preserve">; дискретные уровни наработки/износа </w:t>
       </w:r>
       <w:proofErr w:type="spellStart"/>
-      <w:proofErr w:type="gramStart"/>
       <w:r>
         <w:t>sl,t</w:t>
       </w:r>
@@ -1084,7 +1064,6 @@
       <w:r>
         <w:t>.</w:t>
       </w:r>
-      <w:proofErr w:type="gramEnd"/>
     </w:p>
     <w:p>
       <w:pPr>
@@ -1122,23 +1101,16 @@
         <w:t xml:space="preserve">: времена обработки </w:t>
       </w:r>
       <w:proofErr w:type="spellStart"/>
-      <w:proofErr w:type="gramStart"/>
       <w:r>
         <w:t>pi,l</w:t>
       </w:r>
       <w:proofErr w:type="spellEnd"/>
-      <w:proofErr w:type="gramEnd"/>
       <w:r>
         <w:t xml:space="preserve"> и переналадки </w:t>
       </w:r>
       <w:proofErr w:type="spellStart"/>
-      <w:proofErr w:type="gramStart"/>
-      <w:r>
-        <w:t>ri,k</w:t>
-      </w:r>
-      <w:proofErr w:type="gramEnd"/>
-      <w:r>
-        <w:t>,l</w:t>
+      <w:r>
+        <w:t>ri,k,l</w:t>
       </w:r>
       <w:proofErr w:type="spellEnd"/>
       <w:r>
@@ -1626,6 +1598,538 @@
     <w:p>
       <w:r>
         <w:t>На основе проведённого обзора определены ключевые элементы, которые целесообразно объединить в рамках настоящей работы: механизм пакетного формирования заданий из моделей К. В. Кротова и подходы к формализации ограничений на проведение профилактического технического обслуживания из зарубежных MILP-моделей. Это позволит разработать расширенную математическую модель, более адекватно отражающую реальные условия эксплуатации конвейерных систем.</w:t>
+      </w:r>
+    </w:p>
+    <w:p>
+      <w:pPr>
+        <w:rPr>
+          <w:lang w:val="en-US"/>
+        </w:rPr>
+      </w:pPr>
+    </w:p>
+    <w:p>
+      <w:pPr>
+        <w:rPr>
+          <w:lang w:val="en-US"/>
+        </w:rPr>
+      </w:pPr>
+    </w:p>
+    <w:p>
+      <w:pPr>
+        <w:rPr>
+          <w:lang w:val="en-US"/>
+        </w:rPr>
+      </w:pPr>
+    </w:p>
+    <w:p>
+      <w:pPr>
+        <w:rPr>
+          <w:lang w:val="en-US"/>
+        </w:rPr>
+      </w:pPr>
+    </w:p>
+    <w:p>
+      <w:pPr>
+        <w:rPr>
+          <w:lang w:val="en-US"/>
+        </w:rPr>
+      </w:pPr>
+    </w:p>
+    <w:p>
+      <w:pPr>
+        <w:rPr>
+          <w:lang w:val="en-US"/>
+        </w:rPr>
+      </w:pPr>
+    </w:p>
+    <w:p>
+      <w:pPr>
+        <w:rPr>
+          <w:lang w:val="en-US"/>
+        </w:rPr>
+      </w:pPr>
+    </w:p>
+    <w:p>
+      <w:pPr>
+        <w:rPr>
+          <w:lang w:val="en-US"/>
+        </w:rPr>
+      </w:pPr>
+    </w:p>
+    <w:p>
+      <w:pPr>
+        <w:rPr>
+          <w:lang w:val="en-US"/>
+        </w:rPr>
+      </w:pPr>
+    </w:p>
+    <w:p>
+      <w:pPr>
+        <w:rPr>
+          <w:lang w:val="en-US"/>
+        </w:rPr>
+      </w:pPr>
+    </w:p>
+    <w:p>
+      <w:pPr>
+        <w:rPr>
+          <w:lang w:val="en-US"/>
+        </w:rPr>
+      </w:pPr>
+    </w:p>
+    <w:p>
+      <w:r>
+        <w:t xml:space="preserve">Другим, более близким к теме работы примером интеграции в задачи </w:t>
+      </w:r>
+      <w:r>
+        <w:rPr>
+          <w:lang w:val="en-US"/>
+        </w:rPr>
+        <w:t>Flow</w:t>
+      </w:r>
+      <w:r>
+        <w:t xml:space="preserve"> </w:t>
+      </w:r>
+      <w:r>
+        <w:rPr>
+          <w:lang w:val="en-US"/>
+        </w:rPr>
+        <w:t>Shop</w:t>
+      </w:r>
+      <w:r>
+        <w:t xml:space="preserve"> </w:t>
+      </w:r>
+      <w:r>
+        <w:t>понятия техобслуживания является</w:t>
+      </w:r>
+      <w:r>
+        <w:t xml:space="preserve"> </w:t>
+      </w:r>
+      <w:r>
+        <w:t>исследование</w:t>
+      </w:r>
+      <w:r>
+        <w:t>, представленн</w:t>
+      </w:r>
+      <w:r>
+        <w:t>ое</w:t>
+      </w:r>
+      <w:r>
+        <w:t xml:space="preserve"> в работе [7]. </w:t>
+      </w:r>
+      <w:r>
+        <w:t>В ней а</w:t>
+      </w:r>
+      <w:r>
+        <w:t xml:space="preserve">вторы </w:t>
+      </w:r>
+      <w:r>
+        <w:t>решают задачу оптимизации расписаний</w:t>
+      </w:r>
+      <w:r>
+        <w:t xml:space="preserve"> в классическо</w:t>
+      </w:r>
+      <w:r>
+        <w:t>м перестановочном конвейере</w:t>
+      </w:r>
+      <w:r>
+        <w:t xml:space="preserve">. </w:t>
+      </w:r>
+    </w:p>
+    <w:p>
+      <w:r>
+        <w:t xml:space="preserve">Перестановочный конвейер (задача типа </w:t>
+      </w:r>
+      <w:r>
+        <w:rPr>
+          <w:lang w:val="en-US"/>
+        </w:rPr>
+        <w:t>Permutation</w:t>
+      </w:r>
+      <w:r>
+        <w:t xml:space="preserve"> </w:t>
+      </w:r>
+      <w:r>
+        <w:rPr>
+          <w:lang w:val="en-US"/>
+        </w:rPr>
+        <w:t>Flow</w:t>
+      </w:r>
+      <w:r>
+        <w:t xml:space="preserve"> </w:t>
+      </w:r>
+      <w:r>
+        <w:rPr>
+          <w:lang w:val="en-US"/>
+        </w:rPr>
+        <w:t>Shop</w:t>
+      </w:r>
+      <w:r>
+        <w:t>) значит</w:t>
+      </w:r>
+      <w:r>
+        <w:t xml:space="preserve">, что все задания </w:t>
+      </w:r>
+      <w:r>
+        <w:t xml:space="preserve">в нём </w:t>
+      </w:r>
+      <w:r>
+        <w:t>проходят через приборы строго в одной и той же последовательности без возможности перестановки порядка приборов для разных заданий.</w:t>
+      </w:r>
+      <w:r>
+        <w:t xml:space="preserve"> </w:t>
+      </w:r>
+    </w:p>
+    <w:p>
+      <w:r>
+        <w:t>Другая особенность работы – реализация превентивное техобслуживание в</w:t>
+      </w:r>
+      <w:r>
+        <w:t xml:space="preserve"> </w:t>
+      </w:r>
+      <w:r>
+        <w:t>«</w:t>
+      </w:r>
+      <w:r>
+        <w:rPr>
+          <w:lang w:val="en-US"/>
+        </w:rPr>
+        <w:t>non</w:t>
+      </w:r>
+      <w:r>
+        <w:t>-</w:t>
+      </w:r>
+      <w:r>
+        <w:rPr>
+          <w:lang w:val="en-US"/>
+        </w:rPr>
+        <w:t>resumable</w:t>
+      </w:r>
+      <w:r>
+        <w:t>»</w:t>
+      </w:r>
+      <w:r>
+        <w:t xml:space="preserve"> режиме. </w:t>
+      </w:r>
+      <w:r>
+        <w:t>П</w:t>
+      </w:r>
+      <w:r>
+        <w:t>лановое техобслуживание</w:t>
+      </w:r>
+      <w:r>
+        <w:t xml:space="preserve"> прибора может начаться прямо в процессе обработки им задания, и в таком случае после наладки</w:t>
+      </w:r>
+      <w:r>
+        <w:t xml:space="preserve"> его при</w:t>
+      </w:r>
+      <w:r>
+        <w:t>дётся</w:t>
+      </w:r>
+      <w:r>
+        <w:t xml:space="preserve"> начинать заново. Авторы </w:t>
+      </w:r>
+      <w:r>
+        <w:t xml:space="preserve">вводят в модель </w:t>
+      </w:r>
+      <w:r>
+        <w:t xml:space="preserve">заранее </w:t>
+      </w:r>
+      <w:r>
+        <w:t>задаваемые параметры</w:t>
+      </w:r>
+      <w:r>
+        <w:t xml:space="preserve">: </w:t>
+      </w:r>
+      <w:r>
+        <w:t xml:space="preserve">периодичность техобслуживания прибора </w:t>
+      </w:r>
+      <w:r>
+        <w:t xml:space="preserve">и </w:t>
+      </w:r>
+      <w:r>
+        <w:t xml:space="preserve">его </w:t>
+      </w:r>
+      <w:r>
+        <w:t xml:space="preserve">продолжительность. На одном приборе может быть запланировано несколько </w:t>
+      </w:r>
+      <w:r>
+        <w:t>подобных</w:t>
+      </w:r>
+      <w:r>
+        <w:t xml:space="preserve"> операций.</w:t>
+      </w:r>
+    </w:p>
+    <w:p>
+      <w:r>
+        <w:t>Модель:</w:t>
+      </w:r>
+    </w:p>
+    <w:p>
+      <w:pPr>
+        <w:pStyle w:val="a4"/>
+        <w:numPr>
+          <w:ilvl w:val="0"/>
+          <w:numId w:val="8"/>
+        </w:numPr>
+        <w:rPr>
+          <w:i/>
+          <w:iCs/>
+        </w:rPr>
+      </w:pPr>
+      <w:r>
+        <w:t>использует</w:t>
+      </w:r>
+      <w:r>
+        <w:t xml:space="preserve"> для оптимизации</w:t>
+      </w:r>
+      <w:r>
+        <w:t xml:space="preserve"> </w:t>
+      </w:r>
+      <w:r>
+        <w:t>простые эвристики и приближённые алгоритмы</w:t>
+      </w:r>
+      <w:r>
+        <w:t>;</w:t>
+      </w:r>
+    </w:p>
+    <w:p>
+      <w:pPr>
+        <w:pStyle w:val="a4"/>
+        <w:numPr>
+          <w:ilvl w:val="0"/>
+          <w:numId w:val="8"/>
+        </w:numPr>
+        <w:rPr>
+          <w:i/>
+          <w:iCs/>
+        </w:rPr>
+      </w:pPr>
+      <w:r>
+        <w:rPr>
+          <w:i/>
+          <w:iCs/>
+        </w:rPr>
+        <w:t xml:space="preserve">решает перестановочные </w:t>
+      </w:r>
+      <w:r>
+        <w:rPr>
+          <w:i/>
+          <w:iCs/>
+          <w:lang w:val="en-US"/>
+        </w:rPr>
+        <w:t>Flow</w:t>
+      </w:r>
+      <w:r>
+        <w:rPr>
+          <w:i/>
+          <w:iCs/>
+        </w:rPr>
+        <w:t xml:space="preserve"> </w:t>
+      </w:r>
+      <w:r>
+        <w:rPr>
+          <w:i/>
+          <w:iCs/>
+          <w:lang w:val="en-US"/>
+        </w:rPr>
+        <w:t>Shop</w:t>
+      </w:r>
+      <w:r>
+        <w:rPr>
+          <w:i/>
+          <w:iCs/>
+        </w:rPr>
+        <w:t xml:space="preserve"> задачи (обработка компонент и сборка в единое устройство);</w:t>
+      </w:r>
+    </w:p>
+    <w:p>
+      <w:pPr>
+        <w:pStyle w:val="a4"/>
+        <w:numPr>
+          <w:ilvl w:val="0"/>
+          <w:numId w:val="8"/>
+        </w:numPr>
+        <w:rPr>
+          <w:i/>
+          <w:iCs/>
+        </w:rPr>
+      </w:pPr>
+      <w:r>
+        <w:rPr>
+          <w:i/>
+          <w:iCs/>
+        </w:rPr>
+        <w:t xml:space="preserve">включает дополнительные переменные ограничения для </w:t>
+      </w:r>
+      <w:r>
+        <w:rPr>
+          <w:i/>
+          <w:iCs/>
+        </w:rPr>
+        <w:t>реализации</w:t>
+      </w:r>
+      <w:r>
+        <w:rPr>
+          <w:i/>
+          <w:iCs/>
+        </w:rPr>
+        <w:t xml:space="preserve"> </w:t>
+      </w:r>
+      <w:r>
+        <w:rPr>
+          <w:i/>
+          <w:iCs/>
+        </w:rPr>
+        <w:t xml:space="preserve">регулярного профилактического </w:t>
+      </w:r>
+      <w:r>
+        <w:rPr>
+          <w:i/>
+          <w:iCs/>
+        </w:rPr>
+        <w:t xml:space="preserve">техобслуживания </w:t>
+      </w:r>
+      <w:r>
+        <w:rPr>
+          <w:i/>
+          <w:iCs/>
+        </w:rPr>
+        <w:t>приборов системы</w:t>
+      </w:r>
+      <w:r>
+        <w:rPr>
+          <w:i/>
+          <w:iCs/>
+        </w:rPr>
+        <w:t>;</w:t>
+      </w:r>
+    </w:p>
+    <w:p>
+      <w:pPr>
+        <w:pStyle w:val="a4"/>
+        <w:numPr>
+          <w:ilvl w:val="0"/>
+          <w:numId w:val="8"/>
+        </w:numPr>
+        <w:rPr>
+          <w:i/>
+          <w:iCs/>
+        </w:rPr>
+      </w:pPr>
+      <w:r>
+        <w:rPr>
+          <w:i/>
+          <w:iCs/>
+        </w:rPr>
+        <w:lastRenderedPageBreak/>
+        <w:t xml:space="preserve">позволяет оптимизировать порядок производственных операций, </w:t>
+      </w:r>
+      <w:r>
+        <w:rPr>
+          <w:i/>
+          <w:iCs/>
+        </w:rPr>
+        <w:t>автоматически подставляя операции техобслуживания согласно плану</w:t>
+      </w:r>
+      <w:r>
+        <w:rPr>
+          <w:i/>
+          <w:iCs/>
+        </w:rPr>
+        <w:t>;</w:t>
+      </w:r>
+    </w:p>
+    <w:p>
+      <w:pPr>
+        <w:pStyle w:val="a4"/>
+        <w:numPr>
+          <w:ilvl w:val="0"/>
+          <w:numId w:val="8"/>
+        </w:numPr>
+      </w:pPr>
+      <w:r>
+        <w:t>минимизирует общее время завершения всех заданий;</w:t>
+      </w:r>
+    </w:p>
+    <w:p>
+      <w:pPr>
+        <w:pStyle w:val="a4"/>
+        <w:numPr>
+          <w:ilvl w:val="0"/>
+          <w:numId w:val="8"/>
+        </w:numPr>
+      </w:pPr>
+      <w:r>
+        <w:t>имеет готовую программную реализацию и протестирована на примерах до 500 заданий и 20 приборов.</w:t>
+      </w:r>
+    </w:p>
+    <w:p>
+      <w:r>
+        <w:t>Таким образом, решение является отличным примером</w:t>
+      </w:r>
+      <w:r>
+        <w:t xml:space="preserve"> успешно</w:t>
+      </w:r>
+      <w:r>
+        <w:t>й</w:t>
+      </w:r>
+      <w:r>
+        <w:t xml:space="preserve"> интегр</w:t>
+      </w:r>
+      <w:r>
+        <w:t>ации</w:t>
+      </w:r>
+      <w:r>
+        <w:t xml:space="preserve"> </w:t>
+      </w:r>
+      <w:r>
+        <w:rPr>
+          <w:lang w:val="en-US"/>
+        </w:rPr>
+        <w:t>preventive</w:t>
+      </w:r>
+      <w:r>
+        <w:t xml:space="preserve"> </w:t>
+      </w:r>
+      <w:r>
+        <w:rPr>
+          <w:lang w:val="en-US"/>
+        </w:rPr>
+        <w:t>maintenance</w:t>
+      </w:r>
+      <w:r>
+        <w:t xml:space="preserve"> в классическую задачу </w:t>
+      </w:r>
+      <w:r>
+        <w:rPr>
+          <w:lang w:val="en-US"/>
+        </w:rPr>
+        <w:t>Flow</w:t>
+      </w:r>
+      <w:r>
+        <w:t xml:space="preserve"> Shop</w:t>
+      </w:r>
+      <w:r>
+        <w:t>. О</w:t>
+      </w:r>
+      <w:r>
+        <w:t>днако он</w:t>
+      </w:r>
+      <w:r>
+        <w:t xml:space="preserve">о не предусматривает типизацию и пакетирование заданий, а для оптимизации расписания и вовсе не используется аппарат </w:t>
+      </w:r>
+      <w:r>
+        <w:rPr>
+          <w:lang w:val="en-US"/>
+        </w:rPr>
+        <w:t>MILP</w:t>
+      </w:r>
+      <w:r>
+        <w:t xml:space="preserve">. </w:t>
+      </w:r>
+      <w:r>
+        <w:t>Вместо создания модели авторы предлагают приближённые метаэвристические методы, которые помогают быстро находить не идеальные, но хорошие решения больших задач.</w:t>
       </w:r>
     </w:p>
     <w:p>
@@ -1763,6 +2267,118 @@
     </w:lvl>
   </w:abstractNum>
   <w:abstractNum w:abstractNumId="1" w15:restartNumberingAfterBreak="0">
+    <w:nsid w:val="50575467"/>
+    <w:multiLevelType w:val="hybridMultilevel"/>
+    <w:tmpl w:val="D12E87FE"/>
+    <w:lvl w:ilvl="0" w:tplc="3B36D9CC">
+      <w:numFmt w:val="bullet"/>
+      <w:lvlText w:val="•"/>
+      <w:lvlJc w:val="left"/>
+      <w:pPr>
+        <w:ind w:left="1139" w:hanging="430"/>
+      </w:pPr>
+      <w:rPr>
+        <w:rFonts w:ascii="Times New Roman" w:eastAsiaTheme="minorHAnsi" w:hAnsi="Times New Roman" w:cs="Times New Roman" w:hint="default"/>
+      </w:rPr>
+    </w:lvl>
+    <w:lvl w:ilvl="1" w:tplc="04190003" w:tentative="1">
+      <w:start w:val="1"/>
+      <w:numFmt w:val="bullet"/>
+      <w:lvlText w:val="o"/>
+      <w:lvlJc w:val="left"/>
+      <w:pPr>
+        <w:ind w:left="1789" w:hanging="360"/>
+      </w:pPr>
+      <w:rPr>
+        <w:rFonts w:ascii="Courier New" w:hAnsi="Courier New" w:cs="Courier New" w:hint="default"/>
+      </w:rPr>
+    </w:lvl>
+    <w:lvl w:ilvl="2" w:tplc="04190005" w:tentative="1">
+      <w:start w:val="1"/>
+      <w:numFmt w:val="bullet"/>
+      <w:lvlText w:val=""/>
+      <w:lvlJc w:val="left"/>
+      <w:pPr>
+        <w:ind w:left="2509" w:hanging="360"/>
+      </w:pPr>
+      <w:rPr>
+        <w:rFonts w:ascii="Wingdings" w:hAnsi="Wingdings" w:hint="default"/>
+      </w:rPr>
+    </w:lvl>
+    <w:lvl w:ilvl="3" w:tplc="04190001" w:tentative="1">
+      <w:start w:val="1"/>
+      <w:numFmt w:val="bullet"/>
+      <w:lvlText w:val=""/>
+      <w:lvlJc w:val="left"/>
+      <w:pPr>
+        <w:ind w:left="3229" w:hanging="360"/>
+      </w:pPr>
+      <w:rPr>
+        <w:rFonts w:ascii="Symbol" w:hAnsi="Symbol" w:hint="default"/>
+      </w:rPr>
+    </w:lvl>
+    <w:lvl w:ilvl="4" w:tplc="04190003" w:tentative="1">
+      <w:start w:val="1"/>
+      <w:numFmt w:val="bullet"/>
+      <w:lvlText w:val="o"/>
+      <w:lvlJc w:val="left"/>
+      <w:pPr>
+        <w:ind w:left="3949" w:hanging="360"/>
+      </w:pPr>
+      <w:rPr>
+        <w:rFonts w:ascii="Courier New" w:hAnsi="Courier New" w:cs="Courier New" w:hint="default"/>
+      </w:rPr>
+    </w:lvl>
+    <w:lvl w:ilvl="5" w:tplc="04190005" w:tentative="1">
+      <w:start w:val="1"/>
+      <w:numFmt w:val="bullet"/>
+      <w:lvlText w:val=""/>
+      <w:lvlJc w:val="left"/>
+      <w:pPr>
+        <w:ind w:left="4669" w:hanging="360"/>
+      </w:pPr>
+      <w:rPr>
+        <w:rFonts w:ascii="Wingdings" w:hAnsi="Wingdings" w:hint="default"/>
+      </w:rPr>
+    </w:lvl>
+    <w:lvl w:ilvl="6" w:tplc="04190001" w:tentative="1">
+      <w:start w:val="1"/>
+      <w:numFmt w:val="bullet"/>
+      <w:lvlText w:val=""/>
+      <w:lvlJc w:val="left"/>
+      <w:pPr>
+        <w:ind w:left="5389" w:hanging="360"/>
+      </w:pPr>
+      <w:rPr>
+        <w:rFonts w:ascii="Symbol" w:hAnsi="Symbol" w:hint="default"/>
+      </w:rPr>
+    </w:lvl>
+    <w:lvl w:ilvl="7" w:tplc="04190003" w:tentative="1">
+      <w:start w:val="1"/>
+      <w:numFmt w:val="bullet"/>
+      <w:lvlText w:val="o"/>
+      <w:lvlJc w:val="left"/>
+      <w:pPr>
+        <w:ind w:left="6109" w:hanging="360"/>
+      </w:pPr>
+      <w:rPr>
+        <w:rFonts w:ascii="Courier New" w:hAnsi="Courier New" w:cs="Courier New" w:hint="default"/>
+      </w:rPr>
+    </w:lvl>
+    <w:lvl w:ilvl="8" w:tplc="04190005" w:tentative="1">
+      <w:start w:val="1"/>
+      <w:numFmt w:val="bullet"/>
+      <w:lvlText w:val=""/>
+      <w:lvlJc w:val="left"/>
+      <w:pPr>
+        <w:ind w:left="6829" w:hanging="360"/>
+      </w:pPr>
+      <w:rPr>
+        <w:rFonts w:ascii="Wingdings" w:hAnsi="Wingdings" w:hint="default"/>
+      </w:rPr>
+    </w:lvl>
+  </w:abstractNum>
+  <w:abstractNum w:abstractNumId="2" w15:restartNumberingAfterBreak="0">
     <w:nsid w:val="5202504A"/>
     <w:multiLevelType w:val="multilevel"/>
     <w:tmpl w:val="EB2A6010"/>
@@ -1911,7 +2527,7 @@
       </w:rPr>
     </w:lvl>
   </w:abstractNum>
-  <w:abstractNum w:abstractNumId="2" w15:restartNumberingAfterBreak="0">
+  <w:abstractNum w:abstractNumId="3" w15:restartNumberingAfterBreak="0">
     <w:nsid w:val="54E76232"/>
     <w:multiLevelType w:val="hybridMultilevel"/>
     <w:tmpl w:val="C73E147A"/>
@@ -2024,7 +2640,7 @@
       </w:rPr>
     </w:lvl>
   </w:abstractNum>
-  <w:abstractNum w:abstractNumId="3" w15:restartNumberingAfterBreak="0">
+  <w:abstractNum w:abstractNumId="4" w15:restartNumberingAfterBreak="0">
     <w:nsid w:val="63C82B67"/>
     <w:multiLevelType w:val="multilevel"/>
     <w:tmpl w:val="71F6675A"/>
@@ -2173,7 +2789,7 @@
       </w:rPr>
     </w:lvl>
   </w:abstractNum>
-  <w:abstractNum w:abstractNumId="4" w15:restartNumberingAfterBreak="0">
+  <w:abstractNum w:abstractNumId="5" w15:restartNumberingAfterBreak="0">
     <w:nsid w:val="676013BF"/>
     <w:multiLevelType w:val="multilevel"/>
     <w:tmpl w:val="88FEFEE8"/>
@@ -2322,7 +2938,7 @@
       </w:rPr>
     </w:lvl>
   </w:abstractNum>
-  <w:abstractNum w:abstractNumId="5" w15:restartNumberingAfterBreak="0">
+  <w:abstractNum w:abstractNumId="6" w15:restartNumberingAfterBreak="0">
     <w:nsid w:val="7B3612B7"/>
     <w:multiLevelType w:val="multilevel"/>
     <w:tmpl w:val="461AE7B8"/>
@@ -2471,7 +3087,7 @@
       </w:rPr>
     </w:lvl>
   </w:abstractNum>
-  <w:abstractNum w:abstractNumId="6" w15:restartNumberingAfterBreak="0">
+  <w:abstractNum w:abstractNumId="7" w15:restartNumberingAfterBreak="0">
     <w:nsid w:val="7E5E30ED"/>
     <w:multiLevelType w:val="multilevel"/>
     <w:tmpl w:val="8078D9A2"/>
@@ -2624,22 +3240,25 @@
     <w:abstractNumId w:val="0"/>
   </w:num>
   <w:num w:numId="2" w16cid:durableId="1605764291">
-    <w:abstractNumId w:val="1"/>
+    <w:abstractNumId w:val="2"/>
   </w:num>
   <w:num w:numId="3" w16cid:durableId="1500971700">
+    <w:abstractNumId w:val="5"/>
+  </w:num>
+  <w:num w:numId="4" w16cid:durableId="791092355">
     <w:abstractNumId w:val="4"/>
   </w:num>
-  <w:num w:numId="4" w16cid:durableId="791092355">
+  <w:num w:numId="5" w16cid:durableId="1239099907">
+    <w:abstractNumId w:val="7"/>
+  </w:num>
+  <w:num w:numId="6" w16cid:durableId="588193046">
+    <w:abstractNumId w:val="6"/>
+  </w:num>
+  <w:num w:numId="7" w16cid:durableId="751125747">
     <w:abstractNumId w:val="3"/>
   </w:num>
-  <w:num w:numId="5" w16cid:durableId="1239099907">
-    <w:abstractNumId w:val="6"/>
-  </w:num>
-  <w:num w:numId="6" w16cid:durableId="588193046">
-    <w:abstractNumId w:val="5"/>
-  </w:num>
-  <w:num w:numId="7" w16cid:durableId="751125747">
-    <w:abstractNumId w:val="2"/>
+  <w:num w:numId="8" w16cid:durableId="1367636527">
+    <w:abstractNumId w:val="1"/>
   </w:num>
 </w:numbering>
 </file>
@@ -3257,6 +3876,7 @@
   <w:style w:type="character" w:default="1" w:styleId="a0">
     <w:name w:val="Default Paragraph Font"/>
     <w:uiPriority w:val="1"/>
+    <w:semiHidden/>
     <w:unhideWhenUsed/>
   </w:style>
   <w:style w:type="table" w:default="1" w:styleId="a1">

--- a/8 семестр/ВКР/черновик.docx
+++ b/8 семестр/ВКР/черновик.docx
@@ -487,7 +487,15 @@
           <w:rFonts w:cs="Times New Roman"/>
           <w:szCs w:val="28"/>
         </w:rPr>
-        <w:t xml:space="preserve"> — расширить эту модель, добавив новые условия:</w:t>
+        <w:t xml:space="preserve"> — расширить эту модель, добавив новые </w:t>
+      </w:r>
+      <w:proofErr w:type="gramStart"/>
+      <w:r>
+        <w:rPr>
+          <w:rFonts w:cs="Times New Roman"/>
+          <w:szCs w:val="28"/>
+        </w:rPr>
+        <w:t>условия:</w:t>
       </w:r>
       <w:r>
         <w:rPr>
@@ -509,7 +517,16 @@
           <w:szCs w:val="28"/>
           <w:highlight w:val="magenta"/>
         </w:rPr>
-        <w:t>прибор иногда недоступен из-за обслуживания</w:t>
+        <w:t>прибор</w:t>
+      </w:r>
+      <w:proofErr w:type="gramEnd"/>
+      <w:r>
+        <w:rPr>
+          <w:rFonts w:cs="Times New Roman"/>
+          <w:szCs w:val="28"/>
+          <w:highlight w:val="magenta"/>
+        </w:rPr>
+        <w:t xml:space="preserve"> иногда недоступен из-за обслуживания</w:t>
       </w:r>
       <w:r>
         <w:rPr>
@@ -1049,14 +1066,17 @@
         <w:t xml:space="preserve">: бинарные переменные доступности прибора </w:t>
       </w:r>
       <w:proofErr w:type="spellStart"/>
+      <w:proofErr w:type="gramStart"/>
       <w:r>
         <w:t>ul,t</w:t>
       </w:r>
       <w:proofErr w:type="spellEnd"/>
+      <w:proofErr w:type="gramEnd"/>
       <w:r>
         <w:t xml:space="preserve">; дискретные уровни наработки/износа </w:t>
       </w:r>
       <w:proofErr w:type="spellStart"/>
+      <w:proofErr w:type="gramStart"/>
       <w:r>
         <w:t>sl,t</w:t>
       </w:r>
@@ -1064,6 +1084,7 @@
       <w:r>
         <w:t>.</w:t>
       </w:r>
+      <w:proofErr w:type="gramEnd"/>
     </w:p>
     <w:p>
       <w:pPr>
@@ -1101,16 +1122,23 @@
         <w:t xml:space="preserve">: времена обработки </w:t>
       </w:r>
       <w:proofErr w:type="spellStart"/>
+      <w:proofErr w:type="gramStart"/>
       <w:r>
         <w:t>pi,l</w:t>
       </w:r>
       <w:proofErr w:type="spellEnd"/>
+      <w:proofErr w:type="gramEnd"/>
       <w:r>
         <w:t xml:space="preserve"> и переналадки </w:t>
       </w:r>
       <w:proofErr w:type="spellStart"/>
-      <w:r>
-        <w:t>ri,k,l</w:t>
+      <w:proofErr w:type="gramStart"/>
+      <w:r>
+        <w:t>ri,k</w:t>
+      </w:r>
+      <w:proofErr w:type="gramEnd"/>
+      <w:r>
+        <w:t>,l</w:t>
       </w:r>
       <w:proofErr w:type="spellEnd"/>
       <w:r>
@@ -1519,350 +1547,338 @@
       </w:pPr>
     </w:p>
     <w:p>
-      <w:bookmarkStart w:id="0" w:name="_Hlk225528985"/>
-      <w:r>
-        <w:t xml:space="preserve">В настоящем разделе проводится анализ существующих подходов к решению задачи оптимизации расписаний выполнения пакетов заданий в конвейерных (многостадийных потоковых) системах класса </w:t>
+      <w:pPr>
+        <w:pStyle w:val="1"/>
+      </w:pPr>
+      <w:r>
+        <w:t>КРОТОВ:</w:t>
+      </w:r>
+    </w:p>
+    <w:p>
+      <w:r>
+        <w:t>ОГРАНИЧЕНИЯ МОДЕЛИ ПОЗВОЛЯЮТ ОПРЕДЕЛЯТЬ …</w:t>
+      </w:r>
+    </w:p>
+    <w:p>
+      <w:r>
+        <w:t>ОГРАНИЧЕНИЯ МОДЕЛИ ПРЕДПОЛАГАЮТ ЗАДАНИЕ ТРЕБОВАНИЙ …</w:t>
+      </w:r>
+    </w:p>
+    <w:p/>
+    <w:p>
+      <w:pPr>
+        <w:rPr>
+          <w:i/>
+          <w:iCs/>
+          <w:color w:val="EE0000"/>
+        </w:rPr>
+      </w:pPr>
+    </w:p>
+    <w:p>
+      <w:pPr>
+        <w:rPr>
+          <w:i/>
+          <w:iCs/>
+          <w:color w:val="EE0000"/>
+        </w:rPr>
+      </w:pPr>
+    </w:p>
+    <w:p>
+      <w:pPr>
+        <w:rPr>
+          <w:i/>
+          <w:iCs/>
+          <w:color w:val="EE0000"/>
+        </w:rPr>
+      </w:pPr>
+    </w:p>
+    <w:p>
+      <w:pPr>
+        <w:rPr>
+          <w:i/>
+          <w:iCs/>
+          <w:color w:val="EE0000"/>
+        </w:rPr>
+      </w:pPr>
+    </w:p>
+    <w:p>
+      <w:pPr>
+        <w:ind w:firstLine="0"/>
+        <w:rPr>
+          <w:i/>
+          <w:iCs/>
+          <w:color w:val="EE0000"/>
+        </w:rPr>
+      </w:pPr>
+    </w:p>
+    <w:p>
+      <w:r>
+        <w:rPr>
+          <w:highlight w:val="green"/>
+          <w:lang w:val="en-US"/>
+        </w:rPr>
+        <w:lastRenderedPageBreak/>
+        <w:t>[</w:t>
+      </w:r>
+      <w:r>
+        <w:rPr>
+          <w:highlight w:val="green"/>
+          <w:lang w:val="en-US"/>
+        </w:rPr>
+        <w:t>8</w:t>
+      </w:r>
+      <w:r>
+        <w:rPr>
+          <w:highlight w:val="green"/>
+          <w:lang w:val="en-US"/>
+        </w:rPr>
+        <w:t xml:space="preserve">] </w:t>
+      </w:r>
+      <w:r>
+        <w:rPr>
+          <w:highlight w:val="green"/>
+          <w:lang w:val="en-US"/>
+        </w:rPr>
+        <w:t xml:space="preserve">Maierhofer A, Trojahn S, Ryll F. Dynamic Scheduling and Preventive Maintenance in Small-Batch Production: A Flexible Control Approach for </w:t>
       </w:r>
       <w:proofErr w:type="spellStart"/>
       <w:r>
-        <w:t>Flow</w:t>
+        <w:rPr>
+          <w:highlight w:val="green"/>
+          <w:lang w:val="en-US"/>
+        </w:rPr>
+        <w:t>Maximising</w:t>
       </w:r>
       <w:proofErr w:type="spellEnd"/>
       <w:r>
-        <w:t xml:space="preserve"> Shop с использованием аппарата смешанного целочисленного линейного программирования (MILP).</w:t>
-      </w:r>
-    </w:p>
-    <w:p>
-      <w:bookmarkStart w:id="1" w:name="_Hlk225529153"/>
-      <w:bookmarkEnd w:id="0"/>
-      <w:r>
-        <w:t>Анализ построен по двум основным направлениям. Во-первых, рассмотрены работы отечественных авторов, посвящённые моделям MILP для совместной оптимизации включения заданий в пакеты (</w:t>
+        <w:rPr>
+          <w:highlight w:val="green"/>
+          <w:lang w:val="en-US"/>
+        </w:rPr>
+        <w:t xml:space="preserve"> Machine Reliability and </w:t>
       </w:r>
       <w:proofErr w:type="spellStart"/>
       <w:r>
-        <w:t>batching</w:t>
+        <w:rPr>
+          <w:highlight w:val="green"/>
+          <w:lang w:val="en-US"/>
+        </w:rPr>
+        <w:t>Minimising</w:t>
       </w:r>
       <w:proofErr w:type="spellEnd"/>
       <w:r>
-        <w:t xml:space="preserve">) и определения порядка выполнения этих пакетов на приборах конвейерной системы. Особое внимание уделено моделям, разработанным К. В. Кротовым </w:t>
-      </w:r>
-      <w:r>
-        <w:lastRenderedPageBreak/>
-        <w:t>и его соавторами, которые учитывают различные особенности конвейерных систем, типы оборудования, ограничения на буферы и директивные сроки.</w:t>
-      </w:r>
-    </w:p>
-    <w:p>
-      <w:r>
-        <w:t xml:space="preserve">Во-вторых, проанализированы зарубежные исследования, в которых </w:t>
+        <w:rPr>
+          <w:highlight w:val="green"/>
+          <w:lang w:val="en-US"/>
+        </w:rPr>
+        <w:t xml:space="preserve"> Delays. Applied</w:t>
+      </w:r>
+      <w:r>
+        <w:rPr>
+          <w:highlight w:val="green"/>
+        </w:rPr>
+        <w:t xml:space="preserve"> </w:t>
+      </w:r>
+      <w:r>
+        <w:rPr>
+          <w:highlight w:val="green"/>
+          <w:lang w:val="en-US"/>
+        </w:rPr>
+        <w:t>Sciences</w:t>
+      </w:r>
+      <w:r>
+        <w:rPr>
+          <w:highlight w:val="green"/>
+        </w:rPr>
+        <w:t>. 2025; 15(8):4287.</w:t>
+      </w:r>
+    </w:p>
+    <w:p>
+      <w:pPr>
+        <w:rPr>
+          <w:i/>
+          <w:iCs/>
+        </w:rPr>
+      </w:pPr>
+    </w:p>
+    <w:p>
+      <w:pPr>
+        <w:rPr>
+          <w:b/>
+          <w:bCs/>
+        </w:rPr>
+      </w:pPr>
+      <w:r>
+        <w:rPr>
+          <w:b/>
+          <w:bCs/>
+        </w:rPr>
+        <w:t>1.5 Модель динамического расписания и профилактического обслуживания в мелкосерийном производстве</w:t>
+      </w:r>
+    </w:p>
+    <w:p/>
+    <w:p>
+      <w:r>
+        <w:t>Б</w:t>
+      </w:r>
+      <w:r>
+        <w:t>ыла рассмотрена модель, представленная в [8].</w:t>
+      </w:r>
+    </w:p>
+    <w:p>
+      <w:r>
+        <w:t>Модель использует аппарат MIP</w:t>
+      </w:r>
+      <w:r>
+        <w:t xml:space="preserve"> (без линеаризации)</w:t>
+      </w:r>
+      <w:r>
+        <w:t xml:space="preserve"> для решения задач</w:t>
+      </w:r>
+      <w:r>
+        <w:t xml:space="preserve"> </w:t>
+      </w:r>
+      <w:r>
+        <w:rPr>
+          <w:lang w:val="en-US"/>
+        </w:rPr>
+        <w:t>J</w:t>
       </w:r>
       <w:proofErr w:type="spellStart"/>
       <w:r>
-        <w:t>Preventive</w:t>
+        <w:t>ob</w:t>
       </w:r>
       <w:proofErr w:type="spellEnd"/>
       <w:r>
         <w:t xml:space="preserve"> </w:t>
       </w:r>
+      <w:r>
+        <w:rPr>
+          <w:lang w:val="en-US"/>
+        </w:rPr>
+        <w:t>S</w:t>
+      </w:r>
       <w:proofErr w:type="spellStart"/>
       <w:r>
-        <w:t>Maintenance</w:t>
+        <w:t>hop</w:t>
       </w:r>
       <w:proofErr w:type="spellEnd"/>
       <w:r>
-        <w:t xml:space="preserve"> (превентивное/профилактическое техническое обслуживание) интегрируется в задачи </w:t>
+        <w:t>. В отличие от Flow Shop где последовательность прохождения заданий на конвейере жёстко регламентирована, в этой постановке задание может проходить через приборы в произвольном порядке. Модель ориентирована на реальные условия мелкосерийного производства.</w:t>
+      </w:r>
+    </w:p>
+    <w:p>
+      <w:r>
+        <w:t>Помимо оптимизации распределения заданий по приборам модель</w:t>
+      </w:r>
+      <w:r>
+        <w:t xml:space="preserve"> </w:t>
+      </w:r>
+      <w:r>
+        <w:t xml:space="preserve">позволяет </w:t>
+      </w:r>
+      <w:r>
+        <w:t>планир</w:t>
+      </w:r>
+      <w:r>
+        <w:t>овать</w:t>
+      </w:r>
+      <w:r>
+        <w:t xml:space="preserve"> профилактическ</w:t>
+      </w:r>
+      <w:r>
+        <w:t xml:space="preserve">ое обслуживание конвейера </w:t>
+      </w:r>
+      <w:r>
+        <w:t xml:space="preserve">с использованием </w:t>
+      </w:r>
+      <w:r>
+        <w:rPr>
+          <w:b/>
+          <w:bCs/>
+        </w:rPr>
+        <w:t>свободных временных слотов</w:t>
+      </w:r>
+      <w:r>
+        <w:t xml:space="preserve">. Состояние каждой машины описывается переменной </w:t>
+      </w:r>
+      <w:r>
+        <w:sym w:font="Symbol" w:char="F02D"/>
+      </w:r>
+      <w:r>
+        <w:t xml:space="preserve"> </w:t>
+      </w:r>
+      <w:r>
+        <w:rPr>
+          <w:b/>
+          <w:bCs/>
+        </w:rPr>
+        <w:t>«резерв износа»</w:t>
+      </w:r>
+      <w:r>
+        <w:t xml:space="preserve"> (</w:t>
       </w:r>
       <w:proofErr w:type="spellStart"/>
       <w:r>
-        <w:t>Flow</w:t>
+        <w:t>wear</w:t>
       </w:r>
       <w:proofErr w:type="spellEnd"/>
       <w:r>
-        <w:t xml:space="preserve"> Shop </w:t>
+        <w:t xml:space="preserve"> </w:t>
       </w:r>
       <w:proofErr w:type="spellStart"/>
       <w:r>
-        <w:t>scheduling</w:t>
+        <w:t>reserve</w:t>
       </w:r>
       <w:proofErr w:type="spellEnd"/>
       <w:r>
-        <w:t xml:space="preserve"> с применением MILP-моделей. В этих работах рассматриваются различные политики проведения ТО: с фиксированными временными окнами, после определённого количества обработанных заданий или с гибким планированием периодов недоступности оборудования.</w:t>
-      </w:r>
-    </w:p>
-    <w:p/>
-    <w:bookmarkEnd w:id="1"/>
-    <w:p>
-      <w:r>
-        <w:t>В ходе сравнения выявлены сильные и слабые стороны каждого класса моделей. Показано, что существующие отечественные решения обеспечивают высокое качество оптимизации пакетной обработки, однако не учитывают состояние и необходимость технического обслуживания приборов. В свою очередь, зарубежные модели с учётом превентивного обслуживания, как правило, рассматривают задания индивидуально (без механизма формирования пакетов), что снижает их применимость к задачам пакетной обработки в промышленных и вычислительных конвейерных системах.</w:t>
-      </w:r>
-    </w:p>
-    <w:p>
-      <w:r>
-        <w:t>На основе проведённого обзора определены ключевые элементы, которые целесообразно объединить в рамках настоящей работы: механизм пакетного формирования заданий из моделей К. В. Кротова и подходы к формализации ограничений на проведение профилактического технического обслуживания из зарубежных MILP-моделей. Это позволит разработать расширенную математическую модель, более адекватно отражающую реальные условия эксплуатации конвейерных систем.</w:t>
-      </w:r>
-    </w:p>
-    <w:p>
-      <w:pPr>
-        <w:rPr>
-          <w:lang w:val="en-US"/>
-        </w:rPr>
-      </w:pPr>
-    </w:p>
-    <w:p>
-      <w:pPr>
-        <w:rPr>
-          <w:lang w:val="en-US"/>
-        </w:rPr>
-      </w:pPr>
-    </w:p>
-    <w:p>
-      <w:pPr>
-        <w:rPr>
-          <w:lang w:val="en-US"/>
-        </w:rPr>
-      </w:pPr>
-    </w:p>
-    <w:p>
-      <w:pPr>
-        <w:rPr>
-          <w:lang w:val="en-US"/>
-        </w:rPr>
-      </w:pPr>
-    </w:p>
-    <w:p>
-      <w:pPr>
-        <w:rPr>
-          <w:lang w:val="en-US"/>
-        </w:rPr>
-      </w:pPr>
-    </w:p>
-    <w:p>
-      <w:pPr>
-        <w:rPr>
-          <w:lang w:val="en-US"/>
-        </w:rPr>
-      </w:pPr>
-    </w:p>
-    <w:p>
-      <w:pPr>
-        <w:rPr>
-          <w:lang w:val="en-US"/>
-        </w:rPr>
-      </w:pPr>
-    </w:p>
-    <w:p>
-      <w:pPr>
-        <w:rPr>
-          <w:lang w:val="en-US"/>
-        </w:rPr>
-      </w:pPr>
-    </w:p>
-    <w:p>
-      <w:pPr>
-        <w:rPr>
-          <w:lang w:val="en-US"/>
-        </w:rPr>
-      </w:pPr>
-    </w:p>
-    <w:p>
-      <w:pPr>
-        <w:rPr>
-          <w:lang w:val="en-US"/>
-        </w:rPr>
-      </w:pPr>
-    </w:p>
-    <w:p>
-      <w:pPr>
-        <w:rPr>
-          <w:lang w:val="en-US"/>
-        </w:rPr>
-      </w:pPr>
-    </w:p>
-    <w:p>
-      <w:r>
-        <w:t xml:space="preserve">Другим, более близким к теме работы примером интеграции в задачи </w:t>
-      </w:r>
-      <w:r>
-        <w:rPr>
-          <w:lang w:val="en-US"/>
-        </w:rPr>
-        <w:t>Flow</w:t>
-      </w:r>
-      <w:r>
-        <w:t xml:space="preserve"> </w:t>
-      </w:r>
-      <w:r>
-        <w:rPr>
-          <w:lang w:val="en-US"/>
-        </w:rPr>
-        <w:t>Shop</w:t>
-      </w:r>
-      <w:r>
-        <w:t xml:space="preserve"> </w:t>
-      </w:r>
-      <w:r>
-        <w:t>понятия техобслуживания является</w:t>
-      </w:r>
-      <w:r>
-        <w:t xml:space="preserve"> </w:t>
-      </w:r>
-      <w:r>
-        <w:t>исследование</w:t>
-      </w:r>
-      <w:r>
-        <w:t>, представленн</w:t>
-      </w:r>
-      <w:r>
-        <w:t>ое</w:t>
-      </w:r>
-      <w:r>
-        <w:t xml:space="preserve"> в работе [7]. </w:t>
-      </w:r>
-      <w:r>
-        <w:t>В ней а</w:t>
-      </w:r>
-      <w:r>
-        <w:t xml:space="preserve">вторы </w:t>
-      </w:r>
-      <w:r>
-        <w:t>решают задачу оптимизации расписаний</w:t>
-      </w:r>
-      <w:r>
-        <w:t xml:space="preserve"> в классическо</w:t>
-      </w:r>
-      <w:r>
-        <w:t>м перестановочном конвейере</w:t>
-      </w:r>
-      <w:r>
-        <w:t xml:space="preserve">. </w:t>
-      </w:r>
-    </w:p>
-    <w:p>
-      <w:r>
-        <w:t xml:space="preserve">Перестановочный конвейер (задача типа </w:t>
-      </w:r>
-      <w:r>
-        <w:rPr>
-          <w:lang w:val="en-US"/>
-        </w:rPr>
-        <w:t>Permutation</w:t>
-      </w:r>
-      <w:r>
-        <w:t xml:space="preserve"> </w:t>
-      </w:r>
-      <w:r>
-        <w:rPr>
-          <w:lang w:val="en-US"/>
-        </w:rPr>
-        <w:t>Flow</w:t>
-      </w:r>
-      <w:r>
-        <w:t xml:space="preserve"> </w:t>
-      </w:r>
-      <w:r>
-        <w:rPr>
-          <w:lang w:val="en-US"/>
-        </w:rPr>
-        <w:t>Shop</w:t>
-      </w:r>
-      <w:r>
-        <w:t>) значит</w:t>
-      </w:r>
-      <w:r>
-        <w:t xml:space="preserve">, что все задания </w:t>
-      </w:r>
-      <w:r>
-        <w:t xml:space="preserve">в нём </w:t>
-      </w:r>
-      <w:r>
-        <w:t>проходят через приборы строго в одной и той же последовательности без возможности перестановки порядка приборов для разных заданий.</w:t>
-      </w:r>
-      <w:r>
-        <w:t xml:space="preserve"> </w:t>
-      </w:r>
-    </w:p>
-    <w:p>
-      <w:r>
-        <w:t>Другая особенность работы – реализация превентивное техобслуживание в</w:t>
-      </w:r>
-      <w:r>
-        <w:t xml:space="preserve"> </w:t>
-      </w:r>
-      <w:r>
-        <w:t>«</w:t>
-      </w:r>
-      <w:r>
-        <w:rPr>
-          <w:lang w:val="en-US"/>
-        </w:rPr>
-        <w:t>non</w:t>
-      </w:r>
-      <w:r>
-        <w:t>-</w:t>
-      </w:r>
-      <w:r>
-        <w:rPr>
-          <w:lang w:val="en-US"/>
-        </w:rPr>
-        <w:t>resumable</w:t>
-      </w:r>
-      <w:r>
-        <w:t>»</w:t>
-      </w:r>
-      <w:r>
-        <w:t xml:space="preserve"> режиме. </w:t>
-      </w:r>
-      <w:r>
-        <w:t>П</w:t>
-      </w:r>
-      <w:r>
-        <w:t>лановое техобслуживание</w:t>
-      </w:r>
-      <w:r>
-        <w:t xml:space="preserve"> прибора может начаться прямо в процессе обработки им задания, и в таком случае после наладки</w:t>
-      </w:r>
-      <w:r>
-        <w:t xml:space="preserve"> его при</w:t>
-      </w:r>
-      <w:r>
-        <w:t>дётся</w:t>
-      </w:r>
-      <w:r>
-        <w:t xml:space="preserve"> начинать заново. Авторы </w:t>
-      </w:r>
-      <w:r>
-        <w:t xml:space="preserve">вводят в модель </w:t>
-      </w:r>
-      <w:r>
-        <w:t xml:space="preserve">заранее </w:t>
-      </w:r>
-      <w:r>
-        <w:t>задаваемые параметры</w:t>
-      </w:r>
-      <w:r>
-        <w:t xml:space="preserve">: </w:t>
-      </w:r>
-      <w:r>
-        <w:t xml:space="preserve">периодичность техобслуживания прибора </w:t>
-      </w:r>
-      <w:r>
-        <w:t xml:space="preserve">и </w:t>
-      </w:r>
-      <w:r>
-        <w:t xml:space="preserve">его </w:t>
-      </w:r>
-      <w:r>
-        <w:t xml:space="preserve">продолжительность. На одном приборе может быть запланировано несколько </w:t>
-      </w:r>
-      <w:r>
-        <w:t>подобных</w:t>
-      </w:r>
-      <w:r>
-        <w:t xml:space="preserve"> операций.</w:t>
+        <w:t xml:space="preserve">), который уменьшается пропорционально времени обработки и индивидуальному </w:t>
+      </w:r>
+      <w:r>
+        <w:rPr>
+          <w:b/>
+          <w:bCs/>
+        </w:rPr>
+        <w:t>коэффициенту износа задания</w:t>
+      </w:r>
+      <w:r>
+        <w:t xml:space="preserve"> (</w:t>
+      </w:r>
+      <w:r>
+        <w:t>учитывается тип</w:t>
+      </w:r>
+      <w:r>
+        <w:t xml:space="preserve"> операции</w:t>
+      </w:r>
+      <w:r>
+        <w:t xml:space="preserve"> и прибора</w:t>
+      </w:r>
+      <w:r>
+        <w:t xml:space="preserve">). </w:t>
+      </w:r>
+    </w:p>
+    <w:p>
+      <w:r>
+        <w:t>При достижении порогового значения автоматически планируется процедура ТО, восстанавливающая резерв износа частично или полностью.</w:t>
       </w:r>
     </w:p>
     <w:p>
       <w:r>
         <w:t>Модель:</w:t>
+      </w:r>
+    </w:p>
+    <w:p>
+      <w:pPr>
+        <w:numPr>
+          <w:ilvl w:val="0"/>
+          <w:numId w:val="15"/>
+        </w:numPr>
+      </w:pPr>
+      <w:r>
+        <w:t xml:space="preserve">не </w:t>
+      </w:r>
+      <w:r>
+        <w:t>линеаризована;</w:t>
       </w:r>
     </w:p>
     <w:p>
@@ -1870,27 +1886,11 @@
         <w:pStyle w:val="a4"/>
         <w:numPr>
           <w:ilvl w:val="0"/>
-          <w:numId w:val="8"/>
+          <w:numId w:val="15"/>
         </w:numPr>
-        <w:rPr>
-          <w:i/>
-          <w:iCs/>
-        </w:rPr>
-      </w:pPr>
-      <w:r>
-        <w:t>использует</w:t>
-      </w:r>
-      <w:r>
-        <w:t xml:space="preserve"> для оптимизации</w:t>
-      </w:r>
-      <w:r>
-        <w:t xml:space="preserve"> </w:t>
-      </w:r>
-      <w:r>
-        <w:t>простые эвристики и приближённые алгоритмы</w:t>
-      </w:r>
-      <w:r>
-        <w:t>;</w:t>
+      </w:pPr>
+      <w:r>
+        <w:t>одновременно оптимизирует порядок выполнения заданий и расписание профилактических работ;</w:t>
       </w:r>
     </w:p>
     <w:p>
@@ -1898,49 +1898,11 @@
         <w:pStyle w:val="a4"/>
         <w:numPr>
           <w:ilvl w:val="0"/>
-          <w:numId w:val="8"/>
+          <w:numId w:val="15"/>
         </w:numPr>
-        <w:rPr>
-          <w:i/>
-          <w:iCs/>
-        </w:rPr>
-      </w:pPr>
-      <w:r>
-        <w:rPr>
-          <w:i/>
-          <w:iCs/>
-        </w:rPr>
-        <w:t xml:space="preserve">решает перестановочные </w:t>
-      </w:r>
-      <w:r>
-        <w:rPr>
-          <w:i/>
-          <w:iCs/>
-          <w:lang w:val="en-US"/>
-        </w:rPr>
-        <w:t>Flow</w:t>
-      </w:r>
-      <w:r>
-        <w:rPr>
-          <w:i/>
-          <w:iCs/>
-        </w:rPr>
-        <w:t xml:space="preserve"> </w:t>
-      </w:r>
-      <w:r>
-        <w:rPr>
-          <w:i/>
-          <w:iCs/>
-          <w:lang w:val="en-US"/>
-        </w:rPr>
-        <w:t>Shop</w:t>
-      </w:r>
-      <w:r>
-        <w:rPr>
-          <w:i/>
-          <w:iCs/>
-        </w:rPr>
-        <w:t xml:space="preserve"> задачи (обработка компонент и сборка в единое устройство);</w:t>
+      </w:pPr>
+      <w:r>
+        <w:t>учитывает приоритеты операций и их длительность;</w:t>
       </w:r>
     </w:p>
     <w:p>
@@ -1948,61 +1910,323 @@
         <w:pStyle w:val="a4"/>
         <w:numPr>
           <w:ilvl w:val="0"/>
-          <w:numId w:val="8"/>
+          <w:numId w:val="15"/>
         </w:numPr>
+      </w:pPr>
+      <w:r>
+        <w:t>снабжена удобной визуализацией (</w:t>
+      </w:r>
+      <w:proofErr w:type="spellStart"/>
+      <w:r>
+        <w:t>Gantt</w:t>
+      </w:r>
+      <w:proofErr w:type="spellEnd"/>
+      <w:r>
+        <w:t>-диаграммы и графики износа машин).</w:t>
+      </w:r>
+    </w:p>
+    <w:p>
+      <w:r>
+        <w:rPr>
+          <w:b/>
+          <w:bCs/>
+        </w:rPr>
+        <w:lastRenderedPageBreak/>
+        <w:t>Ограничения модели позволяют определять</w:t>
+      </w:r>
+      <w:r>
+        <w:t xml:space="preserve">: </w:t>
+      </w:r>
+      <w:r>
+        <w:t>порядок об</w:t>
+      </w:r>
+      <w:r>
+        <w:t>р</w:t>
+      </w:r>
+      <w:r>
+        <w:t>аботки</w:t>
+      </w:r>
+      <w:r>
+        <w:t xml:space="preserve"> заданий </w:t>
+      </w:r>
+      <w:r>
+        <w:t>на</w:t>
+      </w:r>
+      <w:r>
+        <w:t xml:space="preserve"> </w:t>
+      </w:r>
+      <w:r>
+        <w:t>приборах</w:t>
+      </w:r>
+      <w:r>
+        <w:t xml:space="preserve">, </w:t>
+      </w:r>
+      <w:r>
+        <w:t>временные промежутки</w:t>
+      </w:r>
+      <w:r>
+        <w:t xml:space="preserve"> операций, моменты и длительность процедур ТО, использование свободных временных интервалов.</w:t>
+      </w:r>
+    </w:p>
+    <w:p>
+      <w:r>
+        <w:rPr>
+          <w:b/>
+          <w:bCs/>
+        </w:rPr>
+        <w:t>Ограничения модели требуют задать</w:t>
+      </w:r>
+      <w:r>
+        <w:t xml:space="preserve">: количество </w:t>
+      </w:r>
+      <w:r>
+        <w:t>приборов,</w:t>
+      </w:r>
+      <w:r>
+        <w:t xml:space="preserve"> их характеристики, </w:t>
+      </w:r>
+      <w:r>
+        <w:t>типы и приоритеты</w:t>
+      </w:r>
+      <w:r>
+        <w:t xml:space="preserve"> задач, время обработки каждой задачи на каждо</w:t>
+      </w:r>
+      <w:r>
+        <w:t>м приборе</w:t>
+      </w:r>
+      <w:r>
+        <w:t>, коэффициенты износа для разных типов заданий, пороговые значения резерва износа, длительность процедур ТО</w:t>
+      </w:r>
+      <w:r>
+        <w:t>.</w:t>
+      </w:r>
+    </w:p>
+    <w:p>
+      <w:r>
+        <w:t xml:space="preserve">Таким образом, модель расширяет классический аппарат MIP путём </w:t>
+      </w:r>
+      <w:r>
+        <w:t xml:space="preserve">интеграции </w:t>
+      </w:r>
+      <w:proofErr w:type="spellStart"/>
+      <w:r>
+        <w:t>Preventive</w:t>
+      </w:r>
+      <w:proofErr w:type="spellEnd"/>
+      <w:r>
+        <w:t xml:space="preserve"> </w:t>
+      </w:r>
+      <w:proofErr w:type="spellStart"/>
+      <w:r>
+        <w:t>Maintenance</w:t>
+      </w:r>
+      <w:proofErr w:type="spellEnd"/>
+      <w:r>
+        <w:t xml:space="preserve"> через учёт уровня износа на каждом приборе. Однако о</w:t>
+      </w:r>
+      <w:r>
+        <w:t xml:space="preserve">на решает задачу </w:t>
+      </w:r>
+      <w:r>
+        <w:rPr>
+          <w:lang w:val="en-US"/>
+        </w:rPr>
+        <w:t>J</w:t>
+      </w:r>
+      <w:proofErr w:type="spellStart"/>
+      <w:r>
+        <w:t>ob</w:t>
+      </w:r>
+      <w:proofErr w:type="spellEnd"/>
+      <w:r>
+        <w:t xml:space="preserve"> </w:t>
+      </w:r>
+      <w:r>
+        <w:rPr>
+          <w:lang w:val="en-US"/>
+        </w:rPr>
+        <w:t>S</w:t>
+      </w:r>
+      <w:proofErr w:type="spellStart"/>
+      <w:r>
+        <w:t>hop</w:t>
+      </w:r>
+      <w:proofErr w:type="spellEnd"/>
+      <w:r>
+        <w:t>,</w:t>
+      </w:r>
+      <w:r>
+        <w:t xml:space="preserve"> а не конвейерную Flow Shop, </w:t>
+      </w:r>
+      <w:r>
+        <w:t>а также не реализует пакетирование заданий и приведение модели к линейности.</w:t>
+      </w:r>
+    </w:p>
+    <w:p>
+      <w:pPr>
+        <w:pBdr>
+          <w:bottom w:val="single" w:sz="12" w:space="1" w:color="auto"/>
+        </w:pBdr>
         <w:rPr>
           <w:i/>
           <w:iCs/>
         </w:rPr>
       </w:pPr>
-      <w:r>
+    </w:p>
+    <w:p>
+      <w:pPr>
+        <w:ind w:firstLine="0"/>
         <w:rPr>
           <w:i/>
           <w:iCs/>
         </w:rPr>
-        <w:t xml:space="preserve">включает дополнительные переменные ограничения для </w:t>
-      </w:r>
-      <w:r>
-        <w:rPr>
-          <w:i/>
-          <w:iCs/>
-        </w:rPr>
-        <w:t>реализации</w:t>
-      </w:r>
-      <w:r>
-        <w:rPr>
-          <w:i/>
-          <w:iCs/>
+      </w:pPr>
+    </w:p>
+    <w:p>
+      <w:pPr>
+        <w:ind w:firstLine="0"/>
+        <w:rPr>
+          <w:b/>
+          <w:bCs/>
+          <w:lang w:val="en-US"/>
+        </w:rPr>
+      </w:pPr>
+      <w:r>
+        <w:rPr>
+          <w:rFonts w:ascii="Segoe UI Emoji" w:hAnsi="Segoe UI Emoji" w:cs="Segoe UI Emoji"/>
+          <w:b/>
+          <w:bCs/>
         </w:rPr>
         <w:t xml:space="preserve"> </w:t>
       </w:r>
       <w:r>
         <w:rPr>
-          <w:i/>
-          <w:iCs/>
-        </w:rPr>
-        <w:t xml:space="preserve">регулярного профилактического </w:t>
-      </w:r>
-      <w:r>
-        <w:rPr>
-          <w:i/>
-          <w:iCs/>
-        </w:rPr>
-        <w:t xml:space="preserve">техобслуживания </w:t>
-      </w:r>
-      <w:r>
-        <w:rPr>
-          <w:i/>
-          <w:iCs/>
-        </w:rPr>
-        <w:t>приборов системы</w:t>
-      </w:r>
-      <w:r>
-        <w:rPr>
-          <w:i/>
-          <w:iCs/>
-        </w:rPr>
-        <w:t>;</w:t>
+          <w:rFonts w:ascii="Segoe UI Emoji" w:hAnsi="Segoe UI Emoji" w:cs="Segoe UI Emoji"/>
+          <w:b/>
+          <w:bCs/>
+        </w:rPr>
+        <w:tab/>
+      </w:r>
+      <w:r>
+        <w:rPr>
+          <w:b/>
+          <w:bCs/>
+          <w:highlight w:val="green"/>
+        </w:rPr>
+        <w:t>ЧТО ХОРОШО</w:t>
+      </w:r>
+      <w:r>
+        <w:rPr>
+          <w:b/>
+          <w:bCs/>
+        </w:rPr>
+        <w:t>:</w:t>
+      </w:r>
+    </w:p>
+    <w:p>
+      <w:pPr>
+        <w:numPr>
+          <w:ilvl w:val="0"/>
+          <w:numId w:val="9"/>
+        </w:numPr>
+      </w:pPr>
+      <w:proofErr w:type="spellStart"/>
+      <w:r>
+        <w:t>Job-dependent</w:t>
+      </w:r>
+      <w:proofErr w:type="spellEnd"/>
+      <w:r>
+        <w:t xml:space="preserve"> коэффициенты износа (разные типы работ портят по-разному)</w:t>
+      </w:r>
+    </w:p>
+    <w:p>
+      <w:pPr>
+        <w:numPr>
+          <w:ilvl w:val="0"/>
+          <w:numId w:val="9"/>
+        </w:numPr>
+      </w:pPr>
+      <w:r>
+        <w:rPr>
+          <w:rFonts w:ascii="Segoe UI Emoji" w:hAnsi="Segoe UI Emoji" w:cs="Segoe UI Emoji"/>
+          <w:lang w:val="en-US"/>
+        </w:rPr>
+        <w:t>I</w:t>
+      </w:r>
+      <w:proofErr w:type="spellStart"/>
+      <w:r>
+        <w:t>mperfect</w:t>
+      </w:r>
+      <w:proofErr w:type="spellEnd"/>
+      <w:r>
+        <w:t xml:space="preserve"> </w:t>
+      </w:r>
+      <w:proofErr w:type="spellStart"/>
+      <w:r>
+        <w:t>maintenance</w:t>
+      </w:r>
+      <w:proofErr w:type="spellEnd"/>
+      <w:r>
+        <w:t xml:space="preserve"> (машина не полностью восстанавливается)</w:t>
+      </w:r>
+    </w:p>
+    <w:p>
+      <w:pPr>
+        <w:numPr>
+          <w:ilvl w:val="0"/>
+          <w:numId w:val="9"/>
+        </w:numPr>
+      </w:pPr>
+      <w:r>
+        <w:t>Динамическое перепла</w:t>
+      </w:r>
+      <w:r>
+        <w:t>н</w:t>
+      </w:r>
+      <w:r>
+        <w:t>ирование (реагирует на события)</w:t>
+      </w:r>
+    </w:p>
+    <w:p>
+      <w:pPr>
+        <w:numPr>
+          <w:ilvl w:val="0"/>
+          <w:numId w:val="9"/>
+        </w:numPr>
+      </w:pPr>
+      <w:r>
+        <w:t>Три типа ПТО с разными эффектами (реалистично)</w:t>
+      </w:r>
+    </w:p>
+    <w:p>
+      <w:pPr>
+        <w:numPr>
+          <w:ilvl w:val="0"/>
+          <w:numId w:val="9"/>
+        </w:numPr>
+      </w:pPr>
+    </w:p>
+    <w:p>
+      <w:pPr>
+        <w:rPr>
+          <w:b/>
+          <w:bCs/>
+        </w:rPr>
+      </w:pPr>
+      <w:r>
+        <w:rPr>
+          <w:b/>
+          <w:bCs/>
+          <w:highlight w:val="red"/>
+        </w:rPr>
+        <w:t>ЧТО НЕ ХВАТАЕТ</w:t>
+      </w:r>
+      <w:r>
+        <w:rPr>
+          <w:b/>
+          <w:bCs/>
+        </w:rPr>
+        <w:t>:</w:t>
       </w:r>
     </w:p>
     <w:p>
@@ -2010,34 +2234,17 @@
         <w:pStyle w:val="a4"/>
         <w:numPr>
           <w:ilvl w:val="0"/>
-          <w:numId w:val="8"/>
+          <w:numId w:val="16"/>
         </w:numPr>
         <w:rPr>
-          <w:i/>
-          <w:iCs/>
-        </w:rPr>
-      </w:pPr>
-      <w:r>
-        <w:rPr>
-          <w:i/>
-          <w:iCs/>
-        </w:rPr>
-        <w:lastRenderedPageBreak/>
-        <w:t xml:space="preserve">позволяет оптимизировать порядок производственных операций, </w:t>
-      </w:r>
-      <w:r>
-        <w:rPr>
-          <w:i/>
-          <w:iCs/>
-        </w:rPr>
-        <w:t>автоматически подставляя операции техобслуживания согласно плану</w:t>
-      </w:r>
-      <w:r>
-        <w:rPr>
-          <w:i/>
-          <w:iCs/>
-        </w:rPr>
-        <w:t>;</w:t>
+          <w:rFonts w:asciiTheme="minorHAnsi" w:hAnsiTheme="minorHAnsi" w:cs="Segoe UI Emoji"/>
+        </w:rPr>
+      </w:pPr>
+      <w:r>
+        <w:t xml:space="preserve">Нет </w:t>
+      </w:r>
+      <w:r>
+        <w:t>пакетирования</w:t>
       </w:r>
     </w:p>
     <w:p>
@@ -2045,11 +2252,47 @@
         <w:pStyle w:val="a4"/>
         <w:numPr>
           <w:ilvl w:val="0"/>
-          <w:numId w:val="8"/>
+          <w:numId w:val="16"/>
         </w:numPr>
       </w:pPr>
       <w:r>
-        <w:t>минимизирует общее время завершения всех заданий;</w:t>
+        <w:rPr>
+          <w:lang w:val="en-US"/>
+        </w:rPr>
+        <w:t>Job</w:t>
+      </w:r>
+      <w:r>
+        <w:t>-</w:t>
+      </w:r>
+      <w:r>
+        <w:rPr>
+          <w:lang w:val="en-US"/>
+        </w:rPr>
+        <w:t>shop</w:t>
+      </w:r>
+      <w:r>
+        <w:t xml:space="preserve"> </w:t>
+      </w:r>
+      <w:r>
+        <w:t>вместо</w:t>
+      </w:r>
+      <w:r>
+        <w:t xml:space="preserve"> </w:t>
+      </w:r>
+      <w:r>
+        <w:rPr>
+          <w:lang w:val="en-US"/>
+        </w:rPr>
+        <w:t>Flow</w:t>
+      </w:r>
+      <w:r>
+        <w:t xml:space="preserve"> </w:t>
+      </w:r>
+      <w:r>
+        <w:rPr>
+          <w:lang w:val="en-US"/>
+        </w:rPr>
+        <w:t>Shop</w:t>
       </w:r>
     </w:p>
     <w:p>
@@ -2057,88 +2300,616 @@
         <w:pStyle w:val="a4"/>
         <w:numPr>
           <w:ilvl w:val="0"/>
-          <w:numId w:val="8"/>
+          <w:numId w:val="16"/>
         </w:numPr>
       </w:pPr>
       <w:r>
-        <w:t>имеет готовую программную реализацию и протестирована на примерах до 500 заданий и 20 приборов.</w:t>
-      </w:r>
-    </w:p>
-    <w:p>
-      <w:r>
-        <w:t>Таким образом, решение является отличным примером</w:t>
-      </w:r>
-      <w:r>
-        <w:t xml:space="preserve"> успешно</w:t>
-      </w:r>
-      <w:r>
-        <w:t>й</w:t>
-      </w:r>
-      <w:r>
-        <w:t xml:space="preserve"> интегр</w:t>
-      </w:r>
-      <w:r>
-        <w:t>ации</w:t>
-      </w:r>
-      <w:r>
+        <w:t>Нет нелинейной модели износа</w:t>
+      </w:r>
+    </w:p>
+    <w:p/>
+    <w:p>
+      <w:pPr>
+        <w:rPr>
+          <w:b/>
+          <w:bCs/>
+        </w:rPr>
+      </w:pPr>
+      <w:r>
+        <w:rPr>
+          <w:b/>
+          <w:bCs/>
+        </w:rPr>
+        <w:t>Что учитывает модель из статьи:</w:t>
+      </w:r>
+    </w:p>
+    <w:p>
+      <w:pPr>
+        <w:rPr>
+          <w:b/>
+          <w:bCs/>
+        </w:rPr>
+      </w:pPr>
+      <w:r>
+        <w:rPr>
+          <w:b/>
+          <w:bCs/>
+        </w:rPr>
+        <w:t xml:space="preserve">1. </w:t>
+      </w:r>
+      <w:r>
+        <w:rPr>
+          <w:b/>
+          <w:bCs/>
+          <w:highlight w:val="green"/>
+        </w:rPr>
+        <w:t>Влияние интенсивности и типов заданий на износ</w:t>
+      </w:r>
+    </w:p>
+    <w:p>
+      <w:r>
+        <w:t xml:space="preserve">Модель </w:t>
+      </w:r>
+      <w:r>
+        <w:rPr>
+          <w:b/>
+          <w:bCs/>
+        </w:rPr>
+        <w:t>явно учитывает</w:t>
+      </w:r>
+      <w:r>
+        <w:t xml:space="preserve"> разное влияние типов заданий на износ оборудования.</w:t>
+      </w:r>
+    </w:p>
+    <w:p>
+      <w:pPr>
+        <w:numPr>
+          <w:ilvl w:val="0"/>
+          <w:numId w:val="17"/>
+        </w:numPr>
+      </w:pPr>
+      <w:r>
+        <w:lastRenderedPageBreak/>
+        <w:t xml:space="preserve">В разделе </w:t>
+      </w:r>
+      <w:r>
+        <w:rPr>
+          <w:b/>
+          <w:bCs/>
+        </w:rPr>
+        <w:t>2.5 (</w:t>
+      </w:r>
+      <w:proofErr w:type="spellStart"/>
+      <w:r>
+        <w:rPr>
+          <w:b/>
+          <w:bCs/>
+        </w:rPr>
+        <w:t>Input</w:t>
+      </w:r>
+      <w:proofErr w:type="spellEnd"/>
+      <w:r>
+        <w:rPr>
+          <w:b/>
+          <w:bCs/>
+        </w:rPr>
         <w:t xml:space="preserve"> </w:t>
       </w:r>
-      <w:r>
+      <w:proofErr w:type="spellStart"/>
+      <w:r>
+        <w:rPr>
+          <w:b/>
+          <w:bCs/>
+        </w:rPr>
+        <w:t>Parameters</w:t>
+      </w:r>
+      <w:proofErr w:type="spellEnd"/>
+      <w:r>
+        <w:rPr>
+          <w:b/>
+          <w:bCs/>
+        </w:rPr>
+        <w:t>)</w:t>
+      </w:r>
+      <w:r>
+        <w:t xml:space="preserve"> и </w:t>
+      </w:r>
+      <w:r>
+        <w:rPr>
+          <w:b/>
+          <w:bCs/>
+        </w:rPr>
+        <w:t>3.2 (</w:t>
+      </w:r>
+      <w:proofErr w:type="spellStart"/>
+      <w:r>
+        <w:rPr>
+          <w:b/>
+          <w:bCs/>
+        </w:rPr>
+        <w:t>Wear</w:t>
+      </w:r>
+      <w:proofErr w:type="spellEnd"/>
+      <w:r>
+        <w:rPr>
+          <w:b/>
+          <w:bCs/>
+        </w:rPr>
+        <w:t xml:space="preserve"> </w:t>
+      </w:r>
+      <w:proofErr w:type="spellStart"/>
+      <w:r>
+        <w:rPr>
+          <w:b/>
+          <w:bCs/>
+        </w:rPr>
+        <w:t>Progression</w:t>
+      </w:r>
+      <w:proofErr w:type="spellEnd"/>
+      <w:r>
+        <w:rPr>
+          <w:b/>
+          <w:bCs/>
+        </w:rPr>
+        <w:t>)</w:t>
+      </w:r>
+      <w:r>
+        <w:t xml:space="preserve"> описывается, что каждому заданию присваивается </w:t>
+      </w:r>
+      <w:r>
+        <w:rPr>
+          <w:b/>
+          <w:bCs/>
+        </w:rPr>
+        <w:t>индивидуальный уровень износа</w:t>
+      </w:r>
+      <w:r>
+        <w:t xml:space="preserve"> для каждой машины.</w:t>
+      </w:r>
+    </w:p>
+    <w:p>
+      <w:pPr>
+        <w:numPr>
+          <w:ilvl w:val="0"/>
+          <w:numId w:val="17"/>
+        </w:numPr>
+      </w:pPr>
+      <w:r>
+        <w:t xml:space="preserve">В модели используется параметр </w:t>
+      </w:r>
+      <w:r>
+        <w:rPr>
+          <w:b/>
+          <w:bCs/>
+        </w:rPr>
+        <w:t>"</w:t>
+      </w:r>
+      <w:proofErr w:type="spellStart"/>
+      <w:r>
+        <w:rPr>
+          <w:b/>
+          <w:bCs/>
+        </w:rPr>
+        <w:t>stress</w:t>
+      </w:r>
+      <w:proofErr w:type="spellEnd"/>
+      <w:r>
+        <w:rPr>
+          <w:b/>
+          <w:bCs/>
+        </w:rPr>
+        <w:t xml:space="preserve"> </w:t>
+      </w:r>
+      <w:proofErr w:type="spellStart"/>
+      <w:r>
+        <w:rPr>
+          <w:b/>
+          <w:bCs/>
+        </w:rPr>
+        <w:t>level</w:t>
+      </w:r>
+      <w:proofErr w:type="spellEnd"/>
+      <w:r>
+        <w:rPr>
+          <w:b/>
+          <w:bCs/>
+        </w:rPr>
+        <w:t>"</w:t>
+      </w:r>
+      <w:r>
+        <w:t xml:space="preserve"> (уровень нагрузки), который зависит от типа задания, материала, интенсивности обработки и других факторов.</w:t>
+      </w:r>
+    </w:p>
+    <w:p>
+      <w:pPr>
+        <w:numPr>
+          <w:ilvl w:val="0"/>
+          <w:numId w:val="17"/>
+        </w:numPr>
+      </w:pPr>
+      <w:r>
+        <w:rPr>
+          <w:b/>
+          <w:bCs/>
+        </w:rPr>
+        <w:t>Пример:</w:t>
+      </w:r>
+      <w:r>
+        <w:t xml:space="preserve"> </w:t>
+      </w:r>
+    </w:p>
+    <w:p>
+      <w:pPr>
+        <w:numPr>
+          <w:ilvl w:val="1"/>
+          <w:numId w:val="17"/>
+        </w:numPr>
         <w:rPr>
           <w:lang w:val="en-US"/>
         </w:rPr>
-        <w:t>preventive</w:t>
-      </w:r>
-      <w:r>
+      </w:pPr>
+      <w:r>
+        <w:t>На</w:t>
+      </w:r>
+      <w:r>
+        <w:rPr>
+          <w:lang w:val="en-US"/>
+        </w:rPr>
         <w:t xml:space="preserve"> </w:t>
       </w:r>
       <w:r>
         <w:rPr>
+          <w:b/>
+          <w:bCs/>
           <w:lang w:val="en-US"/>
         </w:rPr>
-        <w:t>maintenance</w:t>
-      </w:r>
-      <w:r>
-        <w:t xml:space="preserve"> в классическую задачу </w:t>
+        <w:t>Figure 2</w:t>
       </w:r>
       <w:r>
         <w:rPr>
           <w:lang w:val="en-US"/>
         </w:rPr>
-        <w:t>Flow</w:t>
-      </w:r>
-      <w:r>
-        <w:t xml:space="preserve"> Shop</w:t>
-      </w:r>
-      <w:r>
-        <w:t>. О</w:t>
-      </w:r>
-      <w:r>
-        <w:t>днако он</w:t>
-      </w:r>
-      <w:r>
-        <w:t xml:space="preserve">о не предусматривает типизацию и пакетирование заданий, а для оптимизации расписания и вовсе не используется аппарат </w:t>
+        <w:t xml:space="preserve"> </w:t>
+      </w:r>
+      <w:r>
+        <w:t>и</w:t>
       </w:r>
       <w:r>
         <w:rPr>
           <w:lang w:val="en-US"/>
         </w:rPr>
-        <w:t>MILP</w:t>
-      </w:r>
-      <w:r>
-        <w:t xml:space="preserve">. </w:t>
-      </w:r>
-      <w:r>
-        <w:t>Вместо создания модели авторы предлагают приближённые метаэвристические методы, которые помогают быстро находить не идеальные, но хорошие решения больших задач.</w:t>
-      </w:r>
-    </w:p>
-    <w:p>
-      <w:pPr>
-        <w:rPr>
-          <w:i/>
-          <w:iCs/>
-          <w:color w:val="EE0000"/>
-        </w:rPr>
+        <w:t xml:space="preserve"> </w:t>
+      </w:r>
+      <w:r>
+        <w:rPr>
+          <w:b/>
+          <w:bCs/>
+          <w:lang w:val="en-US"/>
+        </w:rPr>
+        <w:t>Figure 3</w:t>
+      </w:r>
+      <w:r>
+        <w:rPr>
+          <w:lang w:val="en-US"/>
+        </w:rPr>
+        <w:t xml:space="preserve"> </w:t>
+      </w:r>
+      <w:r>
+        <w:t>показаны</w:t>
+      </w:r>
+      <w:r>
+        <w:rPr>
+          <w:lang w:val="en-US"/>
+        </w:rPr>
+        <w:t xml:space="preserve"> </w:t>
+      </w:r>
+      <w:r>
+        <w:t>графики</w:t>
+      </w:r>
+      <w:r>
+        <w:rPr>
+          <w:lang w:val="en-US"/>
+        </w:rPr>
+        <w:t xml:space="preserve"> </w:t>
+      </w:r>
+      <w:r>
+        <w:t>износа</w:t>
+      </w:r>
+      <w:r>
+        <w:rPr>
+          <w:lang w:val="en-US"/>
+        </w:rPr>
+        <w:t xml:space="preserve"> </w:t>
+      </w:r>
+      <w:r>
+        <w:t>для</w:t>
+      </w:r>
+      <w:r>
+        <w:rPr>
+          <w:lang w:val="en-US"/>
+        </w:rPr>
+        <w:t xml:space="preserve"> </w:t>
+      </w:r>
+      <w:r>
+        <w:t>разных</w:t>
+      </w:r>
+      <w:r>
+        <w:rPr>
+          <w:lang w:val="en-US"/>
+        </w:rPr>
+        <w:t xml:space="preserve"> </w:t>
+      </w:r>
+      <w:r>
+        <w:t>машин</w:t>
+      </w:r>
+      <w:r>
+        <w:rPr>
+          <w:lang w:val="en-US"/>
+        </w:rPr>
+        <w:t xml:space="preserve"> (Drilling Machine, Infrared Dryer, Powder Coating Booth).</w:t>
+      </w:r>
+    </w:p>
+    <w:p>
+      <w:pPr>
+        <w:numPr>
+          <w:ilvl w:val="1"/>
+          <w:numId w:val="17"/>
+        </w:numPr>
+      </w:pPr>
+      <w:r>
+        <w:t>Износ уменьшается нелинейно, в зависимости от типа и интенсивности заданий.</w:t>
+      </w:r>
+    </w:p>
+    <w:p>
+      <w:pPr>
+        <w:numPr>
+          <w:ilvl w:val="1"/>
+          <w:numId w:val="17"/>
+        </w:numPr>
+      </w:pPr>
+      <w:r>
+        <w:t xml:space="preserve">В </w:t>
+      </w:r>
+      <w:proofErr w:type="spellStart"/>
+      <w:r>
+        <w:rPr>
+          <w:b/>
+          <w:bCs/>
+        </w:rPr>
+        <w:t>Table</w:t>
+      </w:r>
+      <w:proofErr w:type="spellEnd"/>
+      <w:r>
+        <w:rPr>
+          <w:b/>
+          <w:bCs/>
+        </w:rPr>
+        <w:t xml:space="preserve"> 2</w:t>
+      </w:r>
+      <w:r>
+        <w:t xml:space="preserve"> приведены примеры мер ПТО (смазка, замена подшипников, капитальный ремонт) и их влияние на восстановление ресурса машины (например, замена подшипников восстанавливает 70% ресурса, а капитальный ремонт — 100%).</w:t>
+      </w:r>
+    </w:p>
+    <w:p>
+      <w:pPr>
+        <w:rPr>
+          <w:b/>
+          <w:bCs/>
+        </w:rPr>
+      </w:pPr>
+      <w:r>
+        <w:rPr>
+          <w:b/>
+          <w:bCs/>
+        </w:rPr>
+        <w:t xml:space="preserve">2. </w:t>
+      </w:r>
+      <w:r>
+        <w:rPr>
+          <w:b/>
+          <w:bCs/>
+          <w:highlight w:val="green"/>
+        </w:rPr>
+        <w:t>Оптимизация моментов проведения ПТО</w:t>
+      </w:r>
+    </w:p>
+    <w:p>
+      <w:r>
+        <w:t xml:space="preserve">Модель </w:t>
+      </w:r>
+      <w:r>
+        <w:rPr>
+          <w:b/>
+          <w:bCs/>
+        </w:rPr>
+        <w:t>динамически планирует ПТО</w:t>
+      </w:r>
+      <w:r>
+        <w:t>, чтобы:</w:t>
+      </w:r>
+    </w:p>
+    <w:p>
+      <w:pPr>
+        <w:numPr>
+          <w:ilvl w:val="0"/>
+          <w:numId w:val="18"/>
+        </w:numPr>
+      </w:pPr>
+      <w:r>
+        <w:rPr>
+          <w:b/>
+          <w:bCs/>
+        </w:rPr>
+        <w:t>Не прерывать критические задания</w:t>
+      </w:r>
+      <w:r>
+        <w:t xml:space="preserve"> (высокоприоритетные заказы выполняются в срок, а низкоприоритетные могут задерживаться).</w:t>
+      </w:r>
+    </w:p>
+    <w:p>
+      <w:pPr>
+        <w:numPr>
+          <w:ilvl w:val="0"/>
+          <w:numId w:val="18"/>
+        </w:numPr>
+      </w:pPr>
+      <w:r>
+        <w:rPr>
+          <w:b/>
+          <w:bCs/>
+        </w:rPr>
+        <w:t>Не доводить до критического уровня износа</w:t>
+      </w:r>
+      <w:r>
+        <w:t xml:space="preserve"> — модель отслеживает пороговые значения износа (</w:t>
+      </w:r>
+      <w:proofErr w:type="spellStart"/>
+      <w:r>
+        <w:t>threshold</w:t>
+      </w:r>
+      <w:proofErr w:type="spellEnd"/>
+      <w:r>
+        <w:t xml:space="preserve"> </w:t>
+      </w:r>
+      <w:proofErr w:type="spellStart"/>
+      <w:r>
+        <w:t>values</w:t>
+      </w:r>
+      <w:proofErr w:type="spellEnd"/>
+      <w:r>
+        <w:t xml:space="preserve">) и предлагает проведение ПТО </w:t>
+      </w:r>
+      <w:r>
+        <w:rPr>
+          <w:b/>
+          <w:bCs/>
+        </w:rPr>
+        <w:t>в ближайшие свободные слоты</w:t>
+      </w:r>
+      <w:r>
+        <w:t>, чтобы избежать поломок.</w:t>
+      </w:r>
+    </w:p>
+    <w:p>
+      <w:pPr>
+        <w:rPr>
+          <w:b/>
+          <w:bCs/>
+        </w:rPr>
+      </w:pPr>
+    </w:p>
+    <w:p>
+      <w:pPr>
+        <w:rPr>
+          <w:b/>
+          <w:bCs/>
+        </w:rPr>
+      </w:pPr>
+      <w:r>
+        <w:rPr>
+          <w:b/>
+          <w:bCs/>
+        </w:rPr>
+        <w:t xml:space="preserve">3. </w:t>
+      </w:r>
+      <w:r>
+        <w:rPr>
+          <w:b/>
+          <w:bCs/>
+          <w:highlight w:val="green"/>
+        </w:rPr>
+        <w:t>Разные уровни ПТО (скорость/качество)</w:t>
+      </w:r>
+    </w:p>
+    <w:p>
+      <w:r>
+        <w:t xml:space="preserve">Модель поддерживает </w:t>
+      </w:r>
+      <w:r>
+        <w:rPr>
+          <w:b/>
+          <w:bCs/>
+        </w:rPr>
+        <w:t>три типа стратегий ПТО</w:t>
+      </w:r>
+      <w:r>
+        <w:t>:</w:t>
+      </w:r>
+    </w:p>
+    <w:p>
+      <w:pPr>
+        <w:numPr>
+          <w:ilvl w:val="0"/>
+          <w:numId w:val="19"/>
+        </w:numPr>
+      </w:pPr>
+      <w:r>
+        <w:rPr>
+          <w:b/>
+          <w:bCs/>
+        </w:rPr>
+        <w:t>Фиксированные интервалы</w:t>
+      </w:r>
+      <w:r>
+        <w:t xml:space="preserve"> (например, еженедельная смазка).</w:t>
+      </w:r>
+    </w:p>
+    <w:p>
+      <w:pPr>
+        <w:numPr>
+          <w:ilvl w:val="0"/>
+          <w:numId w:val="19"/>
+        </w:numPr>
+      </w:pPr>
+      <w:r>
+        <w:rPr>
+          <w:b/>
+          <w:bCs/>
+        </w:rPr>
+        <w:t>Условное ПТО (</w:t>
+      </w:r>
+      <w:proofErr w:type="spellStart"/>
+      <w:r>
+        <w:rPr>
+          <w:b/>
+          <w:bCs/>
+        </w:rPr>
+        <w:t>condition-based</w:t>
+      </w:r>
+      <w:proofErr w:type="spellEnd"/>
+      <w:r>
+        <w:rPr>
+          <w:b/>
+          <w:bCs/>
+        </w:rPr>
+        <w:t>)</w:t>
+      </w:r>
+      <w:r>
+        <w:t xml:space="preserve"> — когда износ достигает определенного порога, модель автоматически предлагает провести обслуживание.</w:t>
+      </w:r>
+    </w:p>
+    <w:p>
+      <w:pPr>
+        <w:numPr>
+          <w:ilvl w:val="0"/>
+          <w:numId w:val="19"/>
+        </w:numPr>
+      </w:pPr>
+      <w:r>
+        <w:rPr>
+          <w:b/>
+          <w:bCs/>
+        </w:rPr>
+        <w:lastRenderedPageBreak/>
+        <w:t>Ручное планирование</w:t>
+      </w:r>
+      <w:r>
+        <w:t xml:space="preserve"> — оператор может вручную назначить ПТО в любое время, если это необходимо.</w:t>
+      </w:r>
+    </w:p>
+    <w:p>
+      <w:pPr>
+        <w:ind w:firstLine="0"/>
       </w:pPr>
     </w:p>
     <w:sectPr>
@@ -2154,6 +2925,268 @@
 <file path=word/numbering.xml><?xml version="1.0" encoding="utf-8"?>
 <w:numbering xmlns:wpc="http://schemas.microsoft.com/office/word/2010/wordprocessingCanvas" xmlns:cx="http://schemas.microsoft.com/office/drawing/2014/chartex" xmlns:cx1="http://schemas.microsoft.com/office/drawing/2015/9/8/chartex" xmlns:cx2="http://schemas.microsoft.com/office/drawing/2015/10/21/chartex" xmlns:cx3="http://schemas.microsoft.com/office/drawing/2016/5/9/chartex" xmlns:cx4="http://schemas.microsoft.com/office/drawing/2016/5/10/chartex" xmlns:cx5="http://schemas.microsoft.com/office/drawing/2016/5/11/chartex" xmlns:cx6="http://schemas.microsoft.com/office/drawing/2016/5/12/chartex" xmlns:cx7="http://schemas.microsoft.com/office/drawing/2016/5/13/chartex" xmlns:cx8="http://schemas.microsoft.com/office/drawing/2016/5/14/chartex" xmlns:mc="http://schemas.openxmlformats.org/markup-compatibility/2006" xmlns:aink="http://schemas.microsoft.com/office/drawing/2016/ink" xmlns:am3d="http://schemas.microsoft.com/office/drawing/2017/model3d" xmlns:o="urn:schemas-microsoft-com:office:office" xmlns:oel="http://schemas.microsoft.com/office/2019/extlst" xmlns:r="http://schemas.openxmlformats.org/officeDocument/2006/relationships" xmlns:m="http://schemas.openxmlformats.org/officeDocument/2006/math" xmlns:v="urn:schemas-microsoft-com:vml" xmlns:wp14="http://schemas.microsoft.com/office/word/2010/wordprocessingDrawing" xmlns:wp="http://schemas.openxmlformats.org/drawingml/2006/wordprocessingDrawing" xmlns:w10="urn:schemas-microsoft-com:office:word" xmlns:w="http://schemas.openxmlformats.org/wordprocessingml/2006/main" xmlns:w14="http://schemas.microsoft.com/office/word/2010/wordml" xmlns:w15="http://schemas.microsoft.com/office/word/2012/wordml" xmlns:w16cex="http://schemas.microsoft.com/office/word/2018/wordml/cex" xmlns:w16cid="http://schemas.microsoft.com/office/word/2016/wordml/cid" xmlns:w16="http://schemas.microsoft.com/office/word/2018/wordml" xmlns:w16du="http://schemas.microsoft.com/office/word/2023/wordml/word16du" xmlns:w16sdtdh="http://schemas.microsoft.com/office/word/2020/wordml/sdtdatahash" xmlns:w16sdtfl="http://schemas.microsoft.com/office/word/2024/wordml/sdtformatlock" xmlns:w16se="http://schemas.microsoft.com/office/word/2015/wordml/symex" xmlns:wpg="http://schemas.microsoft.com/office/word/2010/wordprocessingGroup" xmlns:wpi="http://schemas.microsoft.com/office/word/2010/wordprocessingInk" xmlns:wne="http://schemas.microsoft.com/office/word/2006/wordml" xmlns:wps="http://schemas.microsoft.com/office/word/2010/wordprocessingShape" mc:Ignorable="w14 w15 w16se w16cid w16 w16cex w16sdtdh w16sdtfl w16du wp14">
   <w:abstractNum w:abstractNumId="0" w15:restartNumberingAfterBreak="0">
+    <w:nsid w:val="08F41F9A"/>
+    <w:multiLevelType w:val="multilevel"/>
+    <w:tmpl w:val="2ACC4A4A"/>
+    <w:lvl w:ilvl="0">
+      <w:start w:val="1"/>
+      <w:numFmt w:val="bullet"/>
+      <w:lvlText w:val=""/>
+      <w:lvlJc w:val="left"/>
+      <w:pPr>
+        <w:tabs>
+          <w:tab w:val="num" w:pos="720"/>
+        </w:tabs>
+        <w:ind w:left="720" w:hanging="360"/>
+      </w:pPr>
+      <w:rPr>
+        <w:rFonts w:ascii="Symbol" w:hAnsi="Symbol" w:hint="default"/>
+        <w:sz w:val="20"/>
+      </w:rPr>
+    </w:lvl>
+    <w:lvl w:ilvl="1">
+      <w:start w:val="1"/>
+      <w:numFmt w:val="bullet"/>
+      <w:lvlText w:val="o"/>
+      <w:lvlJc w:val="left"/>
+      <w:pPr>
+        <w:tabs>
+          <w:tab w:val="num" w:pos="1440"/>
+        </w:tabs>
+        <w:ind w:left="1440" w:hanging="360"/>
+      </w:pPr>
+      <w:rPr>
+        <w:rFonts w:ascii="Courier New" w:hAnsi="Courier New" w:hint="default"/>
+        <w:sz w:val="20"/>
+      </w:rPr>
+    </w:lvl>
+    <w:lvl w:ilvl="2" w:tentative="1">
+      <w:start w:val="1"/>
+      <w:numFmt w:val="bullet"/>
+      <w:lvlText w:val=""/>
+      <w:lvlJc w:val="left"/>
+      <w:pPr>
+        <w:tabs>
+          <w:tab w:val="num" w:pos="2160"/>
+        </w:tabs>
+        <w:ind w:left="2160" w:hanging="360"/>
+      </w:pPr>
+      <w:rPr>
+        <w:rFonts w:ascii="Wingdings" w:hAnsi="Wingdings" w:hint="default"/>
+        <w:sz w:val="20"/>
+      </w:rPr>
+    </w:lvl>
+    <w:lvl w:ilvl="3" w:tentative="1">
+      <w:start w:val="1"/>
+      <w:numFmt w:val="bullet"/>
+      <w:lvlText w:val=""/>
+      <w:lvlJc w:val="left"/>
+      <w:pPr>
+        <w:tabs>
+          <w:tab w:val="num" w:pos="2880"/>
+        </w:tabs>
+        <w:ind w:left="2880" w:hanging="360"/>
+      </w:pPr>
+      <w:rPr>
+        <w:rFonts w:ascii="Wingdings" w:hAnsi="Wingdings" w:hint="default"/>
+        <w:sz w:val="20"/>
+      </w:rPr>
+    </w:lvl>
+    <w:lvl w:ilvl="4" w:tentative="1">
+      <w:start w:val="1"/>
+      <w:numFmt w:val="bullet"/>
+      <w:lvlText w:val=""/>
+      <w:lvlJc w:val="left"/>
+      <w:pPr>
+        <w:tabs>
+          <w:tab w:val="num" w:pos="3600"/>
+        </w:tabs>
+        <w:ind w:left="3600" w:hanging="360"/>
+      </w:pPr>
+      <w:rPr>
+        <w:rFonts w:ascii="Wingdings" w:hAnsi="Wingdings" w:hint="default"/>
+        <w:sz w:val="20"/>
+      </w:rPr>
+    </w:lvl>
+    <w:lvl w:ilvl="5" w:tentative="1">
+      <w:start w:val="1"/>
+      <w:numFmt w:val="bullet"/>
+      <w:lvlText w:val=""/>
+      <w:lvlJc w:val="left"/>
+      <w:pPr>
+        <w:tabs>
+          <w:tab w:val="num" w:pos="4320"/>
+        </w:tabs>
+        <w:ind w:left="4320" w:hanging="360"/>
+      </w:pPr>
+      <w:rPr>
+        <w:rFonts w:ascii="Wingdings" w:hAnsi="Wingdings" w:hint="default"/>
+        <w:sz w:val="20"/>
+      </w:rPr>
+    </w:lvl>
+    <w:lvl w:ilvl="6" w:tentative="1">
+      <w:start w:val="1"/>
+      <w:numFmt w:val="bullet"/>
+      <w:lvlText w:val=""/>
+      <w:lvlJc w:val="left"/>
+      <w:pPr>
+        <w:tabs>
+          <w:tab w:val="num" w:pos="5040"/>
+        </w:tabs>
+        <w:ind w:left="5040" w:hanging="360"/>
+      </w:pPr>
+      <w:rPr>
+        <w:rFonts w:ascii="Wingdings" w:hAnsi="Wingdings" w:hint="default"/>
+        <w:sz w:val="20"/>
+      </w:rPr>
+    </w:lvl>
+    <w:lvl w:ilvl="7" w:tentative="1">
+      <w:start w:val="1"/>
+      <w:numFmt w:val="bullet"/>
+      <w:lvlText w:val=""/>
+      <w:lvlJc w:val="left"/>
+      <w:pPr>
+        <w:tabs>
+          <w:tab w:val="num" w:pos="5760"/>
+        </w:tabs>
+        <w:ind w:left="5760" w:hanging="360"/>
+      </w:pPr>
+      <w:rPr>
+        <w:rFonts w:ascii="Wingdings" w:hAnsi="Wingdings" w:hint="default"/>
+        <w:sz w:val="20"/>
+      </w:rPr>
+    </w:lvl>
+    <w:lvl w:ilvl="8" w:tentative="1">
+      <w:start w:val="1"/>
+      <w:numFmt w:val="bullet"/>
+      <w:lvlText w:val=""/>
+      <w:lvlJc w:val="left"/>
+      <w:pPr>
+        <w:tabs>
+          <w:tab w:val="num" w:pos="6480"/>
+        </w:tabs>
+        <w:ind w:left="6480" w:hanging="360"/>
+      </w:pPr>
+      <w:rPr>
+        <w:rFonts w:ascii="Wingdings" w:hAnsi="Wingdings" w:hint="default"/>
+        <w:sz w:val="20"/>
+      </w:rPr>
+    </w:lvl>
+  </w:abstractNum>
+  <w:abstractNum w:abstractNumId="1" w15:restartNumberingAfterBreak="0">
+    <w:nsid w:val="099A0EFB"/>
+    <w:multiLevelType w:val="hybridMultilevel"/>
+    <w:tmpl w:val="58A880EA"/>
+    <w:lvl w:ilvl="0" w:tplc="04190001">
+      <w:start w:val="1"/>
+      <w:numFmt w:val="bullet"/>
+      <w:lvlText w:val=""/>
+      <w:lvlJc w:val="left"/>
+      <w:pPr>
+        <w:ind w:left="720" w:hanging="360"/>
+      </w:pPr>
+      <w:rPr>
+        <w:rFonts w:ascii="Symbol" w:hAnsi="Symbol" w:hint="default"/>
+      </w:rPr>
+    </w:lvl>
+    <w:lvl w:ilvl="1" w:tplc="04190003" w:tentative="1">
+      <w:start w:val="1"/>
+      <w:numFmt w:val="bullet"/>
+      <w:lvlText w:val="o"/>
+      <w:lvlJc w:val="left"/>
+      <w:pPr>
+        <w:ind w:left="1440" w:hanging="360"/>
+      </w:pPr>
+      <w:rPr>
+        <w:rFonts w:ascii="Courier New" w:hAnsi="Courier New" w:cs="Courier New" w:hint="default"/>
+      </w:rPr>
+    </w:lvl>
+    <w:lvl w:ilvl="2" w:tplc="04190005" w:tentative="1">
+      <w:start w:val="1"/>
+      <w:numFmt w:val="bullet"/>
+      <w:lvlText w:val=""/>
+      <w:lvlJc w:val="left"/>
+      <w:pPr>
+        <w:ind w:left="2160" w:hanging="360"/>
+      </w:pPr>
+      <w:rPr>
+        <w:rFonts w:ascii="Wingdings" w:hAnsi="Wingdings" w:hint="default"/>
+      </w:rPr>
+    </w:lvl>
+    <w:lvl w:ilvl="3" w:tplc="04190001" w:tentative="1">
+      <w:start w:val="1"/>
+      <w:numFmt w:val="bullet"/>
+      <w:lvlText w:val=""/>
+      <w:lvlJc w:val="left"/>
+      <w:pPr>
+        <w:ind w:left="2880" w:hanging="360"/>
+      </w:pPr>
+      <w:rPr>
+        <w:rFonts w:ascii="Symbol" w:hAnsi="Symbol" w:hint="default"/>
+      </w:rPr>
+    </w:lvl>
+    <w:lvl w:ilvl="4" w:tplc="04190003" w:tentative="1">
+      <w:start w:val="1"/>
+      <w:numFmt w:val="bullet"/>
+      <w:lvlText w:val="o"/>
+      <w:lvlJc w:val="left"/>
+      <w:pPr>
+        <w:ind w:left="3600" w:hanging="360"/>
+      </w:pPr>
+      <w:rPr>
+        <w:rFonts w:ascii="Courier New" w:hAnsi="Courier New" w:cs="Courier New" w:hint="default"/>
+      </w:rPr>
+    </w:lvl>
+    <w:lvl w:ilvl="5" w:tplc="04190005" w:tentative="1">
+      <w:start w:val="1"/>
+      <w:numFmt w:val="bullet"/>
+      <w:lvlText w:val=""/>
+      <w:lvlJc w:val="left"/>
+      <w:pPr>
+        <w:ind w:left="4320" w:hanging="360"/>
+      </w:pPr>
+      <w:rPr>
+        <w:rFonts w:ascii="Wingdings" w:hAnsi="Wingdings" w:hint="default"/>
+      </w:rPr>
+    </w:lvl>
+    <w:lvl w:ilvl="6" w:tplc="04190001" w:tentative="1">
+      <w:start w:val="1"/>
+      <w:numFmt w:val="bullet"/>
+      <w:lvlText w:val=""/>
+      <w:lvlJc w:val="left"/>
+      <w:pPr>
+        <w:ind w:left="5040" w:hanging="360"/>
+      </w:pPr>
+      <w:rPr>
+        <w:rFonts w:ascii="Symbol" w:hAnsi="Symbol" w:hint="default"/>
+      </w:rPr>
+    </w:lvl>
+    <w:lvl w:ilvl="7" w:tplc="04190003" w:tentative="1">
+      <w:start w:val="1"/>
+      <w:numFmt w:val="bullet"/>
+      <w:lvlText w:val="o"/>
+      <w:lvlJc w:val="left"/>
+      <w:pPr>
+        <w:ind w:left="5760" w:hanging="360"/>
+      </w:pPr>
+      <w:rPr>
+        <w:rFonts w:ascii="Courier New" w:hAnsi="Courier New" w:cs="Courier New" w:hint="default"/>
+      </w:rPr>
+    </w:lvl>
+    <w:lvl w:ilvl="8" w:tplc="04190005" w:tentative="1">
+      <w:start w:val="1"/>
+      <w:numFmt w:val="bullet"/>
+      <w:lvlText w:val=""/>
+      <w:lvlJc w:val="left"/>
+      <w:pPr>
+        <w:ind w:left="6480" w:hanging="360"/>
+      </w:pPr>
+      <w:rPr>
+        <w:rFonts w:ascii="Wingdings" w:hAnsi="Wingdings" w:hint="default"/>
+      </w:rPr>
+    </w:lvl>
+  </w:abstractNum>
+  <w:abstractNum w:abstractNumId="2" w15:restartNumberingAfterBreak="0">
     <w:nsid w:val="222B7F02"/>
     <w:multiLevelType w:val="hybridMultilevel"/>
     <w:tmpl w:val="7D56A922"/>
@@ -2266,7 +3299,716 @@
       </w:rPr>
     </w:lvl>
   </w:abstractNum>
-  <w:abstractNum w:abstractNumId="1" w15:restartNumberingAfterBreak="0">
+  <w:abstractNum w:abstractNumId="3" w15:restartNumberingAfterBreak="0">
+    <w:nsid w:val="29654648"/>
+    <w:multiLevelType w:val="multilevel"/>
+    <w:tmpl w:val="0F580E26"/>
+    <w:lvl w:ilvl="0">
+      <w:start w:val="1"/>
+      <w:numFmt w:val="bullet"/>
+      <w:lvlText w:val=""/>
+      <w:lvlJc w:val="left"/>
+      <w:pPr>
+        <w:tabs>
+          <w:tab w:val="num" w:pos="720"/>
+        </w:tabs>
+        <w:ind w:left="720" w:hanging="360"/>
+      </w:pPr>
+      <w:rPr>
+        <w:rFonts w:ascii="Symbol" w:hAnsi="Symbol" w:hint="default"/>
+        <w:sz w:val="20"/>
+      </w:rPr>
+    </w:lvl>
+    <w:lvl w:ilvl="1" w:tentative="1">
+      <w:start w:val="1"/>
+      <w:numFmt w:val="bullet"/>
+      <w:lvlText w:val="o"/>
+      <w:lvlJc w:val="left"/>
+      <w:pPr>
+        <w:tabs>
+          <w:tab w:val="num" w:pos="1440"/>
+        </w:tabs>
+        <w:ind w:left="1440" w:hanging="360"/>
+      </w:pPr>
+      <w:rPr>
+        <w:rFonts w:ascii="Courier New" w:hAnsi="Courier New" w:hint="default"/>
+        <w:sz w:val="20"/>
+      </w:rPr>
+    </w:lvl>
+    <w:lvl w:ilvl="2" w:tentative="1">
+      <w:start w:val="1"/>
+      <w:numFmt w:val="bullet"/>
+      <w:lvlText w:val=""/>
+      <w:lvlJc w:val="left"/>
+      <w:pPr>
+        <w:tabs>
+          <w:tab w:val="num" w:pos="2160"/>
+        </w:tabs>
+        <w:ind w:left="2160" w:hanging="360"/>
+      </w:pPr>
+      <w:rPr>
+        <w:rFonts w:ascii="Wingdings" w:hAnsi="Wingdings" w:hint="default"/>
+        <w:sz w:val="20"/>
+      </w:rPr>
+    </w:lvl>
+    <w:lvl w:ilvl="3" w:tentative="1">
+      <w:start w:val="1"/>
+      <w:numFmt w:val="bullet"/>
+      <w:lvlText w:val=""/>
+      <w:lvlJc w:val="left"/>
+      <w:pPr>
+        <w:tabs>
+          <w:tab w:val="num" w:pos="2880"/>
+        </w:tabs>
+        <w:ind w:left="2880" w:hanging="360"/>
+      </w:pPr>
+      <w:rPr>
+        <w:rFonts w:ascii="Wingdings" w:hAnsi="Wingdings" w:hint="default"/>
+        <w:sz w:val="20"/>
+      </w:rPr>
+    </w:lvl>
+    <w:lvl w:ilvl="4" w:tentative="1">
+      <w:start w:val="1"/>
+      <w:numFmt w:val="bullet"/>
+      <w:lvlText w:val=""/>
+      <w:lvlJc w:val="left"/>
+      <w:pPr>
+        <w:tabs>
+          <w:tab w:val="num" w:pos="3600"/>
+        </w:tabs>
+        <w:ind w:left="3600" w:hanging="360"/>
+      </w:pPr>
+      <w:rPr>
+        <w:rFonts w:ascii="Wingdings" w:hAnsi="Wingdings" w:hint="default"/>
+        <w:sz w:val="20"/>
+      </w:rPr>
+    </w:lvl>
+    <w:lvl w:ilvl="5" w:tentative="1">
+      <w:start w:val="1"/>
+      <w:numFmt w:val="bullet"/>
+      <w:lvlText w:val=""/>
+      <w:lvlJc w:val="left"/>
+      <w:pPr>
+        <w:tabs>
+          <w:tab w:val="num" w:pos="4320"/>
+        </w:tabs>
+        <w:ind w:left="4320" w:hanging="360"/>
+      </w:pPr>
+      <w:rPr>
+        <w:rFonts w:ascii="Wingdings" w:hAnsi="Wingdings" w:hint="default"/>
+        <w:sz w:val="20"/>
+      </w:rPr>
+    </w:lvl>
+    <w:lvl w:ilvl="6" w:tentative="1">
+      <w:start w:val="1"/>
+      <w:numFmt w:val="bullet"/>
+      <w:lvlText w:val=""/>
+      <w:lvlJc w:val="left"/>
+      <w:pPr>
+        <w:tabs>
+          <w:tab w:val="num" w:pos="5040"/>
+        </w:tabs>
+        <w:ind w:left="5040" w:hanging="360"/>
+      </w:pPr>
+      <w:rPr>
+        <w:rFonts w:ascii="Wingdings" w:hAnsi="Wingdings" w:hint="default"/>
+        <w:sz w:val="20"/>
+      </w:rPr>
+    </w:lvl>
+    <w:lvl w:ilvl="7" w:tentative="1">
+      <w:start w:val="1"/>
+      <w:numFmt w:val="bullet"/>
+      <w:lvlText w:val=""/>
+      <w:lvlJc w:val="left"/>
+      <w:pPr>
+        <w:tabs>
+          <w:tab w:val="num" w:pos="5760"/>
+        </w:tabs>
+        <w:ind w:left="5760" w:hanging="360"/>
+      </w:pPr>
+      <w:rPr>
+        <w:rFonts w:ascii="Wingdings" w:hAnsi="Wingdings" w:hint="default"/>
+        <w:sz w:val="20"/>
+      </w:rPr>
+    </w:lvl>
+    <w:lvl w:ilvl="8" w:tentative="1">
+      <w:start w:val="1"/>
+      <w:numFmt w:val="bullet"/>
+      <w:lvlText w:val=""/>
+      <w:lvlJc w:val="left"/>
+      <w:pPr>
+        <w:tabs>
+          <w:tab w:val="num" w:pos="6480"/>
+        </w:tabs>
+        <w:ind w:left="6480" w:hanging="360"/>
+      </w:pPr>
+      <w:rPr>
+        <w:rFonts w:ascii="Wingdings" w:hAnsi="Wingdings" w:hint="default"/>
+        <w:sz w:val="20"/>
+      </w:rPr>
+    </w:lvl>
+  </w:abstractNum>
+  <w:abstractNum w:abstractNumId="4" w15:restartNumberingAfterBreak="0">
+    <w:nsid w:val="2A0547FB"/>
+    <w:multiLevelType w:val="multilevel"/>
+    <w:tmpl w:val="635650AA"/>
+    <w:lvl w:ilvl="0">
+      <w:start w:val="1"/>
+      <w:numFmt w:val="bullet"/>
+      <w:lvlText w:val=""/>
+      <w:lvlJc w:val="left"/>
+      <w:pPr>
+        <w:tabs>
+          <w:tab w:val="num" w:pos="720"/>
+        </w:tabs>
+        <w:ind w:left="720" w:hanging="360"/>
+      </w:pPr>
+      <w:rPr>
+        <w:rFonts w:ascii="Symbol" w:hAnsi="Symbol" w:hint="default"/>
+        <w:sz w:val="20"/>
+      </w:rPr>
+    </w:lvl>
+    <w:lvl w:ilvl="1">
+      <w:start w:val="1"/>
+      <w:numFmt w:val="bullet"/>
+      <w:lvlText w:val="o"/>
+      <w:lvlJc w:val="left"/>
+      <w:pPr>
+        <w:tabs>
+          <w:tab w:val="num" w:pos="1440"/>
+        </w:tabs>
+        <w:ind w:left="1440" w:hanging="360"/>
+      </w:pPr>
+      <w:rPr>
+        <w:rFonts w:ascii="Courier New" w:hAnsi="Courier New" w:hint="default"/>
+        <w:sz w:val="20"/>
+      </w:rPr>
+    </w:lvl>
+    <w:lvl w:ilvl="2" w:tentative="1">
+      <w:start w:val="1"/>
+      <w:numFmt w:val="bullet"/>
+      <w:lvlText w:val=""/>
+      <w:lvlJc w:val="left"/>
+      <w:pPr>
+        <w:tabs>
+          <w:tab w:val="num" w:pos="2160"/>
+        </w:tabs>
+        <w:ind w:left="2160" w:hanging="360"/>
+      </w:pPr>
+      <w:rPr>
+        <w:rFonts w:ascii="Wingdings" w:hAnsi="Wingdings" w:hint="default"/>
+        <w:sz w:val="20"/>
+      </w:rPr>
+    </w:lvl>
+    <w:lvl w:ilvl="3" w:tentative="1">
+      <w:start w:val="1"/>
+      <w:numFmt w:val="bullet"/>
+      <w:lvlText w:val=""/>
+      <w:lvlJc w:val="left"/>
+      <w:pPr>
+        <w:tabs>
+          <w:tab w:val="num" w:pos="2880"/>
+        </w:tabs>
+        <w:ind w:left="2880" w:hanging="360"/>
+      </w:pPr>
+      <w:rPr>
+        <w:rFonts w:ascii="Wingdings" w:hAnsi="Wingdings" w:hint="default"/>
+        <w:sz w:val="20"/>
+      </w:rPr>
+    </w:lvl>
+    <w:lvl w:ilvl="4" w:tentative="1">
+      <w:start w:val="1"/>
+      <w:numFmt w:val="bullet"/>
+      <w:lvlText w:val=""/>
+      <w:lvlJc w:val="left"/>
+      <w:pPr>
+        <w:tabs>
+          <w:tab w:val="num" w:pos="3600"/>
+        </w:tabs>
+        <w:ind w:left="3600" w:hanging="360"/>
+      </w:pPr>
+      <w:rPr>
+        <w:rFonts w:ascii="Wingdings" w:hAnsi="Wingdings" w:hint="default"/>
+        <w:sz w:val="20"/>
+      </w:rPr>
+    </w:lvl>
+    <w:lvl w:ilvl="5" w:tentative="1">
+      <w:start w:val="1"/>
+      <w:numFmt w:val="bullet"/>
+      <w:lvlText w:val=""/>
+      <w:lvlJc w:val="left"/>
+      <w:pPr>
+        <w:tabs>
+          <w:tab w:val="num" w:pos="4320"/>
+        </w:tabs>
+        <w:ind w:left="4320" w:hanging="360"/>
+      </w:pPr>
+      <w:rPr>
+        <w:rFonts w:ascii="Wingdings" w:hAnsi="Wingdings" w:hint="default"/>
+        <w:sz w:val="20"/>
+      </w:rPr>
+    </w:lvl>
+    <w:lvl w:ilvl="6" w:tentative="1">
+      <w:start w:val="1"/>
+      <w:numFmt w:val="bullet"/>
+      <w:lvlText w:val=""/>
+      <w:lvlJc w:val="left"/>
+      <w:pPr>
+        <w:tabs>
+          <w:tab w:val="num" w:pos="5040"/>
+        </w:tabs>
+        <w:ind w:left="5040" w:hanging="360"/>
+      </w:pPr>
+      <w:rPr>
+        <w:rFonts w:ascii="Wingdings" w:hAnsi="Wingdings" w:hint="default"/>
+        <w:sz w:val="20"/>
+      </w:rPr>
+    </w:lvl>
+    <w:lvl w:ilvl="7" w:tentative="1">
+      <w:start w:val="1"/>
+      <w:numFmt w:val="bullet"/>
+      <w:lvlText w:val=""/>
+      <w:lvlJc w:val="left"/>
+      <w:pPr>
+        <w:tabs>
+          <w:tab w:val="num" w:pos="5760"/>
+        </w:tabs>
+        <w:ind w:left="5760" w:hanging="360"/>
+      </w:pPr>
+      <w:rPr>
+        <w:rFonts w:ascii="Wingdings" w:hAnsi="Wingdings" w:hint="default"/>
+        <w:sz w:val="20"/>
+      </w:rPr>
+    </w:lvl>
+    <w:lvl w:ilvl="8" w:tentative="1">
+      <w:start w:val="1"/>
+      <w:numFmt w:val="bullet"/>
+      <w:lvlText w:val=""/>
+      <w:lvlJc w:val="left"/>
+      <w:pPr>
+        <w:tabs>
+          <w:tab w:val="num" w:pos="6480"/>
+        </w:tabs>
+        <w:ind w:left="6480" w:hanging="360"/>
+      </w:pPr>
+      <w:rPr>
+        <w:rFonts w:ascii="Wingdings" w:hAnsi="Wingdings" w:hint="default"/>
+        <w:sz w:val="20"/>
+      </w:rPr>
+    </w:lvl>
+  </w:abstractNum>
+  <w:abstractNum w:abstractNumId="5" w15:restartNumberingAfterBreak="0">
+    <w:nsid w:val="2D931D8F"/>
+    <w:multiLevelType w:val="multilevel"/>
+    <w:tmpl w:val="77F0AFFA"/>
+    <w:lvl w:ilvl="0">
+      <w:start w:val="1"/>
+      <w:numFmt w:val="bullet"/>
+      <w:lvlText w:val=""/>
+      <w:lvlJc w:val="left"/>
+      <w:pPr>
+        <w:tabs>
+          <w:tab w:val="num" w:pos="720"/>
+        </w:tabs>
+        <w:ind w:left="720" w:hanging="360"/>
+      </w:pPr>
+      <w:rPr>
+        <w:rFonts w:ascii="Symbol" w:hAnsi="Symbol" w:hint="default"/>
+        <w:sz w:val="20"/>
+      </w:rPr>
+    </w:lvl>
+    <w:lvl w:ilvl="1" w:tentative="1">
+      <w:start w:val="1"/>
+      <w:numFmt w:val="bullet"/>
+      <w:lvlText w:val="o"/>
+      <w:lvlJc w:val="left"/>
+      <w:pPr>
+        <w:tabs>
+          <w:tab w:val="num" w:pos="1440"/>
+        </w:tabs>
+        <w:ind w:left="1440" w:hanging="360"/>
+      </w:pPr>
+      <w:rPr>
+        <w:rFonts w:ascii="Courier New" w:hAnsi="Courier New" w:hint="default"/>
+        <w:sz w:val="20"/>
+      </w:rPr>
+    </w:lvl>
+    <w:lvl w:ilvl="2" w:tentative="1">
+      <w:start w:val="1"/>
+      <w:numFmt w:val="bullet"/>
+      <w:lvlText w:val=""/>
+      <w:lvlJc w:val="left"/>
+      <w:pPr>
+        <w:tabs>
+          <w:tab w:val="num" w:pos="2160"/>
+        </w:tabs>
+        <w:ind w:left="2160" w:hanging="360"/>
+      </w:pPr>
+      <w:rPr>
+        <w:rFonts w:ascii="Wingdings" w:hAnsi="Wingdings" w:hint="default"/>
+        <w:sz w:val="20"/>
+      </w:rPr>
+    </w:lvl>
+    <w:lvl w:ilvl="3" w:tentative="1">
+      <w:start w:val="1"/>
+      <w:numFmt w:val="bullet"/>
+      <w:lvlText w:val=""/>
+      <w:lvlJc w:val="left"/>
+      <w:pPr>
+        <w:tabs>
+          <w:tab w:val="num" w:pos="2880"/>
+        </w:tabs>
+        <w:ind w:left="2880" w:hanging="360"/>
+      </w:pPr>
+      <w:rPr>
+        <w:rFonts w:ascii="Wingdings" w:hAnsi="Wingdings" w:hint="default"/>
+        <w:sz w:val="20"/>
+      </w:rPr>
+    </w:lvl>
+    <w:lvl w:ilvl="4" w:tentative="1">
+      <w:start w:val="1"/>
+      <w:numFmt w:val="bullet"/>
+      <w:lvlText w:val=""/>
+      <w:lvlJc w:val="left"/>
+      <w:pPr>
+        <w:tabs>
+          <w:tab w:val="num" w:pos="3600"/>
+        </w:tabs>
+        <w:ind w:left="3600" w:hanging="360"/>
+      </w:pPr>
+      <w:rPr>
+        <w:rFonts w:ascii="Wingdings" w:hAnsi="Wingdings" w:hint="default"/>
+        <w:sz w:val="20"/>
+      </w:rPr>
+    </w:lvl>
+    <w:lvl w:ilvl="5" w:tentative="1">
+      <w:start w:val="1"/>
+      <w:numFmt w:val="bullet"/>
+      <w:lvlText w:val=""/>
+      <w:lvlJc w:val="left"/>
+      <w:pPr>
+        <w:tabs>
+          <w:tab w:val="num" w:pos="4320"/>
+        </w:tabs>
+        <w:ind w:left="4320" w:hanging="360"/>
+      </w:pPr>
+      <w:rPr>
+        <w:rFonts w:ascii="Wingdings" w:hAnsi="Wingdings" w:hint="default"/>
+        <w:sz w:val="20"/>
+      </w:rPr>
+    </w:lvl>
+    <w:lvl w:ilvl="6" w:tentative="1">
+      <w:start w:val="1"/>
+      <w:numFmt w:val="bullet"/>
+      <w:lvlText w:val=""/>
+      <w:lvlJc w:val="left"/>
+      <w:pPr>
+        <w:tabs>
+          <w:tab w:val="num" w:pos="5040"/>
+        </w:tabs>
+        <w:ind w:left="5040" w:hanging="360"/>
+      </w:pPr>
+      <w:rPr>
+        <w:rFonts w:ascii="Wingdings" w:hAnsi="Wingdings" w:hint="default"/>
+        <w:sz w:val="20"/>
+      </w:rPr>
+    </w:lvl>
+    <w:lvl w:ilvl="7" w:tentative="1">
+      <w:start w:val="1"/>
+      <w:numFmt w:val="bullet"/>
+      <w:lvlText w:val=""/>
+      <w:lvlJc w:val="left"/>
+      <w:pPr>
+        <w:tabs>
+          <w:tab w:val="num" w:pos="5760"/>
+        </w:tabs>
+        <w:ind w:left="5760" w:hanging="360"/>
+      </w:pPr>
+      <w:rPr>
+        <w:rFonts w:ascii="Wingdings" w:hAnsi="Wingdings" w:hint="default"/>
+        <w:sz w:val="20"/>
+      </w:rPr>
+    </w:lvl>
+    <w:lvl w:ilvl="8" w:tentative="1">
+      <w:start w:val="1"/>
+      <w:numFmt w:val="bullet"/>
+      <w:lvlText w:val=""/>
+      <w:lvlJc w:val="left"/>
+      <w:pPr>
+        <w:tabs>
+          <w:tab w:val="num" w:pos="6480"/>
+        </w:tabs>
+        <w:ind w:left="6480" w:hanging="360"/>
+      </w:pPr>
+      <w:rPr>
+        <w:rFonts w:ascii="Wingdings" w:hAnsi="Wingdings" w:hint="default"/>
+        <w:sz w:val="20"/>
+      </w:rPr>
+    </w:lvl>
+  </w:abstractNum>
+  <w:abstractNum w:abstractNumId="6" w15:restartNumberingAfterBreak="0">
+    <w:nsid w:val="2EB33ADE"/>
+    <w:multiLevelType w:val="multilevel"/>
+    <w:tmpl w:val="2C46CD96"/>
+    <w:lvl w:ilvl="0">
+      <w:start w:val="1"/>
+      <w:numFmt w:val="decimal"/>
+      <w:lvlText w:val="%1."/>
+      <w:lvlJc w:val="left"/>
+      <w:pPr>
+        <w:tabs>
+          <w:tab w:val="num" w:pos="720"/>
+        </w:tabs>
+        <w:ind w:left="720" w:hanging="360"/>
+      </w:pPr>
+    </w:lvl>
+    <w:lvl w:ilvl="1" w:tentative="1">
+      <w:start w:val="1"/>
+      <w:numFmt w:val="decimal"/>
+      <w:lvlText w:val="%2."/>
+      <w:lvlJc w:val="left"/>
+      <w:pPr>
+        <w:tabs>
+          <w:tab w:val="num" w:pos="1440"/>
+        </w:tabs>
+        <w:ind w:left="1440" w:hanging="360"/>
+      </w:pPr>
+    </w:lvl>
+    <w:lvl w:ilvl="2" w:tentative="1">
+      <w:start w:val="1"/>
+      <w:numFmt w:val="decimal"/>
+      <w:lvlText w:val="%3."/>
+      <w:lvlJc w:val="left"/>
+      <w:pPr>
+        <w:tabs>
+          <w:tab w:val="num" w:pos="2160"/>
+        </w:tabs>
+        <w:ind w:left="2160" w:hanging="360"/>
+      </w:pPr>
+    </w:lvl>
+    <w:lvl w:ilvl="3" w:tentative="1">
+      <w:start w:val="1"/>
+      <w:numFmt w:val="decimal"/>
+      <w:lvlText w:val="%4."/>
+      <w:lvlJc w:val="left"/>
+      <w:pPr>
+        <w:tabs>
+          <w:tab w:val="num" w:pos="2880"/>
+        </w:tabs>
+        <w:ind w:left="2880" w:hanging="360"/>
+      </w:pPr>
+    </w:lvl>
+    <w:lvl w:ilvl="4" w:tentative="1">
+      <w:start w:val="1"/>
+      <w:numFmt w:val="decimal"/>
+      <w:lvlText w:val="%5."/>
+      <w:lvlJc w:val="left"/>
+      <w:pPr>
+        <w:tabs>
+          <w:tab w:val="num" w:pos="3600"/>
+        </w:tabs>
+        <w:ind w:left="3600" w:hanging="360"/>
+      </w:pPr>
+    </w:lvl>
+    <w:lvl w:ilvl="5" w:tentative="1">
+      <w:start w:val="1"/>
+      <w:numFmt w:val="decimal"/>
+      <w:lvlText w:val="%6."/>
+      <w:lvlJc w:val="left"/>
+      <w:pPr>
+        <w:tabs>
+          <w:tab w:val="num" w:pos="4320"/>
+        </w:tabs>
+        <w:ind w:left="4320" w:hanging="360"/>
+      </w:pPr>
+    </w:lvl>
+    <w:lvl w:ilvl="6" w:tentative="1">
+      <w:start w:val="1"/>
+      <w:numFmt w:val="decimal"/>
+      <w:lvlText w:val="%7."/>
+      <w:lvlJc w:val="left"/>
+      <w:pPr>
+        <w:tabs>
+          <w:tab w:val="num" w:pos="5040"/>
+        </w:tabs>
+        <w:ind w:left="5040" w:hanging="360"/>
+      </w:pPr>
+    </w:lvl>
+    <w:lvl w:ilvl="7" w:tentative="1">
+      <w:start w:val="1"/>
+      <w:numFmt w:val="decimal"/>
+      <w:lvlText w:val="%8."/>
+      <w:lvlJc w:val="left"/>
+      <w:pPr>
+        <w:tabs>
+          <w:tab w:val="num" w:pos="5760"/>
+        </w:tabs>
+        <w:ind w:left="5760" w:hanging="360"/>
+      </w:pPr>
+    </w:lvl>
+    <w:lvl w:ilvl="8" w:tentative="1">
+      <w:start w:val="1"/>
+      <w:numFmt w:val="decimal"/>
+      <w:lvlText w:val="%9."/>
+      <w:lvlJc w:val="left"/>
+      <w:pPr>
+        <w:tabs>
+          <w:tab w:val="num" w:pos="6480"/>
+        </w:tabs>
+        <w:ind w:left="6480" w:hanging="360"/>
+      </w:pPr>
+    </w:lvl>
+  </w:abstractNum>
+  <w:abstractNum w:abstractNumId="7" w15:restartNumberingAfterBreak="0">
+    <w:nsid w:val="370B5FBF"/>
+    <w:multiLevelType w:val="multilevel"/>
+    <w:tmpl w:val="D67E3072"/>
+    <w:lvl w:ilvl="0">
+      <w:start w:val="1"/>
+      <w:numFmt w:val="bullet"/>
+      <w:lvlText w:val=""/>
+      <w:lvlJc w:val="left"/>
+      <w:pPr>
+        <w:tabs>
+          <w:tab w:val="num" w:pos="720"/>
+        </w:tabs>
+        <w:ind w:left="720" w:hanging="360"/>
+      </w:pPr>
+      <w:rPr>
+        <w:rFonts w:ascii="Symbol" w:hAnsi="Symbol" w:hint="default"/>
+        <w:sz w:val="20"/>
+      </w:rPr>
+    </w:lvl>
+    <w:lvl w:ilvl="1">
+      <w:start w:val="1"/>
+      <w:numFmt w:val="bullet"/>
+      <w:lvlText w:val="o"/>
+      <w:lvlJc w:val="left"/>
+      <w:pPr>
+        <w:tabs>
+          <w:tab w:val="num" w:pos="1440"/>
+        </w:tabs>
+        <w:ind w:left="1440" w:hanging="360"/>
+      </w:pPr>
+      <w:rPr>
+        <w:rFonts w:ascii="Courier New" w:hAnsi="Courier New" w:hint="default"/>
+        <w:sz w:val="20"/>
+      </w:rPr>
+    </w:lvl>
+    <w:lvl w:ilvl="2" w:tentative="1">
+      <w:start w:val="1"/>
+      <w:numFmt w:val="bullet"/>
+      <w:lvlText w:val=""/>
+      <w:lvlJc w:val="left"/>
+      <w:pPr>
+        <w:tabs>
+          <w:tab w:val="num" w:pos="2160"/>
+        </w:tabs>
+        <w:ind w:left="2160" w:hanging="360"/>
+      </w:pPr>
+      <w:rPr>
+        <w:rFonts w:ascii="Wingdings" w:hAnsi="Wingdings" w:hint="default"/>
+        <w:sz w:val="20"/>
+      </w:rPr>
+    </w:lvl>
+    <w:lvl w:ilvl="3" w:tentative="1">
+      <w:start w:val="1"/>
+      <w:numFmt w:val="bullet"/>
+      <w:lvlText w:val=""/>
+      <w:lvlJc w:val="left"/>
+      <w:pPr>
+        <w:tabs>
+          <w:tab w:val="num" w:pos="2880"/>
+        </w:tabs>
+        <w:ind w:left="2880" w:hanging="360"/>
+      </w:pPr>
+      <w:rPr>
+        <w:rFonts w:ascii="Wingdings" w:hAnsi="Wingdings" w:hint="default"/>
+        <w:sz w:val="20"/>
+      </w:rPr>
+    </w:lvl>
+    <w:lvl w:ilvl="4" w:tentative="1">
+      <w:start w:val="1"/>
+      <w:numFmt w:val="bullet"/>
+      <w:lvlText w:val=""/>
+      <w:lvlJc w:val="left"/>
+      <w:pPr>
+        <w:tabs>
+          <w:tab w:val="num" w:pos="3600"/>
+        </w:tabs>
+        <w:ind w:left="3600" w:hanging="360"/>
+      </w:pPr>
+      <w:rPr>
+        <w:rFonts w:ascii="Wingdings" w:hAnsi="Wingdings" w:hint="default"/>
+        <w:sz w:val="20"/>
+      </w:rPr>
+    </w:lvl>
+    <w:lvl w:ilvl="5" w:tentative="1">
+      <w:start w:val="1"/>
+      <w:numFmt w:val="bullet"/>
+      <w:lvlText w:val=""/>
+      <w:lvlJc w:val="left"/>
+      <w:pPr>
+        <w:tabs>
+          <w:tab w:val="num" w:pos="4320"/>
+        </w:tabs>
+        <w:ind w:left="4320" w:hanging="360"/>
+      </w:pPr>
+      <w:rPr>
+        <w:rFonts w:ascii="Wingdings" w:hAnsi="Wingdings" w:hint="default"/>
+        <w:sz w:val="20"/>
+      </w:rPr>
+    </w:lvl>
+    <w:lvl w:ilvl="6" w:tentative="1">
+      <w:start w:val="1"/>
+      <w:numFmt w:val="bullet"/>
+      <w:lvlText w:val=""/>
+      <w:lvlJc w:val="left"/>
+      <w:pPr>
+        <w:tabs>
+          <w:tab w:val="num" w:pos="5040"/>
+        </w:tabs>
+        <w:ind w:left="5040" w:hanging="360"/>
+      </w:pPr>
+      <w:rPr>
+        <w:rFonts w:ascii="Wingdings" w:hAnsi="Wingdings" w:hint="default"/>
+        <w:sz w:val="20"/>
+      </w:rPr>
+    </w:lvl>
+    <w:lvl w:ilvl="7" w:tentative="1">
+      <w:start w:val="1"/>
+      <w:numFmt w:val="bullet"/>
+      <w:lvlText w:val=""/>
+      <w:lvlJc w:val="left"/>
+      <w:pPr>
+        <w:tabs>
+          <w:tab w:val="num" w:pos="5760"/>
+        </w:tabs>
+        <w:ind w:left="5760" w:hanging="360"/>
+      </w:pPr>
+      <w:rPr>
+        <w:rFonts w:ascii="Wingdings" w:hAnsi="Wingdings" w:hint="default"/>
+        <w:sz w:val="20"/>
+      </w:rPr>
+    </w:lvl>
+    <w:lvl w:ilvl="8" w:tentative="1">
+      <w:start w:val="1"/>
+      <w:numFmt w:val="bullet"/>
+      <w:lvlText w:val=""/>
+      <w:lvlJc w:val="left"/>
+      <w:pPr>
+        <w:tabs>
+          <w:tab w:val="num" w:pos="6480"/>
+        </w:tabs>
+        <w:ind w:left="6480" w:hanging="360"/>
+      </w:pPr>
+      <w:rPr>
+        <w:rFonts w:ascii="Wingdings" w:hAnsi="Wingdings" w:hint="default"/>
+        <w:sz w:val="20"/>
+      </w:rPr>
+    </w:lvl>
+  </w:abstractNum>
+  <w:abstractNum w:abstractNumId="8" w15:restartNumberingAfterBreak="0">
     <w:nsid w:val="50575467"/>
     <w:multiLevelType w:val="hybridMultilevel"/>
     <w:tmpl w:val="D12E87FE"/>
@@ -2378,7 +4120,7 @@
       </w:rPr>
     </w:lvl>
   </w:abstractNum>
-  <w:abstractNum w:abstractNumId="2" w15:restartNumberingAfterBreak="0">
+  <w:abstractNum w:abstractNumId="9" w15:restartNumberingAfterBreak="0">
     <w:nsid w:val="5202504A"/>
     <w:multiLevelType w:val="multilevel"/>
     <w:tmpl w:val="EB2A6010"/>
@@ -2527,7 +4269,7 @@
       </w:rPr>
     </w:lvl>
   </w:abstractNum>
-  <w:abstractNum w:abstractNumId="3" w15:restartNumberingAfterBreak="0">
+  <w:abstractNum w:abstractNumId="10" w15:restartNumberingAfterBreak="0">
     <w:nsid w:val="54E76232"/>
     <w:multiLevelType w:val="hybridMultilevel"/>
     <w:tmpl w:val="C73E147A"/>
@@ -2640,7 +4382,418 @@
       </w:rPr>
     </w:lvl>
   </w:abstractNum>
-  <w:abstractNum w:abstractNumId="4" w15:restartNumberingAfterBreak="0">
+  <w:abstractNum w:abstractNumId="11" w15:restartNumberingAfterBreak="0">
+    <w:nsid w:val="5A291646"/>
+    <w:multiLevelType w:val="multilevel"/>
+    <w:tmpl w:val="85D85740"/>
+    <w:lvl w:ilvl="0">
+      <w:start w:val="1"/>
+      <w:numFmt w:val="bullet"/>
+      <w:lvlText w:val=""/>
+      <w:lvlJc w:val="left"/>
+      <w:pPr>
+        <w:tabs>
+          <w:tab w:val="num" w:pos="720"/>
+        </w:tabs>
+        <w:ind w:left="720" w:hanging="360"/>
+      </w:pPr>
+      <w:rPr>
+        <w:rFonts w:ascii="Symbol" w:hAnsi="Symbol" w:hint="default"/>
+        <w:sz w:val="20"/>
+      </w:rPr>
+    </w:lvl>
+    <w:lvl w:ilvl="1">
+      <w:start w:val="1"/>
+      <w:numFmt w:val="bullet"/>
+      <w:lvlText w:val="o"/>
+      <w:lvlJc w:val="left"/>
+      <w:pPr>
+        <w:tabs>
+          <w:tab w:val="num" w:pos="1440"/>
+        </w:tabs>
+        <w:ind w:left="1440" w:hanging="360"/>
+      </w:pPr>
+      <w:rPr>
+        <w:rFonts w:ascii="Courier New" w:hAnsi="Courier New" w:hint="default"/>
+        <w:sz w:val="20"/>
+      </w:rPr>
+    </w:lvl>
+    <w:lvl w:ilvl="2" w:tentative="1">
+      <w:start w:val="1"/>
+      <w:numFmt w:val="bullet"/>
+      <w:lvlText w:val=""/>
+      <w:lvlJc w:val="left"/>
+      <w:pPr>
+        <w:tabs>
+          <w:tab w:val="num" w:pos="2160"/>
+        </w:tabs>
+        <w:ind w:left="2160" w:hanging="360"/>
+      </w:pPr>
+      <w:rPr>
+        <w:rFonts w:ascii="Wingdings" w:hAnsi="Wingdings" w:hint="default"/>
+        <w:sz w:val="20"/>
+      </w:rPr>
+    </w:lvl>
+    <w:lvl w:ilvl="3" w:tentative="1">
+      <w:start w:val="1"/>
+      <w:numFmt w:val="bullet"/>
+      <w:lvlText w:val=""/>
+      <w:lvlJc w:val="left"/>
+      <w:pPr>
+        <w:tabs>
+          <w:tab w:val="num" w:pos="2880"/>
+        </w:tabs>
+        <w:ind w:left="2880" w:hanging="360"/>
+      </w:pPr>
+      <w:rPr>
+        <w:rFonts w:ascii="Wingdings" w:hAnsi="Wingdings" w:hint="default"/>
+        <w:sz w:val="20"/>
+      </w:rPr>
+    </w:lvl>
+    <w:lvl w:ilvl="4" w:tentative="1">
+      <w:start w:val="1"/>
+      <w:numFmt w:val="bullet"/>
+      <w:lvlText w:val=""/>
+      <w:lvlJc w:val="left"/>
+      <w:pPr>
+        <w:tabs>
+          <w:tab w:val="num" w:pos="3600"/>
+        </w:tabs>
+        <w:ind w:left="3600" w:hanging="360"/>
+      </w:pPr>
+      <w:rPr>
+        <w:rFonts w:ascii="Wingdings" w:hAnsi="Wingdings" w:hint="default"/>
+        <w:sz w:val="20"/>
+      </w:rPr>
+    </w:lvl>
+    <w:lvl w:ilvl="5" w:tentative="1">
+      <w:start w:val="1"/>
+      <w:numFmt w:val="bullet"/>
+      <w:lvlText w:val=""/>
+      <w:lvlJc w:val="left"/>
+      <w:pPr>
+        <w:tabs>
+          <w:tab w:val="num" w:pos="4320"/>
+        </w:tabs>
+        <w:ind w:left="4320" w:hanging="360"/>
+      </w:pPr>
+      <w:rPr>
+        <w:rFonts w:ascii="Wingdings" w:hAnsi="Wingdings" w:hint="default"/>
+        <w:sz w:val="20"/>
+      </w:rPr>
+    </w:lvl>
+    <w:lvl w:ilvl="6" w:tentative="1">
+      <w:start w:val="1"/>
+      <w:numFmt w:val="bullet"/>
+      <w:lvlText w:val=""/>
+      <w:lvlJc w:val="left"/>
+      <w:pPr>
+        <w:tabs>
+          <w:tab w:val="num" w:pos="5040"/>
+        </w:tabs>
+        <w:ind w:left="5040" w:hanging="360"/>
+      </w:pPr>
+      <w:rPr>
+        <w:rFonts w:ascii="Wingdings" w:hAnsi="Wingdings" w:hint="default"/>
+        <w:sz w:val="20"/>
+      </w:rPr>
+    </w:lvl>
+    <w:lvl w:ilvl="7" w:tentative="1">
+      <w:start w:val="1"/>
+      <w:numFmt w:val="bullet"/>
+      <w:lvlText w:val=""/>
+      <w:lvlJc w:val="left"/>
+      <w:pPr>
+        <w:tabs>
+          <w:tab w:val="num" w:pos="5760"/>
+        </w:tabs>
+        <w:ind w:left="5760" w:hanging="360"/>
+      </w:pPr>
+      <w:rPr>
+        <w:rFonts w:ascii="Wingdings" w:hAnsi="Wingdings" w:hint="default"/>
+        <w:sz w:val="20"/>
+      </w:rPr>
+    </w:lvl>
+    <w:lvl w:ilvl="8" w:tentative="1">
+      <w:start w:val="1"/>
+      <w:numFmt w:val="bullet"/>
+      <w:lvlText w:val=""/>
+      <w:lvlJc w:val="left"/>
+      <w:pPr>
+        <w:tabs>
+          <w:tab w:val="num" w:pos="6480"/>
+        </w:tabs>
+        <w:ind w:left="6480" w:hanging="360"/>
+      </w:pPr>
+      <w:rPr>
+        <w:rFonts w:ascii="Wingdings" w:hAnsi="Wingdings" w:hint="default"/>
+        <w:sz w:val="20"/>
+      </w:rPr>
+    </w:lvl>
+  </w:abstractNum>
+  <w:abstractNum w:abstractNumId="12" w15:restartNumberingAfterBreak="0">
+    <w:nsid w:val="5AE55C24"/>
+    <w:multiLevelType w:val="hybridMultilevel"/>
+    <w:tmpl w:val="32E62A48"/>
+    <w:lvl w:ilvl="0" w:tplc="04190001">
+      <w:start w:val="1"/>
+      <w:numFmt w:val="bullet"/>
+      <w:lvlText w:val=""/>
+      <w:lvlJc w:val="left"/>
+      <w:pPr>
+        <w:ind w:left="1440" w:hanging="360"/>
+      </w:pPr>
+      <w:rPr>
+        <w:rFonts w:ascii="Symbol" w:hAnsi="Symbol" w:hint="default"/>
+      </w:rPr>
+    </w:lvl>
+    <w:lvl w:ilvl="1" w:tplc="04190003" w:tentative="1">
+      <w:start w:val="1"/>
+      <w:numFmt w:val="bullet"/>
+      <w:lvlText w:val="o"/>
+      <w:lvlJc w:val="left"/>
+      <w:pPr>
+        <w:ind w:left="2160" w:hanging="360"/>
+      </w:pPr>
+      <w:rPr>
+        <w:rFonts w:ascii="Courier New" w:hAnsi="Courier New" w:cs="Courier New" w:hint="default"/>
+      </w:rPr>
+    </w:lvl>
+    <w:lvl w:ilvl="2" w:tplc="04190005" w:tentative="1">
+      <w:start w:val="1"/>
+      <w:numFmt w:val="bullet"/>
+      <w:lvlText w:val=""/>
+      <w:lvlJc w:val="left"/>
+      <w:pPr>
+        <w:ind w:left="2880" w:hanging="360"/>
+      </w:pPr>
+      <w:rPr>
+        <w:rFonts w:ascii="Wingdings" w:hAnsi="Wingdings" w:hint="default"/>
+      </w:rPr>
+    </w:lvl>
+    <w:lvl w:ilvl="3" w:tplc="04190001" w:tentative="1">
+      <w:start w:val="1"/>
+      <w:numFmt w:val="bullet"/>
+      <w:lvlText w:val=""/>
+      <w:lvlJc w:val="left"/>
+      <w:pPr>
+        <w:ind w:left="3600" w:hanging="360"/>
+      </w:pPr>
+      <w:rPr>
+        <w:rFonts w:ascii="Symbol" w:hAnsi="Symbol" w:hint="default"/>
+      </w:rPr>
+    </w:lvl>
+    <w:lvl w:ilvl="4" w:tplc="04190003" w:tentative="1">
+      <w:start w:val="1"/>
+      <w:numFmt w:val="bullet"/>
+      <w:lvlText w:val="o"/>
+      <w:lvlJc w:val="left"/>
+      <w:pPr>
+        <w:ind w:left="4320" w:hanging="360"/>
+      </w:pPr>
+      <w:rPr>
+        <w:rFonts w:ascii="Courier New" w:hAnsi="Courier New" w:cs="Courier New" w:hint="default"/>
+      </w:rPr>
+    </w:lvl>
+    <w:lvl w:ilvl="5" w:tplc="04190005" w:tentative="1">
+      <w:start w:val="1"/>
+      <w:numFmt w:val="bullet"/>
+      <w:lvlText w:val=""/>
+      <w:lvlJc w:val="left"/>
+      <w:pPr>
+        <w:ind w:left="5040" w:hanging="360"/>
+      </w:pPr>
+      <w:rPr>
+        <w:rFonts w:ascii="Wingdings" w:hAnsi="Wingdings" w:hint="default"/>
+      </w:rPr>
+    </w:lvl>
+    <w:lvl w:ilvl="6" w:tplc="04190001" w:tentative="1">
+      <w:start w:val="1"/>
+      <w:numFmt w:val="bullet"/>
+      <w:lvlText w:val=""/>
+      <w:lvlJc w:val="left"/>
+      <w:pPr>
+        <w:ind w:left="5760" w:hanging="360"/>
+      </w:pPr>
+      <w:rPr>
+        <w:rFonts w:ascii="Symbol" w:hAnsi="Symbol" w:hint="default"/>
+      </w:rPr>
+    </w:lvl>
+    <w:lvl w:ilvl="7" w:tplc="04190003" w:tentative="1">
+      <w:start w:val="1"/>
+      <w:numFmt w:val="bullet"/>
+      <w:lvlText w:val="o"/>
+      <w:lvlJc w:val="left"/>
+      <w:pPr>
+        <w:ind w:left="6480" w:hanging="360"/>
+      </w:pPr>
+      <w:rPr>
+        <w:rFonts w:ascii="Courier New" w:hAnsi="Courier New" w:cs="Courier New" w:hint="default"/>
+      </w:rPr>
+    </w:lvl>
+    <w:lvl w:ilvl="8" w:tplc="04190005" w:tentative="1">
+      <w:start w:val="1"/>
+      <w:numFmt w:val="bullet"/>
+      <w:lvlText w:val=""/>
+      <w:lvlJc w:val="left"/>
+      <w:pPr>
+        <w:ind w:left="7200" w:hanging="360"/>
+      </w:pPr>
+      <w:rPr>
+        <w:rFonts w:ascii="Wingdings" w:hAnsi="Wingdings" w:hint="default"/>
+      </w:rPr>
+    </w:lvl>
+  </w:abstractNum>
+  <w:abstractNum w:abstractNumId="13" w15:restartNumberingAfterBreak="0">
+    <w:nsid w:val="612473E7"/>
+    <w:multiLevelType w:val="multilevel"/>
+    <w:tmpl w:val="6D4A15AC"/>
+    <w:lvl w:ilvl="0">
+      <w:start w:val="1"/>
+      <w:numFmt w:val="bullet"/>
+      <w:lvlText w:val=""/>
+      <w:lvlJc w:val="left"/>
+      <w:pPr>
+        <w:tabs>
+          <w:tab w:val="num" w:pos="720"/>
+        </w:tabs>
+        <w:ind w:left="720" w:hanging="360"/>
+      </w:pPr>
+      <w:rPr>
+        <w:rFonts w:ascii="Symbol" w:hAnsi="Symbol" w:hint="default"/>
+        <w:sz w:val="20"/>
+      </w:rPr>
+    </w:lvl>
+    <w:lvl w:ilvl="1" w:tentative="1">
+      <w:start w:val="1"/>
+      <w:numFmt w:val="bullet"/>
+      <w:lvlText w:val="o"/>
+      <w:lvlJc w:val="left"/>
+      <w:pPr>
+        <w:tabs>
+          <w:tab w:val="num" w:pos="1440"/>
+        </w:tabs>
+        <w:ind w:left="1440" w:hanging="360"/>
+      </w:pPr>
+      <w:rPr>
+        <w:rFonts w:ascii="Courier New" w:hAnsi="Courier New" w:hint="default"/>
+        <w:sz w:val="20"/>
+      </w:rPr>
+    </w:lvl>
+    <w:lvl w:ilvl="2" w:tentative="1">
+      <w:start w:val="1"/>
+      <w:numFmt w:val="bullet"/>
+      <w:lvlText w:val=""/>
+      <w:lvlJc w:val="left"/>
+      <w:pPr>
+        <w:tabs>
+          <w:tab w:val="num" w:pos="2160"/>
+        </w:tabs>
+        <w:ind w:left="2160" w:hanging="360"/>
+      </w:pPr>
+      <w:rPr>
+        <w:rFonts w:ascii="Wingdings" w:hAnsi="Wingdings" w:hint="default"/>
+        <w:sz w:val="20"/>
+      </w:rPr>
+    </w:lvl>
+    <w:lvl w:ilvl="3" w:tentative="1">
+      <w:start w:val="1"/>
+      <w:numFmt w:val="bullet"/>
+      <w:lvlText w:val=""/>
+      <w:lvlJc w:val="left"/>
+      <w:pPr>
+        <w:tabs>
+          <w:tab w:val="num" w:pos="2880"/>
+        </w:tabs>
+        <w:ind w:left="2880" w:hanging="360"/>
+      </w:pPr>
+      <w:rPr>
+        <w:rFonts w:ascii="Wingdings" w:hAnsi="Wingdings" w:hint="default"/>
+        <w:sz w:val="20"/>
+      </w:rPr>
+    </w:lvl>
+    <w:lvl w:ilvl="4" w:tentative="1">
+      <w:start w:val="1"/>
+      <w:numFmt w:val="bullet"/>
+      <w:lvlText w:val=""/>
+      <w:lvlJc w:val="left"/>
+      <w:pPr>
+        <w:tabs>
+          <w:tab w:val="num" w:pos="3600"/>
+        </w:tabs>
+        <w:ind w:left="3600" w:hanging="360"/>
+      </w:pPr>
+      <w:rPr>
+        <w:rFonts w:ascii="Wingdings" w:hAnsi="Wingdings" w:hint="default"/>
+        <w:sz w:val="20"/>
+      </w:rPr>
+    </w:lvl>
+    <w:lvl w:ilvl="5" w:tentative="1">
+      <w:start w:val="1"/>
+      <w:numFmt w:val="bullet"/>
+      <w:lvlText w:val=""/>
+      <w:lvlJc w:val="left"/>
+      <w:pPr>
+        <w:tabs>
+          <w:tab w:val="num" w:pos="4320"/>
+        </w:tabs>
+        <w:ind w:left="4320" w:hanging="360"/>
+      </w:pPr>
+      <w:rPr>
+        <w:rFonts w:ascii="Wingdings" w:hAnsi="Wingdings" w:hint="default"/>
+        <w:sz w:val="20"/>
+      </w:rPr>
+    </w:lvl>
+    <w:lvl w:ilvl="6" w:tentative="1">
+      <w:start w:val="1"/>
+      <w:numFmt w:val="bullet"/>
+      <w:lvlText w:val=""/>
+      <w:lvlJc w:val="left"/>
+      <w:pPr>
+        <w:tabs>
+          <w:tab w:val="num" w:pos="5040"/>
+        </w:tabs>
+        <w:ind w:left="5040" w:hanging="360"/>
+      </w:pPr>
+      <w:rPr>
+        <w:rFonts w:ascii="Wingdings" w:hAnsi="Wingdings" w:hint="default"/>
+        <w:sz w:val="20"/>
+      </w:rPr>
+    </w:lvl>
+    <w:lvl w:ilvl="7" w:tentative="1">
+      <w:start w:val="1"/>
+      <w:numFmt w:val="bullet"/>
+      <w:lvlText w:val=""/>
+      <w:lvlJc w:val="left"/>
+      <w:pPr>
+        <w:tabs>
+          <w:tab w:val="num" w:pos="5760"/>
+        </w:tabs>
+        <w:ind w:left="5760" w:hanging="360"/>
+      </w:pPr>
+      <w:rPr>
+        <w:rFonts w:ascii="Wingdings" w:hAnsi="Wingdings" w:hint="default"/>
+        <w:sz w:val="20"/>
+      </w:rPr>
+    </w:lvl>
+    <w:lvl w:ilvl="8" w:tentative="1">
+      <w:start w:val="1"/>
+      <w:numFmt w:val="bullet"/>
+      <w:lvlText w:val=""/>
+      <w:lvlJc w:val="left"/>
+      <w:pPr>
+        <w:tabs>
+          <w:tab w:val="num" w:pos="6480"/>
+        </w:tabs>
+        <w:ind w:left="6480" w:hanging="360"/>
+      </w:pPr>
+      <w:rPr>
+        <w:rFonts w:ascii="Wingdings" w:hAnsi="Wingdings" w:hint="default"/>
+        <w:sz w:val="20"/>
+      </w:rPr>
+    </w:lvl>
+  </w:abstractNum>
+  <w:abstractNum w:abstractNumId="14" w15:restartNumberingAfterBreak="0">
     <w:nsid w:val="63C82B67"/>
     <w:multiLevelType w:val="multilevel"/>
     <w:tmpl w:val="71F6675A"/>
@@ -2789,7 +4942,7 @@
       </w:rPr>
     </w:lvl>
   </w:abstractNum>
-  <w:abstractNum w:abstractNumId="5" w15:restartNumberingAfterBreak="0">
+  <w:abstractNum w:abstractNumId="15" w15:restartNumberingAfterBreak="0">
     <w:nsid w:val="676013BF"/>
     <w:multiLevelType w:val="multilevel"/>
     <w:tmpl w:val="88FEFEE8"/>
@@ -2938,7 +5091,305 @@
       </w:rPr>
     </w:lvl>
   </w:abstractNum>
-  <w:abstractNum w:abstractNumId="6" w15:restartNumberingAfterBreak="0">
+  <w:abstractNum w:abstractNumId="16" w15:restartNumberingAfterBreak="0">
+    <w:nsid w:val="747D344D"/>
+    <w:multiLevelType w:val="multilevel"/>
+    <w:tmpl w:val="751A01FA"/>
+    <w:lvl w:ilvl="0">
+      <w:start w:val="1"/>
+      <w:numFmt w:val="bullet"/>
+      <w:lvlText w:val=""/>
+      <w:lvlJc w:val="left"/>
+      <w:pPr>
+        <w:tabs>
+          <w:tab w:val="num" w:pos="720"/>
+        </w:tabs>
+        <w:ind w:left="720" w:hanging="360"/>
+      </w:pPr>
+      <w:rPr>
+        <w:rFonts w:ascii="Symbol" w:hAnsi="Symbol" w:hint="default"/>
+        <w:sz w:val="20"/>
+      </w:rPr>
+    </w:lvl>
+    <w:lvl w:ilvl="1" w:tentative="1">
+      <w:start w:val="1"/>
+      <w:numFmt w:val="bullet"/>
+      <w:lvlText w:val="o"/>
+      <w:lvlJc w:val="left"/>
+      <w:pPr>
+        <w:tabs>
+          <w:tab w:val="num" w:pos="1440"/>
+        </w:tabs>
+        <w:ind w:left="1440" w:hanging="360"/>
+      </w:pPr>
+      <w:rPr>
+        <w:rFonts w:ascii="Courier New" w:hAnsi="Courier New" w:hint="default"/>
+        <w:sz w:val="20"/>
+      </w:rPr>
+    </w:lvl>
+    <w:lvl w:ilvl="2" w:tentative="1">
+      <w:start w:val="1"/>
+      <w:numFmt w:val="bullet"/>
+      <w:lvlText w:val=""/>
+      <w:lvlJc w:val="left"/>
+      <w:pPr>
+        <w:tabs>
+          <w:tab w:val="num" w:pos="2160"/>
+        </w:tabs>
+        <w:ind w:left="2160" w:hanging="360"/>
+      </w:pPr>
+      <w:rPr>
+        <w:rFonts w:ascii="Wingdings" w:hAnsi="Wingdings" w:hint="default"/>
+        <w:sz w:val="20"/>
+      </w:rPr>
+    </w:lvl>
+    <w:lvl w:ilvl="3" w:tentative="1">
+      <w:start w:val="1"/>
+      <w:numFmt w:val="bullet"/>
+      <w:lvlText w:val=""/>
+      <w:lvlJc w:val="left"/>
+      <w:pPr>
+        <w:tabs>
+          <w:tab w:val="num" w:pos="2880"/>
+        </w:tabs>
+        <w:ind w:left="2880" w:hanging="360"/>
+      </w:pPr>
+      <w:rPr>
+        <w:rFonts w:ascii="Wingdings" w:hAnsi="Wingdings" w:hint="default"/>
+        <w:sz w:val="20"/>
+      </w:rPr>
+    </w:lvl>
+    <w:lvl w:ilvl="4" w:tentative="1">
+      <w:start w:val="1"/>
+      <w:numFmt w:val="bullet"/>
+      <w:lvlText w:val=""/>
+      <w:lvlJc w:val="left"/>
+      <w:pPr>
+        <w:tabs>
+          <w:tab w:val="num" w:pos="3600"/>
+        </w:tabs>
+        <w:ind w:left="3600" w:hanging="360"/>
+      </w:pPr>
+      <w:rPr>
+        <w:rFonts w:ascii="Wingdings" w:hAnsi="Wingdings" w:hint="default"/>
+        <w:sz w:val="20"/>
+      </w:rPr>
+    </w:lvl>
+    <w:lvl w:ilvl="5" w:tentative="1">
+      <w:start w:val="1"/>
+      <w:numFmt w:val="bullet"/>
+      <w:lvlText w:val=""/>
+      <w:lvlJc w:val="left"/>
+      <w:pPr>
+        <w:tabs>
+          <w:tab w:val="num" w:pos="4320"/>
+        </w:tabs>
+        <w:ind w:left="4320" w:hanging="360"/>
+      </w:pPr>
+      <w:rPr>
+        <w:rFonts w:ascii="Wingdings" w:hAnsi="Wingdings" w:hint="default"/>
+        <w:sz w:val="20"/>
+      </w:rPr>
+    </w:lvl>
+    <w:lvl w:ilvl="6" w:tentative="1">
+      <w:start w:val="1"/>
+      <w:numFmt w:val="bullet"/>
+      <w:lvlText w:val=""/>
+      <w:lvlJc w:val="left"/>
+      <w:pPr>
+        <w:tabs>
+          <w:tab w:val="num" w:pos="5040"/>
+        </w:tabs>
+        <w:ind w:left="5040" w:hanging="360"/>
+      </w:pPr>
+      <w:rPr>
+        <w:rFonts w:ascii="Wingdings" w:hAnsi="Wingdings" w:hint="default"/>
+        <w:sz w:val="20"/>
+      </w:rPr>
+    </w:lvl>
+    <w:lvl w:ilvl="7" w:tentative="1">
+      <w:start w:val="1"/>
+      <w:numFmt w:val="bullet"/>
+      <w:lvlText w:val=""/>
+      <w:lvlJc w:val="left"/>
+      <w:pPr>
+        <w:tabs>
+          <w:tab w:val="num" w:pos="5760"/>
+        </w:tabs>
+        <w:ind w:left="5760" w:hanging="360"/>
+      </w:pPr>
+      <w:rPr>
+        <w:rFonts w:ascii="Wingdings" w:hAnsi="Wingdings" w:hint="default"/>
+        <w:sz w:val="20"/>
+      </w:rPr>
+    </w:lvl>
+    <w:lvl w:ilvl="8" w:tentative="1">
+      <w:start w:val="1"/>
+      <w:numFmt w:val="bullet"/>
+      <w:lvlText w:val=""/>
+      <w:lvlJc w:val="left"/>
+      <w:pPr>
+        <w:tabs>
+          <w:tab w:val="num" w:pos="6480"/>
+        </w:tabs>
+        <w:ind w:left="6480" w:hanging="360"/>
+      </w:pPr>
+      <w:rPr>
+        <w:rFonts w:ascii="Wingdings" w:hAnsi="Wingdings" w:hint="default"/>
+        <w:sz w:val="20"/>
+      </w:rPr>
+    </w:lvl>
+  </w:abstractNum>
+  <w:abstractNum w:abstractNumId="17" w15:restartNumberingAfterBreak="0">
+    <w:nsid w:val="7B2870FD"/>
+    <w:multiLevelType w:val="multilevel"/>
+    <w:tmpl w:val="B5C4A9A0"/>
+    <w:lvl w:ilvl="0">
+      <w:start w:val="1"/>
+      <w:numFmt w:val="bullet"/>
+      <w:lvlText w:val=""/>
+      <w:lvlJc w:val="left"/>
+      <w:pPr>
+        <w:tabs>
+          <w:tab w:val="num" w:pos="720"/>
+        </w:tabs>
+        <w:ind w:left="720" w:hanging="360"/>
+      </w:pPr>
+      <w:rPr>
+        <w:rFonts w:ascii="Symbol" w:hAnsi="Symbol" w:hint="default"/>
+        <w:sz w:val="20"/>
+      </w:rPr>
+    </w:lvl>
+    <w:lvl w:ilvl="1" w:tentative="1">
+      <w:start w:val="1"/>
+      <w:numFmt w:val="bullet"/>
+      <w:lvlText w:val="o"/>
+      <w:lvlJc w:val="left"/>
+      <w:pPr>
+        <w:tabs>
+          <w:tab w:val="num" w:pos="1440"/>
+        </w:tabs>
+        <w:ind w:left="1440" w:hanging="360"/>
+      </w:pPr>
+      <w:rPr>
+        <w:rFonts w:ascii="Courier New" w:hAnsi="Courier New" w:hint="default"/>
+        <w:sz w:val="20"/>
+      </w:rPr>
+    </w:lvl>
+    <w:lvl w:ilvl="2" w:tentative="1">
+      <w:start w:val="1"/>
+      <w:numFmt w:val="bullet"/>
+      <w:lvlText w:val=""/>
+      <w:lvlJc w:val="left"/>
+      <w:pPr>
+        <w:tabs>
+          <w:tab w:val="num" w:pos="2160"/>
+        </w:tabs>
+        <w:ind w:left="2160" w:hanging="360"/>
+      </w:pPr>
+      <w:rPr>
+        <w:rFonts w:ascii="Wingdings" w:hAnsi="Wingdings" w:hint="default"/>
+        <w:sz w:val="20"/>
+      </w:rPr>
+    </w:lvl>
+    <w:lvl w:ilvl="3" w:tentative="1">
+      <w:start w:val="1"/>
+      <w:numFmt w:val="bullet"/>
+      <w:lvlText w:val=""/>
+      <w:lvlJc w:val="left"/>
+      <w:pPr>
+        <w:tabs>
+          <w:tab w:val="num" w:pos="2880"/>
+        </w:tabs>
+        <w:ind w:left="2880" w:hanging="360"/>
+      </w:pPr>
+      <w:rPr>
+        <w:rFonts w:ascii="Wingdings" w:hAnsi="Wingdings" w:hint="default"/>
+        <w:sz w:val="20"/>
+      </w:rPr>
+    </w:lvl>
+    <w:lvl w:ilvl="4" w:tentative="1">
+      <w:start w:val="1"/>
+      <w:numFmt w:val="bullet"/>
+      <w:lvlText w:val=""/>
+      <w:lvlJc w:val="left"/>
+      <w:pPr>
+        <w:tabs>
+          <w:tab w:val="num" w:pos="3600"/>
+        </w:tabs>
+        <w:ind w:left="3600" w:hanging="360"/>
+      </w:pPr>
+      <w:rPr>
+        <w:rFonts w:ascii="Wingdings" w:hAnsi="Wingdings" w:hint="default"/>
+        <w:sz w:val="20"/>
+      </w:rPr>
+    </w:lvl>
+    <w:lvl w:ilvl="5" w:tentative="1">
+      <w:start w:val="1"/>
+      <w:numFmt w:val="bullet"/>
+      <w:lvlText w:val=""/>
+      <w:lvlJc w:val="left"/>
+      <w:pPr>
+        <w:tabs>
+          <w:tab w:val="num" w:pos="4320"/>
+        </w:tabs>
+        <w:ind w:left="4320" w:hanging="360"/>
+      </w:pPr>
+      <w:rPr>
+        <w:rFonts w:ascii="Wingdings" w:hAnsi="Wingdings" w:hint="default"/>
+        <w:sz w:val="20"/>
+      </w:rPr>
+    </w:lvl>
+    <w:lvl w:ilvl="6" w:tentative="1">
+      <w:start w:val="1"/>
+      <w:numFmt w:val="bullet"/>
+      <w:lvlText w:val=""/>
+      <w:lvlJc w:val="left"/>
+      <w:pPr>
+        <w:tabs>
+          <w:tab w:val="num" w:pos="5040"/>
+        </w:tabs>
+        <w:ind w:left="5040" w:hanging="360"/>
+      </w:pPr>
+      <w:rPr>
+        <w:rFonts w:ascii="Wingdings" w:hAnsi="Wingdings" w:hint="default"/>
+        <w:sz w:val="20"/>
+      </w:rPr>
+    </w:lvl>
+    <w:lvl w:ilvl="7" w:tentative="1">
+      <w:start w:val="1"/>
+      <w:numFmt w:val="bullet"/>
+      <w:lvlText w:val=""/>
+      <w:lvlJc w:val="left"/>
+      <w:pPr>
+        <w:tabs>
+          <w:tab w:val="num" w:pos="5760"/>
+        </w:tabs>
+        <w:ind w:left="5760" w:hanging="360"/>
+      </w:pPr>
+      <w:rPr>
+        <w:rFonts w:ascii="Wingdings" w:hAnsi="Wingdings" w:hint="default"/>
+        <w:sz w:val="20"/>
+      </w:rPr>
+    </w:lvl>
+    <w:lvl w:ilvl="8" w:tentative="1">
+      <w:start w:val="1"/>
+      <w:numFmt w:val="bullet"/>
+      <w:lvlText w:val=""/>
+      <w:lvlJc w:val="left"/>
+      <w:pPr>
+        <w:tabs>
+          <w:tab w:val="num" w:pos="6480"/>
+        </w:tabs>
+        <w:ind w:left="6480" w:hanging="360"/>
+      </w:pPr>
+      <w:rPr>
+        <w:rFonts w:ascii="Wingdings" w:hAnsi="Wingdings" w:hint="default"/>
+        <w:sz w:val="20"/>
+      </w:rPr>
+    </w:lvl>
+  </w:abstractNum>
+  <w:abstractNum w:abstractNumId="18" w15:restartNumberingAfterBreak="0">
     <w:nsid w:val="7B3612B7"/>
     <w:multiLevelType w:val="multilevel"/>
     <w:tmpl w:val="461AE7B8"/>
@@ -3087,7 +5538,7 @@
       </w:rPr>
     </w:lvl>
   </w:abstractNum>
-  <w:abstractNum w:abstractNumId="7" w15:restartNumberingAfterBreak="0">
+  <w:abstractNum w:abstractNumId="19" w15:restartNumberingAfterBreak="0">
     <w:nsid w:val="7E5E30ED"/>
     <w:multiLevelType w:val="multilevel"/>
     <w:tmpl w:val="8078D9A2"/>
@@ -3237,28 +5688,64 @@
     </w:lvl>
   </w:abstractNum>
   <w:num w:numId="1" w16cid:durableId="1910767639">
+    <w:abstractNumId w:val="2"/>
+  </w:num>
+  <w:num w:numId="2" w16cid:durableId="1605764291">
+    <w:abstractNumId w:val="9"/>
+  </w:num>
+  <w:num w:numId="3" w16cid:durableId="1500971700">
+    <w:abstractNumId w:val="15"/>
+  </w:num>
+  <w:num w:numId="4" w16cid:durableId="791092355">
+    <w:abstractNumId w:val="14"/>
+  </w:num>
+  <w:num w:numId="5" w16cid:durableId="1239099907">
+    <w:abstractNumId w:val="19"/>
+  </w:num>
+  <w:num w:numId="6" w16cid:durableId="588193046">
+    <w:abstractNumId w:val="18"/>
+  </w:num>
+  <w:num w:numId="7" w16cid:durableId="751125747">
+    <w:abstractNumId w:val="10"/>
+  </w:num>
+  <w:num w:numId="8" w16cid:durableId="1367636527">
+    <w:abstractNumId w:val="8"/>
+  </w:num>
+  <w:num w:numId="9" w16cid:durableId="634405931">
+    <w:abstractNumId w:val="3"/>
+  </w:num>
+  <w:num w:numId="10" w16cid:durableId="1504592501">
+    <w:abstractNumId w:val="13"/>
+  </w:num>
+  <w:num w:numId="11" w16cid:durableId="39019042">
+    <w:abstractNumId w:val="7"/>
+  </w:num>
+  <w:num w:numId="12" w16cid:durableId="525022816">
+    <w:abstractNumId w:val="16"/>
+  </w:num>
+  <w:num w:numId="13" w16cid:durableId="1119567631">
+    <w:abstractNumId w:val="5"/>
+  </w:num>
+  <w:num w:numId="14" w16cid:durableId="1751343269">
+    <w:abstractNumId w:val="17"/>
+  </w:num>
+  <w:num w:numId="15" w16cid:durableId="1267735973">
+    <w:abstractNumId w:val="1"/>
+  </w:num>
+  <w:num w:numId="16" w16cid:durableId="1984653661">
+    <w:abstractNumId w:val="12"/>
+  </w:num>
+  <w:num w:numId="17" w16cid:durableId="1022055851">
     <w:abstractNumId w:val="0"/>
   </w:num>
-  <w:num w:numId="2" w16cid:durableId="1605764291">
-    <w:abstractNumId w:val="2"/>
+  <w:num w:numId="18" w16cid:durableId="1619795343">
+    <w:abstractNumId w:val="11"/>
   </w:num>
-  <w:num w:numId="3" w16cid:durableId="1500971700">
-    <w:abstractNumId w:val="5"/>
-  </w:num>
-  <w:num w:numId="4" w16cid:durableId="791092355">
-    <w:abstractNumId w:val="4"/>
-  </w:num>
-  <w:num w:numId="5" w16cid:durableId="1239099907">
-    <w:abstractNumId w:val="7"/>
-  </w:num>
-  <w:num w:numId="6" w16cid:durableId="588193046">
+  <w:num w:numId="19" w16cid:durableId="897474283">
     <w:abstractNumId w:val="6"/>
   </w:num>
-  <w:num w:numId="7" w16cid:durableId="751125747">
-    <w:abstractNumId w:val="3"/>
-  </w:num>
-  <w:num w:numId="8" w16cid:durableId="1367636527">
-    <w:abstractNumId w:val="1"/>
+  <w:num w:numId="20" w16cid:durableId="1937325344">
+    <w:abstractNumId w:val="4"/>
   </w:num>
 </w:numbering>
 </file>
@@ -3876,7 +6363,6 @@
   <w:style w:type="character" w:default="1" w:styleId="a0">
     <w:name w:val="Default Paragraph Font"/>
     <w:uiPriority w:val="1"/>
-    <w:semiHidden/>
     <w:unhideWhenUsed/>
   </w:style>
   <w:style w:type="table" w:default="1" w:styleId="a1">

--- a/8 семестр/ВКР/черновик.docx
+++ b/8 семестр/ВКР/черновик.docx
@@ -2907,6 +2907,595 @@
         <w:t xml:space="preserve"> — оператор может вручную назначить ПТО в любое время, если это необходимо.</w:t>
       </w:r>
     </w:p>
+    <w:p/>
+    <w:p/>
+    <w:p>
+      <w:pPr>
+        <w:pStyle w:val="1"/>
+      </w:pPr>
+      <w:r>
+        <w:t>Давай разберем это на простом жизненном примере, а потом перейдем к твоей модели.</w:t>
+      </w:r>
+    </w:p>
+    <w:p>
+      <w:r>
+        <w:t>Представь, что ты едешь на машине из Москвы в Питер. У тебя загорелась лампочка: «Замена масла через 50 км».</w:t>
+      </w:r>
+    </w:p>
+    <w:p>
+      <w:pPr>
+        <w:numPr>
+          <w:ilvl w:val="0"/>
+          <w:numId w:val="21"/>
+        </w:numPr>
+      </w:pPr>
+      <w:r>
+        <w:rPr>
+          <w:b/>
+          <w:bCs/>
+        </w:rPr>
+        <w:t>Жесткое ПТО:</w:t>
+      </w:r>
+      <w:r>
+        <w:t xml:space="preserve"> Ты обязан остановиться ровно через 50 км, даже если ты в этот момент на мосту или в глухом лесу. Ты теряешь время.</w:t>
+      </w:r>
+    </w:p>
+    <w:p>
+      <w:pPr>
+        <w:numPr>
+          <w:ilvl w:val="0"/>
+          <w:numId w:val="21"/>
+        </w:numPr>
+      </w:pPr>
+      <w:r>
+        <w:rPr>
+          <w:b/>
+          <w:bCs/>
+        </w:rPr>
+        <w:t>Окно доступности</w:t>
+      </w:r>
+      <w:proofErr w:type="gramStart"/>
+      <w:r>
+        <w:rPr>
+          <w:b/>
+          <w:bCs/>
+        </w:rPr>
+        <w:t>:</w:t>
+      </w:r>
+      <w:r>
+        <w:t xml:space="preserve"> У</w:t>
+      </w:r>
+      <w:proofErr w:type="gramEnd"/>
+      <w:r>
+        <w:t xml:space="preserve"> тебя есть запас. Ты можешь заменить масло в интервале от 40 до 60 км.</w:t>
+      </w:r>
+    </w:p>
+    <w:p>
+      <w:pPr>
+        <w:numPr>
+          <w:ilvl w:val="0"/>
+          <w:numId w:val="21"/>
+        </w:numPr>
+      </w:pPr>
+      <w:r>
+        <w:rPr>
+          <w:b/>
+          <w:bCs/>
+        </w:rPr>
+        <w:t>Твое решение:</w:t>
+      </w:r>
+      <w:r>
+        <w:t xml:space="preserve"> Ты видишь, что через 45 км будет отличная заправка с кафе. Ты заезжаешь туда чуть раньше (оптимизируешь), чтобы совместить замену масла с обедом и не останавливаться лишний раз позже.</w:t>
+      </w:r>
+    </w:p>
+    <w:p>
+      <w:pPr>
+        <w:rPr>
+          <w:b/>
+          <w:bCs/>
+        </w:rPr>
+      </w:pPr>
+      <w:r>
+        <w:rPr>
+          <w:b/>
+          <w:bCs/>
+        </w:rPr>
+        <w:t>Как это работает в твоем дипломе</w:t>
+      </w:r>
+    </w:p>
+    <w:p>
+      <w:r>
+        <w:t xml:space="preserve">В обычных моделях ПТО ставится «по будильнику»: станок отработал 8 часов — стоп на ремонт. Твой </w:t>
+      </w:r>
+      <w:proofErr w:type="spellStart"/>
+      <w:r>
+        <w:t>научрук</w:t>
+      </w:r>
+      <w:proofErr w:type="spellEnd"/>
+      <w:r>
+        <w:t xml:space="preserve"> хочет, чтобы твоя </w:t>
+      </w:r>
+      <w:r>
+        <w:rPr>
+          <w:b/>
+          <w:bCs/>
+        </w:rPr>
+        <w:t>система была умнее</w:t>
+      </w:r>
+      <w:r>
+        <w:t>.</w:t>
+      </w:r>
+    </w:p>
+    <w:p>
+      <w:pPr>
+        <w:rPr>
+          <w:b/>
+          <w:bCs/>
+        </w:rPr>
+      </w:pPr>
+      <w:r>
+        <w:rPr>
+          <w:b/>
+          <w:bCs/>
+        </w:rPr>
+        <w:t>1. Что такое «Окно»?</w:t>
+      </w:r>
+    </w:p>
+    <w:p>
+      <w:r>
+        <w:t>Это временной интервал $[T_{</w:t>
+      </w:r>
+      <w:proofErr w:type="spellStart"/>
+      <w:r>
+        <w:t>start</w:t>
+      </w:r>
+      <w:proofErr w:type="spellEnd"/>
+      <w:r>
+        <w:t>}, T_{</w:t>
+      </w:r>
+      <w:proofErr w:type="spellStart"/>
+      <w:r>
+        <w:t>end</w:t>
+      </w:r>
+      <w:proofErr w:type="spellEnd"/>
+      <w:proofErr w:type="gramStart"/>
+      <w:r>
+        <w:t>}]$</w:t>
+      </w:r>
+      <w:proofErr w:type="gramEnd"/>
+      <w:r>
+        <w:t xml:space="preserve">, внутри которого </w:t>
+      </w:r>
+      <w:r>
+        <w:rPr>
+          <w:b/>
+          <w:bCs/>
+        </w:rPr>
+        <w:t>обязательно</w:t>
+      </w:r>
+      <w:r>
+        <w:t xml:space="preserve"> должно начаться обслуживание.</w:t>
+      </w:r>
+    </w:p>
+    <w:p>
+      <w:r>
+        <w:t>Например:</w:t>
+      </w:r>
+    </w:p>
+    <w:p>
+      <w:pPr>
+        <w:numPr>
+          <w:ilvl w:val="0"/>
+          <w:numId w:val="22"/>
+        </w:numPr>
+      </w:pPr>
+      <w:r>
+        <w:t>Станок может работать без обслуживания максимум 100 минут.</w:t>
+      </w:r>
+    </w:p>
+    <w:p>
+      <w:pPr>
+        <w:numPr>
+          <w:ilvl w:val="0"/>
+          <w:numId w:val="22"/>
+        </w:numPr>
+      </w:pPr>
+      <w:r>
+        <w:t>Но обслуживание можно начать уже после 80 минут работы.</w:t>
+      </w:r>
+    </w:p>
+    <w:p>
+      <w:pPr>
+        <w:numPr>
+          <w:ilvl w:val="0"/>
+          <w:numId w:val="22"/>
+        </w:numPr>
+      </w:pPr>
+      <w:r>
+        <w:t xml:space="preserve">Период с 80-й по 100-ю минуту — это и есть </w:t>
+      </w:r>
+      <w:r>
+        <w:rPr>
+          <w:b/>
+          <w:bCs/>
+        </w:rPr>
+        <w:t>«окно»</w:t>
+      </w:r>
+      <w:r>
+        <w:t>.</w:t>
+      </w:r>
+    </w:p>
+    <w:p>
+      <w:pPr>
+        <w:rPr>
+          <w:b/>
+          <w:bCs/>
+        </w:rPr>
+      </w:pPr>
+      <w:r>
+        <w:rPr>
+          <w:b/>
+          <w:bCs/>
+        </w:rPr>
+        <w:t>2. В чем заключается «Оптимизация»?</w:t>
+      </w:r>
+    </w:p>
+    <w:p>
+      <w:r>
+        <w:lastRenderedPageBreak/>
+        <w:t>Твоя MILP-модель в CPLEX перебирает тысячи вариантов и ищет самый выгодный. У нее есть выбор:</w:t>
+      </w:r>
+    </w:p>
+    <w:p>
+      <w:pPr>
+        <w:numPr>
+          <w:ilvl w:val="0"/>
+          <w:numId w:val="23"/>
+        </w:numPr>
+      </w:pPr>
+      <w:r>
+        <w:rPr>
+          <w:b/>
+          <w:bCs/>
+        </w:rPr>
+        <w:t>Вариант А (ПТО пораньше)</w:t>
+      </w:r>
+      <w:proofErr w:type="gramStart"/>
+      <w:r>
+        <w:rPr>
+          <w:b/>
+          <w:bCs/>
+        </w:rPr>
+        <w:t>:</w:t>
+      </w:r>
+      <w:r>
+        <w:t xml:space="preserve"> На</w:t>
+      </w:r>
+      <w:proofErr w:type="gramEnd"/>
+      <w:r>
+        <w:t xml:space="preserve"> станке лежит пакет из 10 деталей. Если начать делать его сейчас, станок «сломается» (дойдет до лимита времени) на 5-й детали. Придется прерывать пакет.</w:t>
+      </w:r>
+    </w:p>
+    <w:p>
+      <w:pPr>
+        <w:numPr>
+          <w:ilvl w:val="1"/>
+          <w:numId w:val="23"/>
+        </w:numPr>
+      </w:pPr>
+      <w:r>
+        <w:rPr>
+          <w:i/>
+          <w:iCs/>
+        </w:rPr>
+        <w:t>Решение модели:</w:t>
+      </w:r>
+      <w:r>
+        <w:t xml:space="preserve"> Сделать ПТО </w:t>
+      </w:r>
+      <w:r>
+        <w:rPr>
+          <w:b/>
+          <w:bCs/>
+        </w:rPr>
+        <w:t>до</w:t>
+      </w:r>
+      <w:r>
+        <w:t xml:space="preserve"> начала пакета (пораньше), а потом прогнать все 10 деталей без пауз.</w:t>
+      </w:r>
+    </w:p>
+    <w:p>
+      <w:pPr>
+        <w:numPr>
+          <w:ilvl w:val="0"/>
+          <w:numId w:val="23"/>
+        </w:numPr>
+      </w:pPr>
+      <w:r>
+        <w:rPr>
+          <w:b/>
+          <w:bCs/>
+        </w:rPr>
+        <w:t>Вариант Б (ПТО попозже)</w:t>
+      </w:r>
+      <w:proofErr w:type="gramStart"/>
+      <w:r>
+        <w:rPr>
+          <w:b/>
+          <w:bCs/>
+        </w:rPr>
+        <w:t>:</w:t>
+      </w:r>
+      <w:r>
+        <w:t xml:space="preserve"> Наоборот</w:t>
+      </w:r>
+      <w:proofErr w:type="gramEnd"/>
+      <w:r>
+        <w:t>, пакет маленький.</w:t>
+      </w:r>
+    </w:p>
+    <w:p>
+      <w:pPr>
+        <w:numPr>
+          <w:ilvl w:val="1"/>
+          <w:numId w:val="23"/>
+        </w:numPr>
+      </w:pPr>
+      <w:r>
+        <w:rPr>
+          <w:i/>
+          <w:iCs/>
+        </w:rPr>
+        <w:t>Решение модели</w:t>
+      </w:r>
+      <w:proofErr w:type="gramStart"/>
+      <w:r>
+        <w:rPr>
+          <w:i/>
+          <w:iCs/>
+        </w:rPr>
+        <w:t>:</w:t>
+      </w:r>
+      <w:r>
+        <w:t xml:space="preserve"> Сначала</w:t>
+      </w:r>
+      <w:proofErr w:type="gramEnd"/>
+      <w:r>
+        <w:t xml:space="preserve"> доделать пакет, а ПТО сдвинуть к самому краю «окна» (попозже), чтобы станок как можно дольше приносил пользу.</w:t>
+      </w:r>
+    </w:p>
+    <w:p>
+      <w:pPr>
+        <w:rPr>
+          <w:b/>
+          <w:bCs/>
+        </w:rPr>
+      </w:pPr>
+      <w:r>
+        <w:rPr>
+          <w:b/>
+          <w:bCs/>
+        </w:rPr>
+        <w:t>Почему это «фишка» для диплома?</w:t>
+      </w:r>
+    </w:p>
+    <w:p>
+      <w:pPr>
+        <w:numPr>
+          <w:ilvl w:val="0"/>
+          <w:numId w:val="24"/>
+        </w:numPr>
+      </w:pPr>
+      <w:r>
+        <w:rPr>
+          <w:b/>
+          <w:bCs/>
+        </w:rPr>
+        <w:t>Это гибкость:</w:t>
+      </w:r>
+      <w:r>
+        <w:t xml:space="preserve"> Твоя модель учитывает производственный контекст (какие задачи сейчас в очереди), а не просто слепо следует календарю.</w:t>
+      </w:r>
+    </w:p>
+    <w:p>
+      <w:pPr>
+        <w:numPr>
+          <w:ilvl w:val="0"/>
+          <w:numId w:val="24"/>
+        </w:numPr>
+      </w:pPr>
+      <w:r>
+        <w:rPr>
+          <w:b/>
+          <w:bCs/>
+        </w:rPr>
+        <w:t xml:space="preserve">Это минимизация </w:t>
+      </w:r>
+      <w:proofErr w:type="spellStart"/>
+      <w:r>
+        <w:rPr>
+          <w:b/>
+          <w:bCs/>
+        </w:rPr>
+        <w:t>Makespan</w:t>
+      </w:r>
+      <w:proofErr w:type="spellEnd"/>
+      <w:r>
+        <w:rPr>
+          <w:b/>
+          <w:bCs/>
+        </w:rPr>
+        <w:t>:</w:t>
+      </w:r>
+      <w:r>
+        <w:t xml:space="preserve"> Общее время работы сокращается, потому что пакеты заданий не разрываются глупыми паузами на ремонт.</w:t>
+      </w:r>
+    </w:p>
+    <w:p>
+      <w:pPr>
+        <w:numPr>
+          <w:ilvl w:val="0"/>
+          <w:numId w:val="24"/>
+        </w:numPr>
+      </w:pPr>
+      <w:r>
+        <w:rPr>
+          <w:b/>
+          <w:bCs/>
+        </w:rPr>
+        <w:t>Это реально запрограммировать:</w:t>
+      </w:r>
+      <w:r>
+        <w:t xml:space="preserve"> В CPLEX это описывается парой неравенств (ограничений), где переменная «время начала ПТО» находится между двумя значениями.</w:t>
+      </w:r>
+    </w:p>
+    <w:p>
+      <w:pPr>
+        <w:rPr>
+          <w:b/>
+          <w:bCs/>
+        </w:rPr>
+      </w:pPr>
+      <w:r>
+        <w:rPr>
+          <w:b/>
+          <w:bCs/>
+        </w:rPr>
+        <w:t>Как это будет выглядеть в логике MILP (для понимания):</w:t>
+      </w:r>
+    </w:p>
+    <w:p>
+      <w:r>
+        <w:t>Для каждого интервала обслуживания $i$ ты задаешь:</w:t>
+      </w:r>
+    </w:p>
+    <w:p>
+      <w:pPr>
+        <w:numPr>
+          <w:ilvl w:val="0"/>
+          <w:numId w:val="25"/>
+        </w:numPr>
+      </w:pPr>
+      <w:r>
+        <w:t>$</w:t>
+      </w:r>
+      <w:proofErr w:type="spellStart"/>
+      <w:r>
+        <w:t>S_i</w:t>
+      </w:r>
+      <w:proofErr w:type="spellEnd"/>
+      <w:r>
+        <w:t>$ — время начала ПТО (это переменная, которую ищет программа).</w:t>
+      </w:r>
+    </w:p>
+    <w:p>
+      <w:pPr>
+        <w:numPr>
+          <w:ilvl w:val="0"/>
+          <w:numId w:val="25"/>
+        </w:numPr>
+      </w:pPr>
+      <w:r>
+        <w:t>$</w:t>
+      </w:r>
+      <w:proofErr w:type="spellStart"/>
+      <w:r>
+        <w:t>Earliest</w:t>
+      </w:r>
+      <w:proofErr w:type="spellEnd"/>
+      <w:r>
+        <w:t>\_</w:t>
+      </w:r>
+      <w:proofErr w:type="spellStart"/>
+      <w:r>
+        <w:t>S_i</w:t>
+      </w:r>
+      <w:proofErr w:type="spellEnd"/>
+      <w:r>
+        <w:t>$ — самое раннее время (левая граница окна).</w:t>
+      </w:r>
+    </w:p>
+    <w:p>
+      <w:pPr>
+        <w:numPr>
+          <w:ilvl w:val="0"/>
+          <w:numId w:val="25"/>
+        </w:numPr>
+      </w:pPr>
+      <w:r>
+        <w:t>$</w:t>
+      </w:r>
+      <w:proofErr w:type="spellStart"/>
+      <w:r>
+        <w:t>Latest</w:t>
+      </w:r>
+      <w:proofErr w:type="spellEnd"/>
+      <w:r>
+        <w:t>\_</w:t>
+      </w:r>
+      <w:proofErr w:type="spellStart"/>
+      <w:r>
+        <w:t>S_i</w:t>
+      </w:r>
+      <w:proofErr w:type="spellEnd"/>
+      <w:r>
+        <w:t>$ — самое позднее время (правая граница окна).</w:t>
+      </w:r>
+    </w:p>
+    <w:p>
+      <w:pPr>
+        <w:rPr>
+          <w:lang w:val="en-US"/>
+        </w:rPr>
+      </w:pPr>
+      <w:r>
+        <w:rPr>
+          <w:b/>
+          <w:bCs/>
+        </w:rPr>
+        <w:t>Условие</w:t>
+      </w:r>
+      <w:r>
+        <w:rPr>
+          <w:b/>
+          <w:bCs/>
+          <w:lang w:val="en-US"/>
+        </w:rPr>
+        <w:t>:</w:t>
+      </w:r>
+      <w:r>
+        <w:rPr>
+          <w:lang w:val="en-US"/>
+        </w:rPr>
+        <w:t xml:space="preserve"> $Earliest\_S_i \le S_i \le Latest\_S_i$.</w:t>
+      </w:r>
+    </w:p>
+    <w:p>
+      <w:r>
+        <w:t>Программа сама «двигает» $</w:t>
+      </w:r>
+      <w:proofErr w:type="spellStart"/>
+      <w:r>
+        <w:t>S_i</w:t>
+      </w:r>
+      <w:proofErr w:type="spellEnd"/>
+      <w:r>
+        <w:t>$ туда-сюда внутри этих границ, чтобы общая длительность всех работ была минимальной.</w:t>
+      </w:r>
+    </w:p>
+    <w:p>
+      <w:r>
+        <w:rPr>
+          <w:b/>
+          <w:bCs/>
+        </w:rPr>
+        <w:t>Теперь понятно, почему это круче, чем просто «ремонт раз в 2 часа»?</w:t>
+      </w:r>
+      <w:r>
+        <w:t xml:space="preserve"> Ты даешь программе право выбора, и этот выбор экономит время заводу.</w:t>
+      </w:r>
+    </w:p>
+    <w:p/>
     <w:p>
       <w:pPr>
         <w:ind w:firstLine="0"/>
@@ -3187,6 +3776,268 @@
     </w:lvl>
   </w:abstractNum>
   <w:abstractNum w:abstractNumId="2" w15:restartNumberingAfterBreak="0">
+    <w:nsid w:val="0AD126E6"/>
+    <w:multiLevelType w:val="multilevel"/>
+    <w:tmpl w:val="E13432D0"/>
+    <w:lvl w:ilvl="0">
+      <w:start w:val="1"/>
+      <w:numFmt w:val="decimal"/>
+      <w:lvlText w:val="%1."/>
+      <w:lvlJc w:val="left"/>
+      <w:pPr>
+        <w:tabs>
+          <w:tab w:val="num" w:pos="720"/>
+        </w:tabs>
+        <w:ind w:left="720" w:hanging="360"/>
+      </w:pPr>
+    </w:lvl>
+    <w:lvl w:ilvl="1" w:tentative="1">
+      <w:start w:val="1"/>
+      <w:numFmt w:val="decimal"/>
+      <w:lvlText w:val="%2."/>
+      <w:lvlJc w:val="left"/>
+      <w:pPr>
+        <w:tabs>
+          <w:tab w:val="num" w:pos="1440"/>
+        </w:tabs>
+        <w:ind w:left="1440" w:hanging="360"/>
+      </w:pPr>
+    </w:lvl>
+    <w:lvl w:ilvl="2" w:tentative="1">
+      <w:start w:val="1"/>
+      <w:numFmt w:val="decimal"/>
+      <w:lvlText w:val="%3."/>
+      <w:lvlJc w:val="left"/>
+      <w:pPr>
+        <w:tabs>
+          <w:tab w:val="num" w:pos="2160"/>
+        </w:tabs>
+        <w:ind w:left="2160" w:hanging="360"/>
+      </w:pPr>
+    </w:lvl>
+    <w:lvl w:ilvl="3" w:tentative="1">
+      <w:start w:val="1"/>
+      <w:numFmt w:val="decimal"/>
+      <w:lvlText w:val="%4."/>
+      <w:lvlJc w:val="left"/>
+      <w:pPr>
+        <w:tabs>
+          <w:tab w:val="num" w:pos="2880"/>
+        </w:tabs>
+        <w:ind w:left="2880" w:hanging="360"/>
+      </w:pPr>
+    </w:lvl>
+    <w:lvl w:ilvl="4" w:tentative="1">
+      <w:start w:val="1"/>
+      <w:numFmt w:val="decimal"/>
+      <w:lvlText w:val="%5."/>
+      <w:lvlJc w:val="left"/>
+      <w:pPr>
+        <w:tabs>
+          <w:tab w:val="num" w:pos="3600"/>
+        </w:tabs>
+        <w:ind w:left="3600" w:hanging="360"/>
+      </w:pPr>
+    </w:lvl>
+    <w:lvl w:ilvl="5" w:tentative="1">
+      <w:start w:val="1"/>
+      <w:numFmt w:val="decimal"/>
+      <w:lvlText w:val="%6."/>
+      <w:lvlJc w:val="left"/>
+      <w:pPr>
+        <w:tabs>
+          <w:tab w:val="num" w:pos="4320"/>
+        </w:tabs>
+        <w:ind w:left="4320" w:hanging="360"/>
+      </w:pPr>
+    </w:lvl>
+    <w:lvl w:ilvl="6" w:tentative="1">
+      <w:start w:val="1"/>
+      <w:numFmt w:val="decimal"/>
+      <w:lvlText w:val="%7."/>
+      <w:lvlJc w:val="left"/>
+      <w:pPr>
+        <w:tabs>
+          <w:tab w:val="num" w:pos="5040"/>
+        </w:tabs>
+        <w:ind w:left="5040" w:hanging="360"/>
+      </w:pPr>
+    </w:lvl>
+    <w:lvl w:ilvl="7" w:tentative="1">
+      <w:start w:val="1"/>
+      <w:numFmt w:val="decimal"/>
+      <w:lvlText w:val="%8."/>
+      <w:lvlJc w:val="left"/>
+      <w:pPr>
+        <w:tabs>
+          <w:tab w:val="num" w:pos="5760"/>
+        </w:tabs>
+        <w:ind w:left="5760" w:hanging="360"/>
+      </w:pPr>
+    </w:lvl>
+    <w:lvl w:ilvl="8" w:tentative="1">
+      <w:start w:val="1"/>
+      <w:numFmt w:val="decimal"/>
+      <w:lvlText w:val="%9."/>
+      <w:lvlJc w:val="left"/>
+      <w:pPr>
+        <w:tabs>
+          <w:tab w:val="num" w:pos="6480"/>
+        </w:tabs>
+        <w:ind w:left="6480" w:hanging="360"/>
+      </w:pPr>
+    </w:lvl>
+  </w:abstractNum>
+  <w:abstractNum w:abstractNumId="3" w15:restartNumberingAfterBreak="0">
+    <w:nsid w:val="18D84DA5"/>
+    <w:multiLevelType w:val="multilevel"/>
+    <w:tmpl w:val="D402EB6A"/>
+    <w:lvl w:ilvl="0">
+      <w:start w:val="1"/>
+      <w:numFmt w:val="bullet"/>
+      <w:lvlText w:val=""/>
+      <w:lvlJc w:val="left"/>
+      <w:pPr>
+        <w:tabs>
+          <w:tab w:val="num" w:pos="720"/>
+        </w:tabs>
+        <w:ind w:left="720" w:hanging="360"/>
+      </w:pPr>
+      <w:rPr>
+        <w:rFonts w:ascii="Symbol" w:hAnsi="Symbol" w:hint="default"/>
+        <w:sz w:val="20"/>
+      </w:rPr>
+    </w:lvl>
+    <w:lvl w:ilvl="1">
+      <w:start w:val="1"/>
+      <w:numFmt w:val="bullet"/>
+      <w:lvlText w:val="o"/>
+      <w:lvlJc w:val="left"/>
+      <w:pPr>
+        <w:tabs>
+          <w:tab w:val="num" w:pos="1440"/>
+        </w:tabs>
+        <w:ind w:left="1440" w:hanging="360"/>
+      </w:pPr>
+      <w:rPr>
+        <w:rFonts w:ascii="Courier New" w:hAnsi="Courier New" w:hint="default"/>
+        <w:sz w:val="20"/>
+      </w:rPr>
+    </w:lvl>
+    <w:lvl w:ilvl="2" w:tentative="1">
+      <w:start w:val="1"/>
+      <w:numFmt w:val="bullet"/>
+      <w:lvlText w:val=""/>
+      <w:lvlJc w:val="left"/>
+      <w:pPr>
+        <w:tabs>
+          <w:tab w:val="num" w:pos="2160"/>
+        </w:tabs>
+        <w:ind w:left="2160" w:hanging="360"/>
+      </w:pPr>
+      <w:rPr>
+        <w:rFonts w:ascii="Wingdings" w:hAnsi="Wingdings" w:hint="default"/>
+        <w:sz w:val="20"/>
+      </w:rPr>
+    </w:lvl>
+    <w:lvl w:ilvl="3" w:tentative="1">
+      <w:start w:val="1"/>
+      <w:numFmt w:val="bullet"/>
+      <w:lvlText w:val=""/>
+      <w:lvlJc w:val="left"/>
+      <w:pPr>
+        <w:tabs>
+          <w:tab w:val="num" w:pos="2880"/>
+        </w:tabs>
+        <w:ind w:left="2880" w:hanging="360"/>
+      </w:pPr>
+      <w:rPr>
+        <w:rFonts w:ascii="Wingdings" w:hAnsi="Wingdings" w:hint="default"/>
+        <w:sz w:val="20"/>
+      </w:rPr>
+    </w:lvl>
+    <w:lvl w:ilvl="4" w:tentative="1">
+      <w:start w:val="1"/>
+      <w:numFmt w:val="bullet"/>
+      <w:lvlText w:val=""/>
+      <w:lvlJc w:val="left"/>
+      <w:pPr>
+        <w:tabs>
+          <w:tab w:val="num" w:pos="3600"/>
+        </w:tabs>
+        <w:ind w:left="3600" w:hanging="360"/>
+      </w:pPr>
+      <w:rPr>
+        <w:rFonts w:ascii="Wingdings" w:hAnsi="Wingdings" w:hint="default"/>
+        <w:sz w:val="20"/>
+      </w:rPr>
+    </w:lvl>
+    <w:lvl w:ilvl="5" w:tentative="1">
+      <w:start w:val="1"/>
+      <w:numFmt w:val="bullet"/>
+      <w:lvlText w:val=""/>
+      <w:lvlJc w:val="left"/>
+      <w:pPr>
+        <w:tabs>
+          <w:tab w:val="num" w:pos="4320"/>
+        </w:tabs>
+        <w:ind w:left="4320" w:hanging="360"/>
+      </w:pPr>
+      <w:rPr>
+        <w:rFonts w:ascii="Wingdings" w:hAnsi="Wingdings" w:hint="default"/>
+        <w:sz w:val="20"/>
+      </w:rPr>
+    </w:lvl>
+    <w:lvl w:ilvl="6" w:tentative="1">
+      <w:start w:val="1"/>
+      <w:numFmt w:val="bullet"/>
+      <w:lvlText w:val=""/>
+      <w:lvlJc w:val="left"/>
+      <w:pPr>
+        <w:tabs>
+          <w:tab w:val="num" w:pos="5040"/>
+        </w:tabs>
+        <w:ind w:left="5040" w:hanging="360"/>
+      </w:pPr>
+      <w:rPr>
+        <w:rFonts w:ascii="Wingdings" w:hAnsi="Wingdings" w:hint="default"/>
+        <w:sz w:val="20"/>
+      </w:rPr>
+    </w:lvl>
+    <w:lvl w:ilvl="7" w:tentative="1">
+      <w:start w:val="1"/>
+      <w:numFmt w:val="bullet"/>
+      <w:lvlText w:val=""/>
+      <w:lvlJc w:val="left"/>
+      <w:pPr>
+        <w:tabs>
+          <w:tab w:val="num" w:pos="5760"/>
+        </w:tabs>
+        <w:ind w:left="5760" w:hanging="360"/>
+      </w:pPr>
+      <w:rPr>
+        <w:rFonts w:ascii="Wingdings" w:hAnsi="Wingdings" w:hint="default"/>
+        <w:sz w:val="20"/>
+      </w:rPr>
+    </w:lvl>
+    <w:lvl w:ilvl="8" w:tentative="1">
+      <w:start w:val="1"/>
+      <w:numFmt w:val="bullet"/>
+      <w:lvlText w:val=""/>
+      <w:lvlJc w:val="left"/>
+      <w:pPr>
+        <w:tabs>
+          <w:tab w:val="num" w:pos="6480"/>
+        </w:tabs>
+        <w:ind w:left="6480" w:hanging="360"/>
+      </w:pPr>
+      <w:rPr>
+        <w:rFonts w:ascii="Wingdings" w:hAnsi="Wingdings" w:hint="default"/>
+        <w:sz w:val="20"/>
+      </w:rPr>
+    </w:lvl>
+  </w:abstractNum>
+  <w:abstractNum w:abstractNumId="4" w15:restartNumberingAfterBreak="0">
     <w:nsid w:val="222B7F02"/>
     <w:multiLevelType w:val="hybridMultilevel"/>
     <w:tmpl w:val="7D56A922"/>
@@ -3299,7 +4150,7 @@
       </w:rPr>
     </w:lvl>
   </w:abstractNum>
-  <w:abstractNum w:abstractNumId="3" w15:restartNumberingAfterBreak="0">
+  <w:abstractNum w:abstractNumId="5" w15:restartNumberingAfterBreak="0">
     <w:nsid w:val="29654648"/>
     <w:multiLevelType w:val="multilevel"/>
     <w:tmpl w:val="0F580E26"/>
@@ -3448,7 +4299,7 @@
       </w:rPr>
     </w:lvl>
   </w:abstractNum>
-  <w:abstractNum w:abstractNumId="4" w15:restartNumberingAfterBreak="0">
+  <w:abstractNum w:abstractNumId="6" w15:restartNumberingAfterBreak="0">
     <w:nsid w:val="2A0547FB"/>
     <w:multiLevelType w:val="multilevel"/>
     <w:tmpl w:val="635650AA"/>
@@ -3597,7 +4448,7 @@
       </w:rPr>
     </w:lvl>
   </w:abstractNum>
-  <w:abstractNum w:abstractNumId="5" w15:restartNumberingAfterBreak="0">
+  <w:abstractNum w:abstractNumId="7" w15:restartNumberingAfterBreak="0">
     <w:nsid w:val="2D931D8F"/>
     <w:multiLevelType w:val="multilevel"/>
     <w:tmpl w:val="77F0AFFA"/>
@@ -3746,7 +4597,7 @@
       </w:rPr>
     </w:lvl>
   </w:abstractNum>
-  <w:abstractNum w:abstractNumId="6" w15:restartNumberingAfterBreak="0">
+  <w:abstractNum w:abstractNumId="8" w15:restartNumberingAfterBreak="0">
     <w:nsid w:val="2EB33ADE"/>
     <w:multiLevelType w:val="multilevel"/>
     <w:tmpl w:val="2C46CD96"/>
@@ -3859,7 +4710,156 @@
       </w:pPr>
     </w:lvl>
   </w:abstractNum>
-  <w:abstractNum w:abstractNumId="7" w15:restartNumberingAfterBreak="0">
+  <w:abstractNum w:abstractNumId="9" w15:restartNumberingAfterBreak="0">
+    <w:nsid w:val="34C93212"/>
+    <w:multiLevelType w:val="multilevel"/>
+    <w:tmpl w:val="2AEE562A"/>
+    <w:lvl w:ilvl="0">
+      <w:start w:val="1"/>
+      <w:numFmt w:val="bullet"/>
+      <w:lvlText w:val=""/>
+      <w:lvlJc w:val="left"/>
+      <w:pPr>
+        <w:tabs>
+          <w:tab w:val="num" w:pos="720"/>
+        </w:tabs>
+        <w:ind w:left="720" w:hanging="360"/>
+      </w:pPr>
+      <w:rPr>
+        <w:rFonts w:ascii="Symbol" w:hAnsi="Symbol" w:hint="default"/>
+        <w:sz w:val="20"/>
+      </w:rPr>
+    </w:lvl>
+    <w:lvl w:ilvl="1" w:tentative="1">
+      <w:start w:val="1"/>
+      <w:numFmt w:val="bullet"/>
+      <w:lvlText w:val="o"/>
+      <w:lvlJc w:val="left"/>
+      <w:pPr>
+        <w:tabs>
+          <w:tab w:val="num" w:pos="1440"/>
+        </w:tabs>
+        <w:ind w:left="1440" w:hanging="360"/>
+      </w:pPr>
+      <w:rPr>
+        <w:rFonts w:ascii="Courier New" w:hAnsi="Courier New" w:hint="default"/>
+        <w:sz w:val="20"/>
+      </w:rPr>
+    </w:lvl>
+    <w:lvl w:ilvl="2" w:tentative="1">
+      <w:start w:val="1"/>
+      <w:numFmt w:val="bullet"/>
+      <w:lvlText w:val=""/>
+      <w:lvlJc w:val="left"/>
+      <w:pPr>
+        <w:tabs>
+          <w:tab w:val="num" w:pos="2160"/>
+        </w:tabs>
+        <w:ind w:left="2160" w:hanging="360"/>
+      </w:pPr>
+      <w:rPr>
+        <w:rFonts w:ascii="Wingdings" w:hAnsi="Wingdings" w:hint="default"/>
+        <w:sz w:val="20"/>
+      </w:rPr>
+    </w:lvl>
+    <w:lvl w:ilvl="3" w:tentative="1">
+      <w:start w:val="1"/>
+      <w:numFmt w:val="bullet"/>
+      <w:lvlText w:val=""/>
+      <w:lvlJc w:val="left"/>
+      <w:pPr>
+        <w:tabs>
+          <w:tab w:val="num" w:pos="2880"/>
+        </w:tabs>
+        <w:ind w:left="2880" w:hanging="360"/>
+      </w:pPr>
+      <w:rPr>
+        <w:rFonts w:ascii="Wingdings" w:hAnsi="Wingdings" w:hint="default"/>
+        <w:sz w:val="20"/>
+      </w:rPr>
+    </w:lvl>
+    <w:lvl w:ilvl="4" w:tentative="1">
+      <w:start w:val="1"/>
+      <w:numFmt w:val="bullet"/>
+      <w:lvlText w:val=""/>
+      <w:lvlJc w:val="left"/>
+      <w:pPr>
+        <w:tabs>
+          <w:tab w:val="num" w:pos="3600"/>
+        </w:tabs>
+        <w:ind w:left="3600" w:hanging="360"/>
+      </w:pPr>
+      <w:rPr>
+        <w:rFonts w:ascii="Wingdings" w:hAnsi="Wingdings" w:hint="default"/>
+        <w:sz w:val="20"/>
+      </w:rPr>
+    </w:lvl>
+    <w:lvl w:ilvl="5" w:tentative="1">
+      <w:start w:val="1"/>
+      <w:numFmt w:val="bullet"/>
+      <w:lvlText w:val=""/>
+      <w:lvlJc w:val="left"/>
+      <w:pPr>
+        <w:tabs>
+          <w:tab w:val="num" w:pos="4320"/>
+        </w:tabs>
+        <w:ind w:left="4320" w:hanging="360"/>
+      </w:pPr>
+      <w:rPr>
+        <w:rFonts w:ascii="Wingdings" w:hAnsi="Wingdings" w:hint="default"/>
+        <w:sz w:val="20"/>
+      </w:rPr>
+    </w:lvl>
+    <w:lvl w:ilvl="6" w:tentative="1">
+      <w:start w:val="1"/>
+      <w:numFmt w:val="bullet"/>
+      <w:lvlText w:val=""/>
+      <w:lvlJc w:val="left"/>
+      <w:pPr>
+        <w:tabs>
+          <w:tab w:val="num" w:pos="5040"/>
+        </w:tabs>
+        <w:ind w:left="5040" w:hanging="360"/>
+      </w:pPr>
+      <w:rPr>
+        <w:rFonts w:ascii="Wingdings" w:hAnsi="Wingdings" w:hint="default"/>
+        <w:sz w:val="20"/>
+      </w:rPr>
+    </w:lvl>
+    <w:lvl w:ilvl="7" w:tentative="1">
+      <w:start w:val="1"/>
+      <w:numFmt w:val="bullet"/>
+      <w:lvlText w:val=""/>
+      <w:lvlJc w:val="left"/>
+      <w:pPr>
+        <w:tabs>
+          <w:tab w:val="num" w:pos="5760"/>
+        </w:tabs>
+        <w:ind w:left="5760" w:hanging="360"/>
+      </w:pPr>
+      <w:rPr>
+        <w:rFonts w:ascii="Wingdings" w:hAnsi="Wingdings" w:hint="default"/>
+        <w:sz w:val="20"/>
+      </w:rPr>
+    </w:lvl>
+    <w:lvl w:ilvl="8" w:tentative="1">
+      <w:start w:val="1"/>
+      <w:numFmt w:val="bullet"/>
+      <w:lvlText w:val=""/>
+      <w:lvlJc w:val="left"/>
+      <w:pPr>
+        <w:tabs>
+          <w:tab w:val="num" w:pos="6480"/>
+        </w:tabs>
+        <w:ind w:left="6480" w:hanging="360"/>
+      </w:pPr>
+      <w:rPr>
+        <w:rFonts w:ascii="Wingdings" w:hAnsi="Wingdings" w:hint="default"/>
+        <w:sz w:val="20"/>
+      </w:rPr>
+    </w:lvl>
+  </w:abstractNum>
+  <w:abstractNum w:abstractNumId="10" w15:restartNumberingAfterBreak="0">
     <w:nsid w:val="370B5FBF"/>
     <w:multiLevelType w:val="multilevel"/>
     <w:tmpl w:val="D67E3072"/>
@@ -4008,7 +5008,120 @@
       </w:rPr>
     </w:lvl>
   </w:abstractNum>
-  <w:abstractNum w:abstractNumId="8" w15:restartNumberingAfterBreak="0">
+  <w:abstractNum w:abstractNumId="11" w15:restartNumberingAfterBreak="0">
+    <w:nsid w:val="4EEC735F"/>
+    <w:multiLevelType w:val="multilevel"/>
+    <w:tmpl w:val="A9F0F1A2"/>
+    <w:lvl w:ilvl="0">
+      <w:start w:val="1"/>
+      <w:numFmt w:val="decimal"/>
+      <w:lvlText w:val="%1."/>
+      <w:lvlJc w:val="left"/>
+      <w:pPr>
+        <w:tabs>
+          <w:tab w:val="num" w:pos="720"/>
+        </w:tabs>
+        <w:ind w:left="720" w:hanging="360"/>
+      </w:pPr>
+    </w:lvl>
+    <w:lvl w:ilvl="1" w:tentative="1">
+      <w:start w:val="1"/>
+      <w:numFmt w:val="decimal"/>
+      <w:lvlText w:val="%2."/>
+      <w:lvlJc w:val="left"/>
+      <w:pPr>
+        <w:tabs>
+          <w:tab w:val="num" w:pos="1440"/>
+        </w:tabs>
+        <w:ind w:left="1440" w:hanging="360"/>
+      </w:pPr>
+    </w:lvl>
+    <w:lvl w:ilvl="2" w:tentative="1">
+      <w:start w:val="1"/>
+      <w:numFmt w:val="decimal"/>
+      <w:lvlText w:val="%3."/>
+      <w:lvlJc w:val="left"/>
+      <w:pPr>
+        <w:tabs>
+          <w:tab w:val="num" w:pos="2160"/>
+        </w:tabs>
+        <w:ind w:left="2160" w:hanging="360"/>
+      </w:pPr>
+    </w:lvl>
+    <w:lvl w:ilvl="3" w:tentative="1">
+      <w:start w:val="1"/>
+      <w:numFmt w:val="decimal"/>
+      <w:lvlText w:val="%4."/>
+      <w:lvlJc w:val="left"/>
+      <w:pPr>
+        <w:tabs>
+          <w:tab w:val="num" w:pos="2880"/>
+        </w:tabs>
+        <w:ind w:left="2880" w:hanging="360"/>
+      </w:pPr>
+    </w:lvl>
+    <w:lvl w:ilvl="4" w:tentative="1">
+      <w:start w:val="1"/>
+      <w:numFmt w:val="decimal"/>
+      <w:lvlText w:val="%5."/>
+      <w:lvlJc w:val="left"/>
+      <w:pPr>
+        <w:tabs>
+          <w:tab w:val="num" w:pos="3600"/>
+        </w:tabs>
+        <w:ind w:left="3600" w:hanging="360"/>
+      </w:pPr>
+    </w:lvl>
+    <w:lvl w:ilvl="5" w:tentative="1">
+      <w:start w:val="1"/>
+      <w:numFmt w:val="decimal"/>
+      <w:lvlText w:val="%6."/>
+      <w:lvlJc w:val="left"/>
+      <w:pPr>
+        <w:tabs>
+          <w:tab w:val="num" w:pos="4320"/>
+        </w:tabs>
+        <w:ind w:left="4320" w:hanging="360"/>
+      </w:pPr>
+    </w:lvl>
+    <w:lvl w:ilvl="6" w:tentative="1">
+      <w:start w:val="1"/>
+      <w:numFmt w:val="decimal"/>
+      <w:lvlText w:val="%7."/>
+      <w:lvlJc w:val="left"/>
+      <w:pPr>
+        <w:tabs>
+          <w:tab w:val="num" w:pos="5040"/>
+        </w:tabs>
+        <w:ind w:left="5040" w:hanging="360"/>
+      </w:pPr>
+    </w:lvl>
+    <w:lvl w:ilvl="7" w:tentative="1">
+      <w:start w:val="1"/>
+      <w:numFmt w:val="decimal"/>
+      <w:lvlText w:val="%8."/>
+      <w:lvlJc w:val="left"/>
+      <w:pPr>
+        <w:tabs>
+          <w:tab w:val="num" w:pos="5760"/>
+        </w:tabs>
+        <w:ind w:left="5760" w:hanging="360"/>
+      </w:pPr>
+    </w:lvl>
+    <w:lvl w:ilvl="8" w:tentative="1">
+      <w:start w:val="1"/>
+      <w:numFmt w:val="decimal"/>
+      <w:lvlText w:val="%9."/>
+      <w:lvlJc w:val="left"/>
+      <w:pPr>
+        <w:tabs>
+          <w:tab w:val="num" w:pos="6480"/>
+        </w:tabs>
+        <w:ind w:left="6480" w:hanging="360"/>
+      </w:pPr>
+    </w:lvl>
+  </w:abstractNum>
+  <w:abstractNum w:abstractNumId="12" w15:restartNumberingAfterBreak="0">
     <w:nsid w:val="50575467"/>
     <w:multiLevelType w:val="hybridMultilevel"/>
     <w:tmpl w:val="D12E87FE"/>
@@ -4120,7 +5233,7 @@
       </w:rPr>
     </w:lvl>
   </w:abstractNum>
-  <w:abstractNum w:abstractNumId="9" w15:restartNumberingAfterBreak="0">
+  <w:abstractNum w:abstractNumId="13" w15:restartNumberingAfterBreak="0">
     <w:nsid w:val="5202504A"/>
     <w:multiLevelType w:val="multilevel"/>
     <w:tmpl w:val="EB2A6010"/>
@@ -4269,7 +5382,156 @@
       </w:rPr>
     </w:lvl>
   </w:abstractNum>
-  <w:abstractNum w:abstractNumId="10" w15:restartNumberingAfterBreak="0">
+  <w:abstractNum w:abstractNumId="14" w15:restartNumberingAfterBreak="0">
+    <w:nsid w:val="54DD7499"/>
+    <w:multiLevelType w:val="multilevel"/>
+    <w:tmpl w:val="BA9EE9E0"/>
+    <w:lvl w:ilvl="0">
+      <w:start w:val="1"/>
+      <w:numFmt w:val="bullet"/>
+      <w:lvlText w:val=""/>
+      <w:lvlJc w:val="left"/>
+      <w:pPr>
+        <w:tabs>
+          <w:tab w:val="num" w:pos="720"/>
+        </w:tabs>
+        <w:ind w:left="720" w:hanging="360"/>
+      </w:pPr>
+      <w:rPr>
+        <w:rFonts w:ascii="Symbol" w:hAnsi="Symbol" w:hint="default"/>
+        <w:sz w:val="20"/>
+      </w:rPr>
+    </w:lvl>
+    <w:lvl w:ilvl="1" w:tentative="1">
+      <w:start w:val="1"/>
+      <w:numFmt w:val="bullet"/>
+      <w:lvlText w:val="o"/>
+      <w:lvlJc w:val="left"/>
+      <w:pPr>
+        <w:tabs>
+          <w:tab w:val="num" w:pos="1440"/>
+        </w:tabs>
+        <w:ind w:left="1440" w:hanging="360"/>
+      </w:pPr>
+      <w:rPr>
+        <w:rFonts w:ascii="Courier New" w:hAnsi="Courier New" w:hint="default"/>
+        <w:sz w:val="20"/>
+      </w:rPr>
+    </w:lvl>
+    <w:lvl w:ilvl="2" w:tentative="1">
+      <w:start w:val="1"/>
+      <w:numFmt w:val="bullet"/>
+      <w:lvlText w:val=""/>
+      <w:lvlJc w:val="left"/>
+      <w:pPr>
+        <w:tabs>
+          <w:tab w:val="num" w:pos="2160"/>
+        </w:tabs>
+        <w:ind w:left="2160" w:hanging="360"/>
+      </w:pPr>
+      <w:rPr>
+        <w:rFonts w:ascii="Wingdings" w:hAnsi="Wingdings" w:hint="default"/>
+        <w:sz w:val="20"/>
+      </w:rPr>
+    </w:lvl>
+    <w:lvl w:ilvl="3" w:tentative="1">
+      <w:start w:val="1"/>
+      <w:numFmt w:val="bullet"/>
+      <w:lvlText w:val=""/>
+      <w:lvlJc w:val="left"/>
+      <w:pPr>
+        <w:tabs>
+          <w:tab w:val="num" w:pos="2880"/>
+        </w:tabs>
+        <w:ind w:left="2880" w:hanging="360"/>
+      </w:pPr>
+      <w:rPr>
+        <w:rFonts w:ascii="Wingdings" w:hAnsi="Wingdings" w:hint="default"/>
+        <w:sz w:val="20"/>
+      </w:rPr>
+    </w:lvl>
+    <w:lvl w:ilvl="4" w:tentative="1">
+      <w:start w:val="1"/>
+      <w:numFmt w:val="bullet"/>
+      <w:lvlText w:val=""/>
+      <w:lvlJc w:val="left"/>
+      <w:pPr>
+        <w:tabs>
+          <w:tab w:val="num" w:pos="3600"/>
+        </w:tabs>
+        <w:ind w:left="3600" w:hanging="360"/>
+      </w:pPr>
+      <w:rPr>
+        <w:rFonts w:ascii="Wingdings" w:hAnsi="Wingdings" w:hint="default"/>
+        <w:sz w:val="20"/>
+      </w:rPr>
+    </w:lvl>
+    <w:lvl w:ilvl="5" w:tentative="1">
+      <w:start w:val="1"/>
+      <w:numFmt w:val="bullet"/>
+      <w:lvlText w:val=""/>
+      <w:lvlJc w:val="left"/>
+      <w:pPr>
+        <w:tabs>
+          <w:tab w:val="num" w:pos="4320"/>
+        </w:tabs>
+        <w:ind w:left="4320" w:hanging="360"/>
+      </w:pPr>
+      <w:rPr>
+        <w:rFonts w:ascii="Wingdings" w:hAnsi="Wingdings" w:hint="default"/>
+        <w:sz w:val="20"/>
+      </w:rPr>
+    </w:lvl>
+    <w:lvl w:ilvl="6" w:tentative="1">
+      <w:start w:val="1"/>
+      <w:numFmt w:val="bullet"/>
+      <w:lvlText w:val=""/>
+      <w:lvlJc w:val="left"/>
+      <w:pPr>
+        <w:tabs>
+          <w:tab w:val="num" w:pos="5040"/>
+        </w:tabs>
+        <w:ind w:left="5040" w:hanging="360"/>
+      </w:pPr>
+      <w:rPr>
+        <w:rFonts w:ascii="Wingdings" w:hAnsi="Wingdings" w:hint="default"/>
+        <w:sz w:val="20"/>
+      </w:rPr>
+    </w:lvl>
+    <w:lvl w:ilvl="7" w:tentative="1">
+      <w:start w:val="1"/>
+      <w:numFmt w:val="bullet"/>
+      <w:lvlText w:val=""/>
+      <w:lvlJc w:val="left"/>
+      <w:pPr>
+        <w:tabs>
+          <w:tab w:val="num" w:pos="5760"/>
+        </w:tabs>
+        <w:ind w:left="5760" w:hanging="360"/>
+      </w:pPr>
+      <w:rPr>
+        <w:rFonts w:ascii="Wingdings" w:hAnsi="Wingdings" w:hint="default"/>
+        <w:sz w:val="20"/>
+      </w:rPr>
+    </w:lvl>
+    <w:lvl w:ilvl="8" w:tentative="1">
+      <w:start w:val="1"/>
+      <w:numFmt w:val="bullet"/>
+      <w:lvlText w:val=""/>
+      <w:lvlJc w:val="left"/>
+      <w:pPr>
+        <w:tabs>
+          <w:tab w:val="num" w:pos="6480"/>
+        </w:tabs>
+        <w:ind w:left="6480" w:hanging="360"/>
+      </w:pPr>
+      <w:rPr>
+        <w:rFonts w:ascii="Wingdings" w:hAnsi="Wingdings" w:hint="default"/>
+        <w:sz w:val="20"/>
+      </w:rPr>
+    </w:lvl>
+  </w:abstractNum>
+  <w:abstractNum w:abstractNumId="15" w15:restartNumberingAfterBreak="0">
     <w:nsid w:val="54E76232"/>
     <w:multiLevelType w:val="hybridMultilevel"/>
     <w:tmpl w:val="C73E147A"/>
@@ -4382,7 +5644,7 @@
       </w:rPr>
     </w:lvl>
   </w:abstractNum>
-  <w:abstractNum w:abstractNumId="11" w15:restartNumberingAfterBreak="0">
+  <w:abstractNum w:abstractNumId="16" w15:restartNumberingAfterBreak="0">
     <w:nsid w:val="5A291646"/>
     <w:multiLevelType w:val="multilevel"/>
     <w:tmpl w:val="85D85740"/>
@@ -4531,7 +5793,7 @@
       </w:rPr>
     </w:lvl>
   </w:abstractNum>
-  <w:abstractNum w:abstractNumId="12" w15:restartNumberingAfterBreak="0">
+  <w:abstractNum w:abstractNumId="17" w15:restartNumberingAfterBreak="0">
     <w:nsid w:val="5AE55C24"/>
     <w:multiLevelType w:val="hybridMultilevel"/>
     <w:tmpl w:val="32E62A48"/>
@@ -4644,7 +5906,7 @@
       </w:rPr>
     </w:lvl>
   </w:abstractNum>
-  <w:abstractNum w:abstractNumId="13" w15:restartNumberingAfterBreak="0">
+  <w:abstractNum w:abstractNumId="18" w15:restartNumberingAfterBreak="0">
     <w:nsid w:val="612473E7"/>
     <w:multiLevelType w:val="multilevel"/>
     <w:tmpl w:val="6D4A15AC"/>
@@ -4793,7 +6055,7 @@
       </w:rPr>
     </w:lvl>
   </w:abstractNum>
-  <w:abstractNum w:abstractNumId="14" w15:restartNumberingAfterBreak="0">
+  <w:abstractNum w:abstractNumId="19" w15:restartNumberingAfterBreak="0">
     <w:nsid w:val="63C82B67"/>
     <w:multiLevelType w:val="multilevel"/>
     <w:tmpl w:val="71F6675A"/>
@@ -4942,7 +6204,7 @@
       </w:rPr>
     </w:lvl>
   </w:abstractNum>
-  <w:abstractNum w:abstractNumId="15" w15:restartNumberingAfterBreak="0">
+  <w:abstractNum w:abstractNumId="20" w15:restartNumberingAfterBreak="0">
     <w:nsid w:val="676013BF"/>
     <w:multiLevelType w:val="multilevel"/>
     <w:tmpl w:val="88FEFEE8"/>
@@ -5091,7 +6353,7 @@
       </w:rPr>
     </w:lvl>
   </w:abstractNum>
-  <w:abstractNum w:abstractNumId="16" w15:restartNumberingAfterBreak="0">
+  <w:abstractNum w:abstractNumId="21" w15:restartNumberingAfterBreak="0">
     <w:nsid w:val="747D344D"/>
     <w:multiLevelType w:val="multilevel"/>
     <w:tmpl w:val="751A01FA"/>
@@ -5240,7 +6502,7 @@
       </w:rPr>
     </w:lvl>
   </w:abstractNum>
-  <w:abstractNum w:abstractNumId="17" w15:restartNumberingAfterBreak="0">
+  <w:abstractNum w:abstractNumId="22" w15:restartNumberingAfterBreak="0">
     <w:nsid w:val="7B2870FD"/>
     <w:multiLevelType w:val="multilevel"/>
     <w:tmpl w:val="B5C4A9A0"/>
@@ -5389,7 +6651,7 @@
       </w:rPr>
     </w:lvl>
   </w:abstractNum>
-  <w:abstractNum w:abstractNumId="18" w15:restartNumberingAfterBreak="0">
+  <w:abstractNum w:abstractNumId="23" w15:restartNumberingAfterBreak="0">
     <w:nsid w:val="7B3612B7"/>
     <w:multiLevelType w:val="multilevel"/>
     <w:tmpl w:val="461AE7B8"/>
@@ -5538,7 +6800,7 @@
       </w:rPr>
     </w:lvl>
   </w:abstractNum>
-  <w:abstractNum w:abstractNumId="19" w15:restartNumberingAfterBreak="0">
+  <w:abstractNum w:abstractNumId="24" w15:restartNumberingAfterBreak="0">
     <w:nsid w:val="7E5E30ED"/>
     <w:multiLevelType w:val="multilevel"/>
     <w:tmpl w:val="8078D9A2"/>
@@ -5688,64 +6950,79 @@
     </w:lvl>
   </w:abstractNum>
   <w:num w:numId="1" w16cid:durableId="1910767639">
-    <w:abstractNumId w:val="2"/>
+    <w:abstractNumId w:val="4"/>
   </w:num>
   <w:num w:numId="2" w16cid:durableId="1605764291">
-    <w:abstractNumId w:val="9"/>
+    <w:abstractNumId w:val="13"/>
   </w:num>
   <w:num w:numId="3" w16cid:durableId="1500971700">
+    <w:abstractNumId w:val="20"/>
+  </w:num>
+  <w:num w:numId="4" w16cid:durableId="791092355">
+    <w:abstractNumId w:val="19"/>
+  </w:num>
+  <w:num w:numId="5" w16cid:durableId="1239099907">
+    <w:abstractNumId w:val="24"/>
+  </w:num>
+  <w:num w:numId="6" w16cid:durableId="588193046">
+    <w:abstractNumId w:val="23"/>
+  </w:num>
+  <w:num w:numId="7" w16cid:durableId="751125747">
     <w:abstractNumId w:val="15"/>
   </w:num>
-  <w:num w:numId="4" w16cid:durableId="791092355">
-    <w:abstractNumId w:val="14"/>
+  <w:num w:numId="8" w16cid:durableId="1367636527">
+    <w:abstractNumId w:val="12"/>
   </w:num>
-  <w:num w:numId="5" w16cid:durableId="1239099907">
-    <w:abstractNumId w:val="19"/>
+  <w:num w:numId="9" w16cid:durableId="634405931">
+    <w:abstractNumId w:val="5"/>
   </w:num>
-  <w:num w:numId="6" w16cid:durableId="588193046">
+  <w:num w:numId="10" w16cid:durableId="1504592501">
     <w:abstractNumId w:val="18"/>
   </w:num>
-  <w:num w:numId="7" w16cid:durableId="751125747">
+  <w:num w:numId="11" w16cid:durableId="39019042">
     <w:abstractNumId w:val="10"/>
   </w:num>
-  <w:num w:numId="8" w16cid:durableId="1367636527">
-    <w:abstractNumId w:val="8"/>
+  <w:num w:numId="12" w16cid:durableId="525022816">
+    <w:abstractNumId w:val="21"/>
   </w:num>
-  <w:num w:numId="9" w16cid:durableId="634405931">
-    <w:abstractNumId w:val="3"/>
-  </w:num>
-  <w:num w:numId="10" w16cid:durableId="1504592501">
-    <w:abstractNumId w:val="13"/>
-  </w:num>
-  <w:num w:numId="11" w16cid:durableId="39019042">
+  <w:num w:numId="13" w16cid:durableId="1119567631">
     <w:abstractNumId w:val="7"/>
   </w:num>
-  <w:num w:numId="12" w16cid:durableId="525022816">
-    <w:abstractNumId w:val="16"/>
-  </w:num>
-  <w:num w:numId="13" w16cid:durableId="1119567631">
-    <w:abstractNumId w:val="5"/>
-  </w:num>
   <w:num w:numId="14" w16cid:durableId="1751343269">
-    <w:abstractNumId w:val="17"/>
+    <w:abstractNumId w:val="22"/>
   </w:num>
   <w:num w:numId="15" w16cid:durableId="1267735973">
     <w:abstractNumId w:val="1"/>
   </w:num>
   <w:num w:numId="16" w16cid:durableId="1984653661">
-    <w:abstractNumId w:val="12"/>
+    <w:abstractNumId w:val="17"/>
   </w:num>
   <w:num w:numId="17" w16cid:durableId="1022055851">
     <w:abstractNumId w:val="0"/>
   </w:num>
   <w:num w:numId="18" w16cid:durableId="1619795343">
-    <w:abstractNumId w:val="11"/>
+    <w:abstractNumId w:val="16"/>
   </w:num>
   <w:num w:numId="19" w16cid:durableId="897474283">
+    <w:abstractNumId w:val="8"/>
+  </w:num>
+  <w:num w:numId="20" w16cid:durableId="1937325344">
     <w:abstractNumId w:val="6"/>
   </w:num>
-  <w:num w:numId="20" w16cid:durableId="1937325344">
-    <w:abstractNumId w:val="4"/>
+  <w:num w:numId="21" w16cid:durableId="207378826">
+    <w:abstractNumId w:val="9"/>
+  </w:num>
+  <w:num w:numId="22" w16cid:durableId="2031105614">
+    <w:abstractNumId w:val="14"/>
+  </w:num>
+  <w:num w:numId="23" w16cid:durableId="1960648635">
+    <w:abstractNumId w:val="3"/>
+  </w:num>
+  <w:num w:numId="24" w16cid:durableId="1676178955">
+    <w:abstractNumId w:val="2"/>
+  </w:num>
+  <w:num w:numId="25" w16cid:durableId="843013482">
+    <w:abstractNumId w:val="11"/>
   </w:num>
 </w:numbering>
 </file>

--- a/8 семестр/ВКР/черновик.docx
+++ b/8 семестр/ВКР/черновик.docx
@@ -475,6 +475,7 @@
           <w:b/>
           <w:bCs/>
         </w:rPr>
+        <w:lastRenderedPageBreak/>
         <w:t>Что требует методичка:</w:t>
       </w:r>
       <w:r>
@@ -591,7 +592,7 @@
       </w:pPr>
       <w:r>
         <w:pict w14:anchorId="2F07F88F">
-          <v:rect id="_x0000_i1048" style="width:0;height:1.5pt" o:hralign="center" o:hrstd="t" o:hr="t" fillcolor="#a0a0a0" stroked="f"/>
+          <v:rect id="_x0000_i1025" style="width:0;height:1.5pt" o:hralign="center" o:hrstd="t" o:hr="t" fillcolor="#a0a0a0" stroked="f"/>
         </w:pict>
       </w:r>
     </w:p>
@@ -627,6 +628,7 @@
         <w:pStyle w:val="1"/>
       </w:pPr>
       <w:r>
+        <w:lastRenderedPageBreak/>
         <w:t xml:space="preserve">2.1 Потоки данных? </w:t>
       </w:r>
       <w:r>
@@ -636,6 +638,7 @@
         <w:t>DFD</w:t>
       </w:r>
     </w:p>
+    <w:p/>
     <w:p>
       <w:pPr>
         <w:pStyle w:val="1"/>
@@ -1122,7 +1125,7 @@
     <w:p>
       <w:r>
         <w:pict w14:anchorId="51E6A9CA">
-          <v:rect id="_x0000_i1025" style="width:0;height:1.5pt" o:hralign="center" o:hrstd="t" o:hr="t" fillcolor="#a0a0a0" stroked="f"/>
+          <v:rect id="_x0000_i1026" style="width:0;height:1.5pt" o:hralign="center" o:hrstd="t" o:hr="t" fillcolor="#a0a0a0" stroked="f"/>
         </w:pict>
       </w:r>
     </w:p>
@@ -1162,6 +1165,7 @@
         <w:t>2.3 Архитектура и алгоритм функционирования</w:t>
       </w:r>
     </w:p>
+    <w:p/>
     <w:p>
       <w:pPr>
         <w:pStyle w:val="1"/>
@@ -1214,7 +1218,7 @@
       </w:pPr>
       <w:r>
         <w:pict w14:anchorId="4B47C3CD">
-          <v:rect id="_x0000_i1038" style="width:0;height:1.5pt" o:hralign="center" o:hrstd="t" o:hr="t" fillcolor="#a0a0a0" stroked="f"/>
+          <v:rect id="_x0000_i1027" style="width:0;height:1.5pt" o:hralign="center" o:hrstd="t" o:hr="t" fillcolor="#a0a0a0" stroked="f"/>
         </w:pict>
       </w:r>
     </w:p>
@@ -1774,7 +1778,6 @@
               <w:jc w:val="left"/>
             </w:pPr>
             <w:r>
-              <w:lastRenderedPageBreak/>
               <w:t>Время обработки</w:t>
             </w:r>
           </w:p>
@@ -3284,7 +3287,6 @@
               <w:jc w:val="left"/>
             </w:pPr>
             <w:r>
-              <w:lastRenderedPageBreak/>
               <w:t>Начало обслуживания</w:t>
             </w:r>
           </w:p>
@@ -3971,7 +3973,7 @@
       </w:pPr>
       <w:r>
         <w:pict w14:anchorId="1B2F6B30">
-          <v:rect id="_x0000_i1039" style="width:0;height:1.5pt" o:hralign="center" o:hrstd="t" o:hr="t" fillcolor="#a0a0a0" stroked="f"/>
+          <v:rect id="_x0000_i1028" style="width:0;height:1.5pt" o:hralign="center" o:hrstd="t" o:hr="t" fillcolor="#a0a0a0" stroked="f"/>
         </w:pict>
       </w:r>
     </w:p>
@@ -4127,10 +4129,10 @@
         <w:pStyle w:val="1"/>
       </w:pPr>
       <w:r>
-        <w:lastRenderedPageBreak/>
         <w:t>2.5 Мат модель</w:t>
       </w:r>
     </w:p>
+    <w:p/>
     <w:p>
       <w:pPr>
         <w:spacing w:after="160" w:line="259" w:lineRule="auto"/>
@@ -4212,65 +4214,13 @@
       </w:r>
     </w:p>
     <w:p>
-      <w:pPr>
-        <w:pStyle w:val="a4"/>
-        <w:numPr>
-          <w:ilvl w:val="1"/>
-          <w:numId w:val="5"/>
-        </w:numPr>
-      </w:pPr>
-      <w:r>
-        <w:t xml:space="preserve">Информационная </w:t>
-      </w:r>
-      <w:r>
-        <w:rPr>
-          <w:lang w:val="en-US"/>
-        </w:rPr>
-        <w:t>IDEF</w:t>
-      </w:r>
-      <w:r>
-        <w:t xml:space="preserve">1 </w:t>
-      </w:r>
-      <w:r>
-        <w:t>(</w:t>
-      </w:r>
-      <w:r>
-        <w:rPr>
-          <w:b/>
-          <w:bCs/>
-          <w:color w:val="EE0000"/>
-        </w:rPr>
-        <w:t>нужна ли если нет БД?</w:t>
-      </w:r>
-      <w:r>
-        <w:t>)</w:t>
-      </w:r>
-    </w:p>
-    <w:p>
-      <w:pPr>
-        <w:ind w:firstLine="0"/>
-      </w:pPr>
-    </w:p>
-    <w:p>
       <w:r>
         <w:t>Дополнительно декомпозировать надо?</w:t>
       </w:r>
     </w:p>
     <w:p>
       <w:r>
-        <w:t>Диаграмм</w:t>
-      </w:r>
-      <w:r>
-        <w:t>у</w:t>
-      </w:r>
-      <w:r>
-        <w:t xml:space="preserve"> Чена </w:t>
-      </w:r>
-      <w:r>
-        <w:t>надо</w:t>
-      </w:r>
-      <w:r>
-        <w:t>?</w:t>
+        <w:t>Диаграмму Чена надо?</w:t>
       </w:r>
     </w:p>
     <w:p/>
@@ -4299,19 +4249,23 @@
     </w:p>
     <w:p/>
     <w:p>
-      <w:pPr>
+      <w:r>
+        <w:t xml:space="preserve">Мы точно пользуемся </w:t>
+      </w:r>
+      <w:r>
         <w:rPr>
           <w:lang w:val="en-US"/>
         </w:rPr>
-      </w:pPr>
-      <w:r>
-        <w:t xml:space="preserve">Мы точно пользуемся </w:t>
+        <w:t>IBM</w:t>
+      </w:r>
+      <w:r>
+        <w:t xml:space="preserve"> </w:t>
       </w:r>
       <w:r>
         <w:rPr>
           <w:lang w:val="en-US"/>
         </w:rPr>
-        <w:t>IBM</w:t>
+        <w:t>ILOG</w:t>
       </w:r>
       <w:r>
         <w:t xml:space="preserve"> </w:t>
@@ -4320,7 +4274,18 @@
         <w:rPr>
           <w:lang w:val="en-US"/>
         </w:rPr>
-        <w:t>ILOG</w:t>
+        <w:t>CPLEX</w:t>
+      </w:r>
+    </w:p>
+    <w:p>
+      <w:r>
+        <w:t xml:space="preserve">Если да – то как именно мы с ним работаем? </w:t>
+      </w:r>
+      <w:r>
+        <w:rPr>
+          <w:lang w:val="en-US"/>
+        </w:rPr>
+        <w:t>Optimization</w:t>
       </w:r>
       <w:r>
         <w:t xml:space="preserve"> </w:t>
@@ -4329,23 +4294,7 @@
         <w:rPr>
           <w:lang w:val="en-US"/>
         </w:rPr>
-        <w:t>CPLEX</w:t>
-      </w:r>
-    </w:p>
-    <w:p>
-      <w:pPr>
-        <w:rPr>
-          <w:lang w:val="en-US"/>
-        </w:rPr>
-      </w:pPr>
-      <w:r>
-        <w:t xml:space="preserve">Если да – то как именно мы с ним работаем? </w:t>
-      </w:r>
-      <w:r>
-        <w:rPr>
-          <w:lang w:val="en-US"/>
-        </w:rPr>
-        <w:t>Optimization Studio</w:t>
+        <w:t>Studio</w:t>
       </w:r>
     </w:p>
     <w:p>
@@ -5032,6 +4981,7 @@
               <w:ind w:firstLine="0"/>
             </w:pPr>
             <w:r>
+              <w:lastRenderedPageBreak/>
               <w:t>Количество возможных заданий в пакете</w:t>
             </w:r>
           </w:p>
@@ -8741,6 +8691,7 @@
   <w:style w:type="character" w:default="1" w:styleId="a0">
     <w:name w:val="Default Paragraph Font"/>
     <w:uiPriority w:val="1"/>
+    <w:semiHidden/>
     <w:unhideWhenUsed/>
   </w:style>
   <w:style w:type="table" w:default="1" w:styleId="a1">
